--- a/docassemble/PowerOfAttorneyHealthCare/data/templates/poa_health_care_bilingual_formatted.docx
+++ b/docassemble/PowerOfAttorneyHealthCare/data/templates/poa_health_care_bilingual_formatted.docx
@@ -463,17 +463,8 @@
                 <w:sz w:val="24"/>
                 <w:szCs w:val="24"/>
               </w:rPr>
-              <w:t xml:space="preserve">It is important to put your choice of agent in writing. The written </w:t>
-            </w:r>
-          </w:p>
-          <w:p>
-            <w:pPr>
-              <w:rPr>
-                <w:rFonts w:eastAsia="Verdana"/>
-                <w:sz w:val="24"/>
-                <w:szCs w:val="24"/>
-              </w:rPr>
-            </w:pPr>
+              <w:t xml:space="preserve">It is important to put your choice of agent in writing. The written form is often called </w:t>
+            </w:r>
             <w:r>
               <w:rPr>
                 <w:rFonts w:eastAsia="Verdana"/>
@@ -481,34 +472,16 @@
                 <w:szCs w:val="24"/>
               </w:rPr>
               <w:lastRenderedPageBreak/>
-              <w:t xml:space="preserve">form is often called an "advance directive." You may use this form </w:t>
-            </w:r>
-          </w:p>
-          <w:p>
-            <w:pPr>
-              <w:rPr>
-                <w:rFonts w:eastAsia="Verdana"/>
-                <w:sz w:val="24"/>
-                <w:szCs w:val="24"/>
-              </w:rPr>
-            </w:pPr>
-            <w:r>
-              <w:rPr>
-                <w:rFonts w:eastAsia="Verdana"/>
-                <w:sz w:val="24"/>
-                <w:szCs w:val="24"/>
-              </w:rPr>
-              <w:t>or another form, as long as it</w:t>
-            </w:r>
-          </w:p>
-          <w:p>
-            <w:pPr>
-              <w:rPr>
-                <w:rFonts w:eastAsia="Verdana"/>
-                <w:sz w:val="24"/>
-                <w:szCs w:val="24"/>
-              </w:rPr>
-            </w:pPr>
+              <w:t>an "advance directive." You may use this form or another form, as long as it</w:t>
+            </w:r>
+            <w:r>
+              <w:rPr>
+                <w:rFonts w:eastAsia="Verdana"/>
+                <w:sz w:val="24"/>
+                <w:szCs w:val="24"/>
+              </w:rPr>
+              <w:t xml:space="preserve"> </w:t>
+            </w:r>
             <w:r>
               <w:rPr>
                 <w:rFonts w:eastAsia="Verdana"/>
@@ -517,39 +490,21 @@
               </w:rPr>
               <w:t>meets the legal requirements of</w:t>
             </w:r>
-          </w:p>
-          <w:p>
-            <w:pPr>
-              <w:rPr>
-                <w:rFonts w:eastAsia="Verdana"/>
-                <w:sz w:val="24"/>
-                <w:szCs w:val="24"/>
-              </w:rPr>
-            </w:pPr>
-            <w:r>
-              <w:rPr>
-                <w:rFonts w:eastAsia="Verdana"/>
-                <w:sz w:val="24"/>
-                <w:szCs w:val="24"/>
-              </w:rPr>
-              <w:t xml:space="preserve">Illinois. There are many written and online resources to guide you and your loved ones in having a conversation about these issues. </w:t>
-            </w:r>
-          </w:p>
-          <w:p>
-            <w:pPr>
-              <w:rPr>
-                <w:rFonts w:eastAsia="Verdana"/>
-                <w:sz w:val="24"/>
-                <w:szCs w:val="24"/>
-              </w:rPr>
-            </w:pPr>
-            <w:r>
-              <w:rPr>
-                <w:rFonts w:eastAsia="Verdana"/>
-                <w:sz w:val="24"/>
-                <w:szCs w:val="24"/>
-              </w:rPr>
-              <w:t xml:space="preserve">You may find it helpful to look at these resources while thinking about and discussing your advance directive. </w:t>
+            <w:r>
+              <w:rPr>
+                <w:rFonts w:eastAsia="Verdana"/>
+                <w:sz w:val="24"/>
+                <w:szCs w:val="24"/>
+              </w:rPr>
+              <w:t xml:space="preserve"> </w:t>
+            </w:r>
+            <w:r>
+              <w:rPr>
+                <w:rFonts w:eastAsia="Verdana"/>
+                <w:sz w:val="24"/>
+                <w:szCs w:val="24"/>
+              </w:rPr>
+              <w:t xml:space="preserve">Illinois. There are many written and online resources to guide you and your loved ones in having a conversation about these issues. You may find it helpful to look at these resources while thinking about and discussing your advance directive. </w:t>
             </w:r>
           </w:p>
         </w:tc>
@@ -725,56 +680,21 @@
               </w:rPr>
               <w:t>The selection of your agent should be considered carefully, as your agent will have the ultimate decision-making authority once this document goes into effect, in most instances, after you are no longer able to make your own decisions. While the goal is for your agent to make decisions in keeping with your preferences, and in the majority of circumstances, that is what happens, please know that the law does allow your agent to make decisions to direct or refuse health care interventions or withdraw treatment. Your agent</w:t>
             </w:r>
-          </w:p>
-          <w:p>
-            <w:pPr>
-              <w:rPr>
-                <w:rFonts w:eastAsia="Verdana"/>
-                <w:sz w:val="24"/>
-                <w:szCs w:val="24"/>
-              </w:rPr>
-            </w:pPr>
-            <w:r>
-              <w:rPr>
-                <w:rFonts w:eastAsia="Verdana"/>
-                <w:sz w:val="24"/>
-                <w:szCs w:val="24"/>
-              </w:rPr>
-              <w:t xml:space="preserve">will need to think about conversations you have had, your personality, and how you handled important health care issues in the past. Therefore, it is important to </w:t>
-            </w:r>
-          </w:p>
-          <w:p>
-            <w:pPr>
-              <w:rPr>
-                <w:rFonts w:eastAsia="Verdana"/>
-                <w:sz w:val="24"/>
-                <w:szCs w:val="24"/>
-              </w:rPr>
-            </w:pPr>
-            <w:r>
-              <w:rPr>
-                <w:rFonts w:eastAsia="Verdana"/>
-                <w:sz w:val="24"/>
-                <w:szCs w:val="24"/>
-              </w:rPr>
-              <w:t xml:space="preserve">talk with your agent and your </w:t>
-            </w:r>
-          </w:p>
-          <w:p>
-            <w:pPr>
-              <w:rPr>
-                <w:rFonts w:eastAsia="Verdana"/>
-                <w:sz w:val="24"/>
-                <w:szCs w:val="24"/>
-              </w:rPr>
-            </w:pPr>
-            <w:r>
-              <w:rPr>
-                <w:rFonts w:eastAsia="Verdana"/>
-                <w:sz w:val="24"/>
-                <w:szCs w:val="24"/>
-              </w:rPr>
-              <w:t>family about such things as:</w:t>
+            <w:r>
+              <w:rPr>
+                <w:rFonts w:eastAsia="Verdana"/>
+                <w:sz w:val="24"/>
+                <w:szCs w:val="24"/>
+              </w:rPr>
+              <w:t xml:space="preserve"> </w:t>
+            </w:r>
+            <w:r>
+              <w:rPr>
+                <w:rFonts w:eastAsia="Verdana"/>
+                <w:sz w:val="24"/>
+                <w:szCs w:val="24"/>
+              </w:rPr>
+              <w:t>will need to think about conversations you have had, your personality, and how you handled important health care issues in the past. Therefore, it is important to talk with your agent and your family about such things as:</w:t>
             </w:r>
           </w:p>
         </w:tc>
@@ -1273,6 +1193,8 @@
             <w:pPr>
               <w:rPr>
                 <w:rFonts w:eastAsia="Verdana"/>
+                <w:i/>
+                <w:iCs/>
                 <w:sz w:val="24"/>
                 <w:szCs w:val="24"/>
               </w:rPr>
@@ -1305,17 +1227,16 @@
               </w:rPr>
               <w:t>¿Tiene alguna directiva anticipada, como un testamento vital, que contenga sus deseos específicos sobre la atención</w:t>
             </w:r>
-          </w:p>
-          <w:p>
-            <w:pPr>
-              <w:rPr>
-                <w:rFonts w:eastAsia="Verdana"/>
-                <w:i/>
-                <w:iCs/>
-                <w:sz w:val="24"/>
-                <w:szCs w:val="24"/>
-              </w:rPr>
-            </w:pPr>
+            <w:r>
+              <w:rPr>
+                <w:rFonts w:eastAsia="Verdana"/>
+                <w:i/>
+                <w:iCs/>
+                <w:sz w:val="24"/>
+                <w:szCs w:val="24"/>
+              </w:rPr>
+              <w:t xml:space="preserve"> </w:t>
+            </w:r>
             <w:r>
               <w:rPr>
                 <w:rFonts w:eastAsia="Verdana"/>
@@ -1888,8 +1809,6 @@
             <w:pPr>
               <w:rPr>
                 <w:rFonts w:eastAsia="Verdana"/>
-                <w:i/>
-                <w:iCs/>
                 <w:sz w:val="24"/>
                 <w:szCs w:val="24"/>
               </w:rPr>
@@ -1912,15 +1831,16 @@
               </w:rPr>
               <w:t>aceptar o rechazar la donación de sus órganos o de todo su cuerpo si aún no ha tomado esta decisión por sí mismo. Esto podría incluir la</w:t>
             </w:r>
-          </w:p>
-          <w:p>
-            <w:pPr>
-              <w:rPr>
-                <w:rFonts w:eastAsia="Verdana"/>
-                <w:sz w:val="24"/>
-                <w:szCs w:val="24"/>
-              </w:rPr>
-            </w:pPr>
+            <w:r>
+              <w:rPr>
+                <w:rFonts w:eastAsia="Verdana"/>
+                <w:i/>
+                <w:iCs/>
+                <w:sz w:val="24"/>
+                <w:szCs w:val="24"/>
+              </w:rPr>
+              <w:t xml:space="preserve"> </w:t>
+            </w:r>
             <w:r>
               <w:rPr>
                 <w:rFonts w:eastAsia="Verdana"/>
@@ -12167,6 +12087,15 @@
               </w:rPr>
               <w:t>Certifico que, según mi leal saber y entender, el otorgante tenía la capacidad para otorgar el poder notarial, está vivo y no lo ha revocado; que mis facultades como agente no han sido modificadas ni han terminado; y que el poder notarial sigue en pleno vigor y efecto.</w:t>
             </w:r>
+          </w:p>
+          <w:p>
+            <w:pPr>
+              <w:rPr>
+                <w:rFonts w:eastAsia="Verdana"/>
+                <w:sz w:val="24"/>
+                <w:szCs w:val="24"/>
+              </w:rPr>
+            </w:pPr>
           </w:p>
           <w:p>
             <w:pPr>

--- a/docassemble/PowerOfAttorneyHealthCare/data/templates/poa_health_care_bilingual_formatted.docx
+++ b/docassemble/PowerOfAttorneyHealthCare/data/templates/poa_health_care_bilingual_formatted.docx
@@ -353,7 +353,7 @@
                 <w:sz w:val="24"/>
                 <w:szCs w:val="24"/>
               </w:rPr>
-              <w:t>Nadie puede predecir cuándo ocurrirá una enfermedad grave o un accidente. Cuando eso sucede, es posible que necesite que otra persona hable por usted o tome decisiones sobre su atención médica. Si planifica con anticipación, aumentará las probabilidades de recibir  el tratamiento médico que desea.</w:t>
+              <w:t>Nadie puede predecir cuándo ocurrirá una enfermedad grave o un accidente. Cuando eso sucede, es posible que necesite que otra persona hable por usted o tome decisiones sobre su atención médica. Si planifica con anticipación, aumentará las probabilidades de recibir el tratamiento médico que desea.</w:t>
             </w:r>
           </w:p>
         </w:tc>
@@ -750,7 +750,7 @@
                 <w:sz w:val="24"/>
                 <w:szCs w:val="24"/>
               </w:rPr>
-              <w:t>atención médica en el pasado. Por lo tanto, es importante que converse  con su agente y su familia sobre cuestiones como:</w:t>
+              <w:t>atención médica en el pasado. Por lo tanto, es importante que converse con su agente y su familia sobre cuestiones como:</w:t>
             </w:r>
           </w:p>
         </w:tc>
@@ -1693,7 +1693,7 @@
                 <w:sz w:val="24"/>
                 <w:szCs w:val="24"/>
               </w:rPr>
-              <w:t xml:space="preserve">elegir dónde recibe la atención médica y qué médicos y otros se la proporcionan.  </w:t>
+              <w:t xml:space="preserve">elegir dónde recibe la atención médica y qué médicos y otros se la proporcionan. </w:t>
             </w:r>
           </w:p>
         </w:tc>
@@ -2267,7 +2267,7 @@
                 <w:sz w:val="24"/>
                 <w:szCs w:val="24"/>
               </w:rPr>
-              <w:t xml:space="preserve">tenga al menos 18 años;  </w:t>
+              <w:t>tenga al menos 18 años;</w:t>
             </w:r>
             <w:r>
               <w:rPr>
@@ -2411,15 +2411,7 @@
                 <w:sz w:val="24"/>
                 <w:szCs w:val="24"/>
               </w:rPr>
-              <w:t xml:space="preserve">confíe en que hará lo mejor para usted y esté dispuesta a cumplir sus deseos, incluso si no está de acuerdo con ellos; </w:t>
-            </w:r>
-            <w:r>
-              <w:rPr>
-                <w:rFonts w:eastAsia="Verdana"/>
-                <w:sz w:val="24"/>
-                <w:szCs w:val="24"/>
-              </w:rPr>
-              <w:t xml:space="preserve"> </w:t>
+              <w:t>confíe en que hará lo mejor para usted y esté dispuesta a cumplir sus deseos, incluso si no está de acuerdo con ellos;</w:t>
             </w:r>
           </w:p>
         </w:tc>
@@ -3012,7 +3004,7 @@
                 <w:sz w:val="24"/>
                 <w:szCs w:val="24"/>
               </w:rPr>
-              <w:t xml:space="preserve">(i) The person or people listed by this law may not be who you would want to make decisions for you.  </w:t>
+              <w:t>(i) The person or people listed by this law may not be who you would want to make decisions for you.</w:t>
             </w:r>
           </w:p>
         </w:tc>
@@ -3186,7 +3178,7 @@
                 <w:sz w:val="24"/>
                 <w:szCs w:val="24"/>
               </w:rPr>
-              <w:t xml:space="preserve">      </w:t>
+              <w:t xml:space="preserve"> </w:t>
             </w:r>
           </w:p>
         </w:tc>
@@ -3216,7 +3208,7 @@
                 <w:sz w:val="24"/>
                 <w:szCs w:val="24"/>
               </w:rPr>
-              <w:t xml:space="preserve">(iv) Under some circumstances, a surrogate may not be able to make the same kinds of decisions that an agent can make.  </w:t>
+              <w:t>(iv) Under some circumstances, a surrogate may not be able to make the same kinds of decisions that an agent can make.</w:t>
             </w:r>
           </w:p>
         </w:tc>
@@ -3963,7 +3955,7 @@
                 <w:sz w:val="24"/>
                 <w:szCs w:val="24"/>
               </w:rPr>
-              <w:t xml:space="preserve">Entregue otra copia a su médico.    </w:t>
+              <w:t xml:space="preserve">Entregue otra copia a su médico. </w:t>
             </w:r>
           </w:p>
         </w:tc>
@@ -4319,6 +4311,7 @@
                 <w:sz w:val="24"/>
                 <w:szCs w:val="24"/>
               </w:rPr>
+              <w:lastRenderedPageBreak/>
               <w:t xml:space="preserve">If you are concerned you may revoke your power of attorney at a time when you may need it the most, you may initial the box at the end of the form to indicate that you would like a 30-day waiting period after you voice your intent to revoke your power of attorney. This means if your agent is making decisions for you during that time, your agent can continue to make decisions on your behalf. This election is purely optional, and you do not have to choose it. If you do not choose this option, you can change your mind and revoke the power of attorney at any time. </w:t>
             </w:r>
           </w:p>
@@ -5460,7 +5453,7 @@
                 <w:szCs w:val="24"/>
               </w:rPr>
               <w:lastRenderedPageBreak/>
-              <w:t xml:space="preserve">(Please check box if applicable:)  </w:t>
+              <w:t>(Please check box if applicable:)</w:t>
             </w:r>
           </w:p>
         </w:tc>
@@ -7453,6 +7446,7 @@
                 <w:sz w:val="24"/>
                 <w:szCs w:val="24"/>
               </w:rPr>
+              <w:lastRenderedPageBreak/>
               <w:t>OR</w:t>
             </w:r>
           </w:p>
@@ -9269,26 +9263,14 @@
           <w:rFonts w:eastAsia="Verdana"/>
           <w:b/>
           <w:bCs/>
-          <w:sz w:val="24"/>
-          <w:szCs w:val="24"/>
           <w:u w:val="single"/>
         </w:rPr>
-        <w:sectPr>
-          <w:type w:val="continuous"/>
-          <w:pgSz w:w="12240" w:h="15840"/>
-          <w:pgMar w:top="1152" w:right="1440" w:bottom="1152" w:left="1440" w:header="720" w:footer="720" w:gutter="0"/>
-          <w:cols w:space="720" w:equalWidth="0">
-            <w:col w:w="9360" w:space="0"/>
-          </w:cols>
-        </w:sectPr>
       </w:pPr>
       <w:r>
         <w:rPr>
           <w:rFonts w:eastAsia="Verdana"/>
           <w:b/>
           <w:bCs/>
-          <w:sz w:val="24"/>
-          <w:szCs w:val="24"/>
           <w:u w:val="single"/>
         </w:rPr>
         <w:lastRenderedPageBreak/>
@@ -9302,8 +9284,6 @@
           <w:rFonts w:eastAsia="Verdana"/>
           <w:b/>
           <w:bCs/>
-          <w:sz w:val="24"/>
-          <w:szCs w:val="24"/>
           <w:u w:val="single"/>
         </w:rPr>
       </w:pPr>
@@ -9312,8 +9292,6 @@
           <w:rFonts w:eastAsia="Verdana"/>
           <w:b/>
           <w:bCs/>
-          <w:sz w:val="24"/>
-          <w:szCs w:val="24"/>
           <w:u w:val="single"/>
         </w:rPr>
         <w:t>WITNESS 1 (Required) / TESTIGO 1 (Requerido)</w:t>
@@ -9325,8 +9303,6 @@
           <w:rFonts w:eastAsia="Verdana"/>
           <w:b/>
           <w:bCs/>
-          <w:sz w:val="24"/>
-          <w:szCs w:val="24"/>
           <w:u w:val="single"/>
         </w:rPr>
       </w:pPr>
@@ -9334,20 +9310,20 @@
     <w:tbl>
       <w:tblPr>
         <w:tblStyle w:val="af4"/>
-        <w:tblW w:w="9360" w:type="dxa"/>
+        <w:tblW w:w="9900" w:type="dxa"/>
         <w:tblInd w:w="0" w:type="dxa"/>
         <w:tblLayout w:type="fixed"/>
         <w:tblLook w:val="0600" w:firstRow="0" w:lastRow="0" w:firstColumn="0" w:lastColumn="0" w:noHBand="1" w:noVBand="1"/>
       </w:tblPr>
       <w:tblGrid>
-        <w:gridCol w:w="540"/>
-        <w:gridCol w:w="4140"/>
-        <w:gridCol w:w="4680"/>
+        <w:gridCol w:w="450"/>
+        <w:gridCol w:w="4500"/>
+        <w:gridCol w:w="4950"/>
       </w:tblGrid>
       <w:tr>
         <w:tc>
           <w:tcPr>
-            <w:tcW w:w="4680" w:type="dxa"/>
+            <w:tcW w:w="4950" w:type="dxa"/>
             <w:gridSpan w:val="2"/>
             <w:tcMar>
               <w:top w:w="100" w:type="dxa"/>
@@ -9362,16 +9338,12 @@
                 <w:rFonts w:eastAsia="Verdana"/>
                 <w:b/>
                 <w:bCs/>
-                <w:sz w:val="24"/>
-                <w:szCs w:val="24"/>
                 <w:u w:val="single"/>
               </w:rPr>
             </w:pPr>
             <w:r>
               <w:rPr>
                 <w:rFonts w:eastAsia="Verdana"/>
-                <w:sz w:val="24"/>
-                <w:szCs w:val="24"/>
               </w:rPr>
               <w:t xml:space="preserve">HAVE YOUR WITNESS AGREE TO WHAT IS WRITTEN BELOW, AND THEN COMPLETE THE SIGNATURE PORTION </w:t>
             </w:r>
@@ -9379,7 +9351,7 @@
         </w:tc>
         <w:tc>
           <w:tcPr>
-            <w:tcW w:w="4680" w:type="dxa"/>
+            <w:tcW w:w="4950" w:type="dxa"/>
             <w:tcMar>
               <w:top w:w="100" w:type="dxa"/>
               <w:left w:w="100" w:type="dxa"/>
@@ -9393,8 +9365,6 @@
                 <w:rFonts w:eastAsia="Verdana"/>
                 <w:b/>
                 <w:bCs/>
-                <w:sz w:val="24"/>
-                <w:szCs w:val="24"/>
                 <w:u w:val="single"/>
               </w:rPr>
             </w:pPr>
@@ -9403,8 +9373,6 @@
                 <w:rFonts w:eastAsia="Verdana"/>
                 <w:i/>
                 <w:iCs/>
-                <w:sz w:val="24"/>
-                <w:szCs w:val="24"/>
               </w:rPr>
               <w:t>PIDA A SU TESTIGO QUE ACEPTE LO QUE SE INDICA A CONTINUACIÓN Y, DESPUÉS, QUE RELLENE LA SECCIÓN DE FIRMAS:</w:t>
             </w:r>
@@ -9414,21 +9382,18 @@
       <w:tr>
         <w:tc>
           <w:tcPr>
-            <w:tcW w:w="4680" w:type="dxa"/>
-            <w:gridSpan w:val="2"/>
-            <w:tcMar>
-              <w:top w:w="100" w:type="dxa"/>
-              <w:left w:w="100" w:type="dxa"/>
-              <w:bottom w:w="100" w:type="dxa"/>
-              <w:right w:w="100" w:type="dxa"/>
-            </w:tcMar>
-          </w:tcPr>
-          <w:p>
-            <w:pPr>
-              <w:rPr>
-                <w:rFonts w:eastAsia="Verdana"/>
-                <w:sz w:val="24"/>
-                <w:szCs w:val="24"/>
+            <w:tcW w:w="450" w:type="dxa"/>
+            <w:tcMar>
+              <w:top w:w="100" w:type="dxa"/>
+              <w:left w:w="100" w:type="dxa"/>
+              <w:bottom w:w="100" w:type="dxa"/>
+              <w:right w:w="100" w:type="dxa"/>
+            </w:tcMar>
+          </w:tcPr>
+          <w:p>
+            <w:pPr>
+              <w:rPr>
+                <w:rFonts w:eastAsia="Verdana"/>
               </w:rPr>
             </w:pPr>
             <w:commentRangeStart w:id="8"/>
@@ -9437,8 +9402,6 @@
                 <w:rFonts w:eastAsia="Verdana"/>
                 <w:b/>
                 <w:bCs/>
-                <w:sz w:val="24"/>
-                <w:szCs w:val="24"/>
               </w:rPr>
               <w:sym w:font="Wingdings 2" w:char="F0A3"/>
             </w:r>
@@ -9449,8 +9412,8 @@
                 <w:rFonts w:eastAsia="Verdana"/>
                 <w:b/>
                 <w:bCs/>
-                <w:sz w:val="24"/>
-                <w:szCs w:val="24"/>
+                <w:sz w:val="22"/>
+                <w:szCs w:val="22"/>
               </w:rPr>
               <w:commentReference w:id="8"/>
             </w:r>
@@ -9459,126 +9422,201 @@
                 <w:rFonts w:eastAsia="Verdana"/>
                 <w:b/>
                 <w:bCs/>
-                <w:sz w:val="24"/>
-                <w:szCs w:val="24"/>
-              </w:rPr>
-              <w:t xml:space="preserve">  </w:t>
-            </w:r>
+              </w:rPr>
+              <w:t xml:space="preserve"> </w:t>
+            </w:r>
+          </w:p>
+        </w:tc>
+        <w:tc>
+          <w:tcPr>
+            <w:tcW w:w="4500" w:type="dxa"/>
+          </w:tcPr>
+          <w:p>
+            <w:pPr>
+              <w:rPr>
+                <w:rFonts w:eastAsia="Verdana"/>
+              </w:rPr>
+            </w:pPr>
+            <w:r>
+              <w:rPr>
+                <w:rFonts w:eastAsia="Verdana"/>
+              </w:rPr>
+              <w:t>I am at least 18 years old.</w:t>
+            </w:r>
+          </w:p>
+        </w:tc>
+        <w:tc>
+          <w:tcPr>
+            <w:tcW w:w="4950" w:type="dxa"/>
+            <w:tcMar>
+              <w:top w:w="100" w:type="dxa"/>
+              <w:left w:w="100" w:type="dxa"/>
+              <w:bottom w:w="100" w:type="dxa"/>
+              <w:right w:w="100" w:type="dxa"/>
+            </w:tcMar>
+          </w:tcPr>
+          <w:p>
+            <w:pPr>
+              <w:rPr>
+                <w:rFonts w:eastAsia="Verdana"/>
+                <w:i/>
+                <w:iCs/>
+              </w:rPr>
+            </w:pPr>
+            <w:r>
+              <w:rPr>
+                <w:rFonts w:eastAsia="Verdana"/>
+                <w:i/>
+                <w:iCs/>
+              </w:rPr>
+              <w:t>Tengo al menos 18 años.</w:t>
+            </w:r>
+          </w:p>
+        </w:tc>
+      </w:tr>
+      <w:tr>
+        <w:tc>
+          <w:tcPr>
+            <w:tcW w:w="4950" w:type="dxa"/>
+            <w:gridSpan w:val="2"/>
+            <w:tcMar>
+              <w:top w:w="100" w:type="dxa"/>
+              <w:left w:w="100" w:type="dxa"/>
+              <w:bottom w:w="100" w:type="dxa"/>
+              <w:right w:w="100" w:type="dxa"/>
+            </w:tcMar>
+          </w:tcPr>
+          <w:p>
+            <w:pPr>
+              <w:rPr>
+                <w:rFonts w:eastAsia="Verdana"/>
+              </w:rPr>
+            </w:pPr>
+            <w:r>
+              <w:rPr>
+                <w:rFonts w:eastAsia="Verdana"/>
+              </w:rPr>
+              <w:t>(Check one of the options below)</w:t>
+            </w:r>
+          </w:p>
+        </w:tc>
+        <w:tc>
+          <w:tcPr>
+            <w:tcW w:w="4950" w:type="dxa"/>
+            <w:tcMar>
+              <w:top w:w="100" w:type="dxa"/>
+              <w:left w:w="100" w:type="dxa"/>
+              <w:bottom w:w="100" w:type="dxa"/>
+              <w:right w:w="100" w:type="dxa"/>
+            </w:tcMar>
+          </w:tcPr>
+          <w:p>
+            <w:pPr>
+              <w:rPr>
+                <w:rFonts w:eastAsia="Verdana"/>
+                <w:i/>
+                <w:iCs/>
+              </w:rPr>
+            </w:pPr>
+            <w:r>
+              <w:rPr>
+                <w:rFonts w:eastAsia="Verdana"/>
+                <w:i/>
+                <w:iCs/>
+              </w:rPr>
+              <w:t>(Marque una de las siguientes opciones en inglés</w:t>
+            </w:r>
+            <w:r>
+              <w:rPr>
+                <w:rFonts w:eastAsia="Verdana"/>
+              </w:rPr>
+              <w:t>)</w:t>
+            </w:r>
+          </w:p>
+        </w:tc>
+      </w:tr>
+      <w:tr>
+        <w:tc>
+          <w:tcPr>
+            <w:tcW w:w="450" w:type="dxa"/>
+            <w:tcMar>
+              <w:top w:w="100" w:type="dxa"/>
+              <w:left w:w="100" w:type="dxa"/>
+              <w:bottom w:w="100" w:type="dxa"/>
+              <w:right w:w="100" w:type="dxa"/>
+            </w:tcMar>
+          </w:tcPr>
+          <w:p>
+            <w:pPr>
+              <w:rPr>
+                <w:rFonts w:eastAsia="Verdana"/>
+              </w:rPr>
+            </w:pPr>
+            <w:commentRangeStart w:id="9"/>
             <w:r>
               <w:rPr>
                 <w:rFonts w:eastAsia="Verdana"/>
                 <w:b/>
                 <w:bCs/>
-                <w:sz w:val="24"/>
-                <w:szCs w:val="24"/>
-              </w:rPr>
-              <w:t xml:space="preserve">    </w:t>
-            </w:r>
-            <w:r>
-              <w:rPr>
-                <w:rFonts w:eastAsia="Verdana"/>
-                <w:sz w:val="24"/>
-                <w:szCs w:val="24"/>
-              </w:rPr>
-              <w:t>I am at least 18 years old.</w:t>
-            </w:r>
-          </w:p>
-          <w:p>
-            <w:pPr>
-              <w:rPr>
-                <w:rFonts w:eastAsia="Verdana"/>
-                <w:sz w:val="24"/>
-                <w:szCs w:val="24"/>
-              </w:rPr>
-            </w:pPr>
-          </w:p>
-          <w:p>
-            <w:pPr>
-              <w:rPr>
-                <w:rFonts w:eastAsia="Verdana"/>
-                <w:sz w:val="24"/>
-                <w:szCs w:val="24"/>
-              </w:rPr>
-            </w:pPr>
-            <w:r>
-              <w:rPr>
-                <w:rFonts w:eastAsia="Verdana"/>
-                <w:sz w:val="24"/>
-                <w:szCs w:val="24"/>
-              </w:rPr>
-              <w:t>(Check one of the options below):</w:t>
-            </w:r>
-          </w:p>
-        </w:tc>
-        <w:tc>
-          <w:tcPr>
-            <w:tcW w:w="4680" w:type="dxa"/>
-            <w:tcMar>
-              <w:top w:w="100" w:type="dxa"/>
-              <w:left w:w="100" w:type="dxa"/>
-              <w:bottom w:w="100" w:type="dxa"/>
-              <w:right w:w="100" w:type="dxa"/>
-            </w:tcMar>
-          </w:tcPr>
-          <w:p>
-            <w:pPr>
-              <w:rPr>
-                <w:rFonts w:eastAsia="Verdana"/>
-                <w:i/>
-                <w:iCs/>
-                <w:sz w:val="24"/>
-                <w:szCs w:val="24"/>
-              </w:rPr>
-            </w:pPr>
-            <w:r>
-              <w:rPr>
-                <w:rFonts w:eastAsia="Verdana"/>
-                <w:i/>
-                <w:iCs/>
-                <w:sz w:val="24"/>
-                <w:szCs w:val="24"/>
-              </w:rPr>
-              <w:t>Tengo al menos 18 años.</w:t>
-            </w:r>
-          </w:p>
-          <w:p>
-            <w:pPr>
-              <w:rPr>
-                <w:rFonts w:eastAsia="Verdana"/>
-                <w:i/>
-                <w:iCs/>
-                <w:sz w:val="24"/>
-                <w:szCs w:val="24"/>
-              </w:rPr>
-            </w:pPr>
-          </w:p>
-          <w:p>
-            <w:pPr>
-              <w:rPr>
-                <w:rFonts w:eastAsia="Verdana"/>
-                <w:i/>
-                <w:iCs/>
-                <w:sz w:val="24"/>
-                <w:szCs w:val="24"/>
-              </w:rPr>
-            </w:pPr>
-            <w:r>
-              <w:rPr>
-                <w:rFonts w:eastAsia="Verdana"/>
-                <w:i/>
-                <w:iCs/>
-                <w:sz w:val="24"/>
-                <w:szCs w:val="24"/>
-              </w:rPr>
-              <w:t>(Marque una de las siguientes opciones en inglés</w:t>
-            </w:r>
-            <w:r>
-              <w:rPr>
-                <w:rFonts w:eastAsia="Verdana"/>
-                <w:sz w:val="24"/>
-                <w:szCs w:val="24"/>
-              </w:rPr>
-              <w:t>)</w:t>
+              </w:rPr>
+              <w:sym w:font="Wingdings 2" w:char="F0A3"/>
+            </w:r>
+            <w:commentRangeEnd w:id="9"/>
+            <w:r>
+              <w:rPr>
+                <w:rStyle w:val="CommentReference"/>
+                <w:rFonts w:eastAsia="Verdana"/>
+                <w:sz w:val="22"/>
+                <w:szCs w:val="22"/>
+              </w:rPr>
+              <w:commentReference w:id="9"/>
+            </w:r>
+          </w:p>
+        </w:tc>
+        <w:tc>
+          <w:tcPr>
+            <w:tcW w:w="4500" w:type="dxa"/>
+          </w:tcPr>
+          <w:p>
+            <w:pPr>
+              <w:ind w:left="-6" w:firstLine="6"/>
+              <w:rPr>
+                <w:rFonts w:eastAsia="Verdana"/>
+              </w:rPr>
+            </w:pPr>
+            <w:r>
+              <w:rPr>
+                <w:rFonts w:eastAsia="Verdana"/>
+              </w:rPr>
+              <w:t xml:space="preserve">I saw the principal sign this document, or </w:t>
+            </w:r>
+          </w:p>
+        </w:tc>
+        <w:tc>
+          <w:tcPr>
+            <w:tcW w:w="4950" w:type="dxa"/>
+            <w:tcMar>
+              <w:top w:w="100" w:type="dxa"/>
+              <w:left w:w="100" w:type="dxa"/>
+              <w:bottom w:w="100" w:type="dxa"/>
+              <w:right w:w="100" w:type="dxa"/>
+            </w:tcMar>
+          </w:tcPr>
+          <w:p>
+            <w:pPr>
+              <w:rPr>
+                <w:rFonts w:eastAsia="Verdana"/>
+                <w:i/>
+                <w:iCs/>
+              </w:rPr>
+            </w:pPr>
+            <w:r>
+              <w:rPr>
+                <w:rFonts w:eastAsia="Verdana"/>
+                <w:i/>
+                <w:iCs/>
+              </w:rPr>
+              <w:t>Vi al otorgante firmar este documento, o</w:t>
             </w:r>
           </w:p>
         </w:tc>
@@ -9586,97 +9624,84 @@
       <w:tr>
         <w:tc>
           <w:tcPr>
-            <w:tcW w:w="540" w:type="dxa"/>
-            <w:tcMar>
-              <w:top w:w="100" w:type="dxa"/>
-              <w:left w:w="100" w:type="dxa"/>
-              <w:bottom w:w="100" w:type="dxa"/>
-              <w:right w:w="100" w:type="dxa"/>
-            </w:tcMar>
-          </w:tcPr>
-          <w:p>
-            <w:pPr>
-              <w:rPr>
-                <w:rFonts w:eastAsia="Verdana"/>
-                <w:sz w:val="24"/>
-                <w:szCs w:val="24"/>
-              </w:rPr>
-            </w:pPr>
-            <w:commentRangeStart w:id="9"/>
+            <w:tcW w:w="450" w:type="dxa"/>
+            <w:tcMar>
+              <w:top w:w="100" w:type="dxa"/>
+              <w:left w:w="100" w:type="dxa"/>
+              <w:bottom w:w="100" w:type="dxa"/>
+              <w:right w:w="100" w:type="dxa"/>
+            </w:tcMar>
+          </w:tcPr>
+          <w:p>
+            <w:pPr>
+              <w:rPr>
+                <w:rFonts w:eastAsia="Verdana"/>
+              </w:rPr>
+            </w:pPr>
+            <w:commentRangeStart w:id="10"/>
             <w:r>
               <w:rPr>
                 <w:rFonts w:eastAsia="Verdana"/>
                 <w:b/>
                 <w:bCs/>
-                <w:sz w:val="24"/>
-                <w:szCs w:val="24"/>
               </w:rPr>
               <w:sym w:font="Wingdings 2" w:char="F0A3"/>
             </w:r>
-            <w:commentRangeEnd w:id="9"/>
+            <w:commentRangeEnd w:id="10"/>
             <w:r>
               <w:rPr>
                 <w:rStyle w:val="CommentReference"/>
                 <w:rFonts w:eastAsia="Verdana"/>
-                <w:sz w:val="24"/>
-                <w:szCs w:val="24"/>
-              </w:rPr>
-              <w:commentReference w:id="9"/>
-            </w:r>
-          </w:p>
-        </w:tc>
-        <w:tc>
-          <w:tcPr>
-            <w:tcW w:w="4140" w:type="dxa"/>
-          </w:tcPr>
-          <w:p>
-            <w:pPr>
-              <w:ind w:left="174"/>
-              <w:rPr>
-                <w:rFonts w:eastAsia="Verdana"/>
-                <w:sz w:val="24"/>
-                <w:szCs w:val="24"/>
-              </w:rPr>
-            </w:pPr>
-            <w:r>
-              <w:rPr>
-                <w:rFonts w:eastAsia="Verdana"/>
-                <w:sz w:val="24"/>
-                <w:szCs w:val="24"/>
-              </w:rPr>
-              <w:t xml:space="preserve">I saw the principal sign this document, or </w:t>
-            </w:r>
-          </w:p>
-        </w:tc>
-        <w:tc>
-          <w:tcPr>
-            <w:tcW w:w="4680" w:type="dxa"/>
-            <w:tcMar>
-              <w:top w:w="100" w:type="dxa"/>
-              <w:left w:w="100" w:type="dxa"/>
-              <w:bottom w:w="100" w:type="dxa"/>
-              <w:right w:w="100" w:type="dxa"/>
-            </w:tcMar>
-          </w:tcPr>
-          <w:p>
-            <w:pPr>
-              <w:rPr>
-                <w:rFonts w:eastAsia="Verdana"/>
-                <w:i/>
-                <w:iCs/>
-                <w:sz w:val="24"/>
-                <w:szCs w:val="24"/>
-              </w:rPr>
-            </w:pPr>
-            <w:r>
-              <w:rPr>
-                <w:rFonts w:eastAsia="Verdana"/>
-                <w:i/>
-                <w:iCs/>
-                <w:sz w:val="24"/>
-                <w:szCs w:val="24"/>
-              </w:rPr>
-              <w:t>Vi al otorgante firmar este documento, o</w:t>
+                <w:sz w:val="22"/>
+                <w:szCs w:val="22"/>
+              </w:rPr>
+              <w:commentReference w:id="10"/>
+            </w:r>
+          </w:p>
+        </w:tc>
+        <w:tc>
+          <w:tcPr>
+            <w:tcW w:w="4500" w:type="dxa"/>
+          </w:tcPr>
+          <w:p>
+            <w:pPr>
+              <w:rPr>
+                <w:rFonts w:eastAsia="Verdana"/>
+              </w:rPr>
+            </w:pPr>
+            <w:r>
+              <w:rPr>
+                <w:rFonts w:eastAsia="Verdana"/>
+              </w:rPr>
+              <w:t>The principal told me that the signature or mark on the principal signature line is his or hers.</w:t>
+            </w:r>
+          </w:p>
+        </w:tc>
+        <w:tc>
+          <w:tcPr>
+            <w:tcW w:w="4950" w:type="dxa"/>
+            <w:tcMar>
+              <w:top w:w="100" w:type="dxa"/>
+              <w:left w:w="100" w:type="dxa"/>
+              <w:bottom w:w="100" w:type="dxa"/>
+              <w:right w:w="100" w:type="dxa"/>
+            </w:tcMar>
+          </w:tcPr>
+          <w:p>
+            <w:pPr>
+              <w:rPr>
+                <w:rFonts w:eastAsia="Verdana"/>
+                <w:i/>
+                <w:iCs/>
+              </w:rPr>
+            </w:pPr>
+            <w:r>
+              <w:rPr>
+                <w:rFonts w:eastAsia="Verdana"/>
+                <w:i/>
+                <w:iCs/>
+              </w:rPr>
+              <w:t>El otorgante me dijo que la firma o marca en la línea de firma del otorgante es suya.</w:t>
             </w:r>
           </w:p>
         </w:tc>
@@ -9684,138 +9709,36 @@
       <w:tr>
         <w:tc>
           <w:tcPr>
-            <w:tcW w:w="540" w:type="dxa"/>
-            <w:tcMar>
-              <w:top w:w="100" w:type="dxa"/>
-              <w:left w:w="100" w:type="dxa"/>
-              <w:bottom w:w="100" w:type="dxa"/>
-              <w:right w:w="100" w:type="dxa"/>
-            </w:tcMar>
-          </w:tcPr>
-          <w:p>
-            <w:pPr>
-              <w:rPr>
-                <w:rFonts w:eastAsia="Verdana"/>
-                <w:sz w:val="24"/>
-                <w:szCs w:val="24"/>
-              </w:rPr>
-            </w:pPr>
-            <w:commentRangeStart w:id="10"/>
+            <w:tcW w:w="450" w:type="dxa"/>
+            <w:tcMar>
+              <w:top w:w="100" w:type="dxa"/>
+              <w:left w:w="100" w:type="dxa"/>
+              <w:bottom w:w="100" w:type="dxa"/>
+              <w:right w:w="100" w:type="dxa"/>
+            </w:tcMar>
+          </w:tcPr>
+          <w:p>
+            <w:pPr>
+              <w:rPr>
+                <w:rFonts w:eastAsia="Verdana"/>
+              </w:rPr>
+            </w:pPr>
+            <w:commentRangeStart w:id="11"/>
             <w:r>
               <w:rPr>
                 <w:rFonts w:eastAsia="Verdana"/>
                 <w:b/>
                 <w:bCs/>
-                <w:sz w:val="24"/>
-                <w:szCs w:val="24"/>
               </w:rPr>
               <w:sym w:font="Wingdings 2" w:char="F0A3"/>
             </w:r>
-            <w:commentRangeEnd w:id="10"/>
+            <w:commentRangeEnd w:id="11"/>
             <w:r>
               <w:rPr>
                 <w:rStyle w:val="CommentReference"/>
                 <w:rFonts w:eastAsia="Verdana"/>
-                <w:sz w:val="24"/>
-                <w:szCs w:val="24"/>
-              </w:rPr>
-              <w:commentReference w:id="10"/>
-            </w:r>
-          </w:p>
-        </w:tc>
-        <w:tc>
-          <w:tcPr>
-            <w:tcW w:w="4140" w:type="dxa"/>
-          </w:tcPr>
-          <w:p>
-            <w:pPr>
-              <w:ind w:left="173"/>
-              <w:rPr>
-                <w:rFonts w:eastAsia="Verdana"/>
-                <w:sz w:val="24"/>
-                <w:szCs w:val="24"/>
-              </w:rPr>
-            </w:pPr>
-            <w:r>
-              <w:rPr>
-                <w:rFonts w:eastAsia="Verdana"/>
-                <w:sz w:val="24"/>
-                <w:szCs w:val="24"/>
-              </w:rPr>
-              <w:t>The principal told me that the signature or mark on the principal signature line is his or hers.</w:t>
-            </w:r>
-          </w:p>
-        </w:tc>
-        <w:tc>
-          <w:tcPr>
-            <w:tcW w:w="4680" w:type="dxa"/>
-            <w:tcMar>
-              <w:top w:w="100" w:type="dxa"/>
-              <w:left w:w="100" w:type="dxa"/>
-              <w:bottom w:w="100" w:type="dxa"/>
-              <w:right w:w="100" w:type="dxa"/>
-            </w:tcMar>
-          </w:tcPr>
-          <w:p>
-            <w:pPr>
-              <w:rPr>
-                <w:rFonts w:eastAsia="Verdana"/>
-                <w:i/>
-                <w:iCs/>
-                <w:sz w:val="24"/>
-                <w:szCs w:val="24"/>
-              </w:rPr>
-            </w:pPr>
-            <w:r>
-              <w:rPr>
-                <w:rFonts w:eastAsia="Verdana"/>
-                <w:i/>
-                <w:iCs/>
-                <w:sz w:val="24"/>
-                <w:szCs w:val="24"/>
-              </w:rPr>
-              <w:t>El otorgante me dijo que la firma o marca en la línea de firma del otorgante es suya.</w:t>
-            </w:r>
-          </w:p>
-        </w:tc>
-      </w:tr>
-      <w:tr>
-        <w:tc>
-          <w:tcPr>
-            <w:tcW w:w="540" w:type="dxa"/>
-            <w:tcMar>
-              <w:top w:w="100" w:type="dxa"/>
-              <w:left w:w="100" w:type="dxa"/>
-              <w:bottom w:w="100" w:type="dxa"/>
-              <w:right w:w="100" w:type="dxa"/>
-            </w:tcMar>
-          </w:tcPr>
-          <w:p>
-            <w:pPr>
-              <w:rPr>
-                <w:rFonts w:eastAsia="Verdana"/>
-                <w:sz w:val="24"/>
-                <w:szCs w:val="24"/>
-              </w:rPr>
-            </w:pPr>
-            <w:commentRangeStart w:id="11"/>
-            <w:r>
-              <w:rPr>
-                <w:rFonts w:eastAsia="Verdana"/>
-                <w:b/>
-                <w:bCs/>
-                <w:sz w:val="24"/>
-                <w:szCs w:val="24"/>
-              </w:rPr>
-              <w:sym w:font="Wingdings 2" w:char="F0A3"/>
-            </w:r>
-            <w:commentRangeEnd w:id="11"/>
-            <w:r>
-              <w:rPr>
-                <w:rStyle w:val="CommentReference"/>
-                <w:rFonts w:eastAsia="Verdana"/>
-                <w:sz w:val="24"/>
-                <w:szCs w:val="24"/>
+                <w:sz w:val="22"/>
+                <w:szCs w:val="22"/>
               </w:rPr>
               <w:commentReference w:id="11"/>
             </w:r>
@@ -9823,22 +9746,18 @@
         </w:tc>
         <w:tc>
           <w:tcPr>
-            <w:tcW w:w="4140" w:type="dxa"/>
-          </w:tcPr>
-          <w:p>
-            <w:pPr>
-              <w:ind w:left="173"/>
-              <w:rPr>
-                <w:rFonts w:eastAsia="Verdana"/>
-                <w:sz w:val="24"/>
-                <w:szCs w:val="24"/>
-              </w:rPr>
-            </w:pPr>
-            <w:r>
-              <w:rPr>
-                <w:rFonts w:eastAsia="Verdana"/>
-                <w:sz w:val="24"/>
-                <w:szCs w:val="24"/>
+            <w:tcW w:w="4500" w:type="dxa"/>
+          </w:tcPr>
+          <w:p>
+            <w:pPr>
+              <w:ind w:left="-6"/>
+              <w:rPr>
+                <w:rFonts w:eastAsia="Verdana"/>
+              </w:rPr>
+            </w:pPr>
+            <w:r>
+              <w:rPr>
+                <w:rFonts w:eastAsia="Verdana"/>
               </w:rPr>
               <w:t>I am not the agent or successor agent(s) named in this document. I am not related to the principal, the agent, or the successor agent(s) by blood, marriage, or adoption. I am not the principal's physician, advanced practice registered nurse, dentist, podiatric physician, optometrist, psychologist, or a relative of one of those individuals. I am not an owner or operator (or the relative of an owner or operator) of the health care facility where the principal is a patient or resident.</w:t>
             </w:r>
@@ -9846,33 +9765,45 @@
         </w:tc>
         <w:tc>
           <w:tcPr>
-            <w:tcW w:w="4680" w:type="dxa"/>
-            <w:tcMar>
-              <w:top w:w="100" w:type="dxa"/>
-              <w:left w:w="100" w:type="dxa"/>
-              <w:bottom w:w="100" w:type="dxa"/>
-              <w:right w:w="100" w:type="dxa"/>
-            </w:tcMar>
-          </w:tcPr>
-          <w:p>
-            <w:pPr>
-              <w:rPr>
-                <w:rFonts w:eastAsia="Verdana"/>
-                <w:i/>
-                <w:iCs/>
-                <w:sz w:val="24"/>
-                <w:szCs w:val="24"/>
-              </w:rPr>
-            </w:pPr>
-            <w:r>
-              <w:rPr>
-                <w:rFonts w:eastAsia="Verdana"/>
-                <w:i/>
-                <w:iCs/>
-                <w:sz w:val="24"/>
-                <w:szCs w:val="24"/>
-              </w:rPr>
-              <w:t>No soy el agente ni el agente sucesor nombrado en este documento. No tengo ningún vínculo familiar, por consanguinidad, matrimonio o adopción, con el otorgante, el agente ni el agente sucesor. No soy el médico, enfermero registrado de práctica avanzada, dentista, podólogo, optometrista, ni psicólogo del otorgante ni familiar de ninguna de estas personas. No soy propietario ni operador (ni familiar de ningún propietario u operador) del centro de atención médica en el que el otorgante es paciente o residente.</w:t>
+            <w:tcW w:w="4950" w:type="dxa"/>
+            <w:tcMar>
+              <w:top w:w="100" w:type="dxa"/>
+              <w:left w:w="100" w:type="dxa"/>
+              <w:bottom w:w="100" w:type="dxa"/>
+              <w:right w:w="100" w:type="dxa"/>
+            </w:tcMar>
+          </w:tcPr>
+          <w:p>
+            <w:pPr>
+              <w:rPr>
+                <w:rFonts w:eastAsia="Verdana"/>
+                <w:i/>
+                <w:iCs/>
+              </w:rPr>
+            </w:pPr>
+            <w:r>
+              <w:rPr>
+                <w:rFonts w:eastAsia="Verdana"/>
+                <w:i/>
+                <w:iCs/>
+              </w:rPr>
+              <w:t>No soy el agente ni el agente sucesor</w:t>
+            </w:r>
+            <w:r>
+              <w:rPr>
+                <w:rFonts w:eastAsia="Verdana"/>
+                <w:i/>
+                <w:iCs/>
+              </w:rPr>
+              <w:t xml:space="preserve"> </w:t>
+            </w:r>
+            <w:r>
+              <w:rPr>
+                <w:rFonts w:eastAsia="Verdana"/>
+                <w:i/>
+                <w:iCs/>
+              </w:rPr>
+              <w:t>nombrado en este documento. No tengo ningún vínculo familiar, por consanguinidad, matrimonio o adopción, con el otorgante, el agente ni el agente sucesor. No soy el médico, enfermero registrado de práctica avanzada, dentista, podólogo, optometrista, ni psicólogo del otorgante ni familiar de ninguna de estas personas. No soy propietario ni operador (ni familiar de ningún propietario u operador) del centro de atención médica en el que el otorgante es paciente o residente.</w:t>
             </w:r>
           </w:p>
         </w:tc>
@@ -9882,8 +9813,6 @@
       <w:pPr>
         <w:rPr>
           <w:rFonts w:eastAsia="Verdana"/>
-          <w:sz w:val="24"/>
-          <w:szCs w:val="24"/>
         </w:rPr>
       </w:pPr>
     </w:p>
@@ -9893,23 +9822,17 @@
         <w:keepLines/>
         <w:rPr>
           <w:rFonts w:eastAsia="Verdana"/>
-          <w:sz w:val="24"/>
-          <w:szCs w:val="24"/>
-        </w:rPr>
-      </w:pPr>
-      <w:r>
-        <w:rPr>
-          <w:rFonts w:eastAsia="Verdana"/>
-          <w:sz w:val="24"/>
-          <w:szCs w:val="24"/>
+        </w:rPr>
+      </w:pPr>
+      <w:r>
+        <w:rPr>
+          <w:rFonts w:eastAsia="Verdana"/>
         </w:rPr>
         <w:t xml:space="preserve">Witness printed name </w:t>
       </w:r>
       <w:r>
         <w:rPr>
           <w:rFonts w:eastAsia="Verdana"/>
-          <w:sz w:val="24"/>
-          <w:szCs w:val="24"/>
         </w:rPr>
         <w:t xml:space="preserve">/ </w:t>
       </w:r>
@@ -9918,16 +9841,12 @@
           <w:rFonts w:eastAsia="Verdana"/>
           <w:i/>
           <w:iCs/>
-          <w:sz w:val="24"/>
-          <w:szCs w:val="24"/>
         </w:rPr>
         <w:t>Nombre del testigo en letra de molde</w:t>
       </w:r>
       <w:r>
         <w:rPr>
           <w:rFonts w:eastAsia="Verdana"/>
-          <w:sz w:val="24"/>
-          <w:szCs w:val="24"/>
         </w:rPr>
         <w:t>:</w:t>
       </w:r>
@@ -9935,7 +9854,7 @@
     <w:tbl>
       <w:tblPr>
         <w:tblStyle w:val="TableGrid"/>
-        <w:tblW w:w="0" w:type="auto"/>
+        <w:tblW w:w="9810" w:type="dxa"/>
         <w:tblBorders>
           <w:top w:val="none" w:sz="0" w:space="0" w:color="auto"/>
           <w:left w:val="none" w:sz="0" w:space="0" w:color="auto"/>
@@ -9946,12 +9865,12 @@
         <w:tblLook w:val="04A0" w:firstRow="1" w:lastRow="0" w:firstColumn="1" w:lastColumn="0" w:noHBand="0" w:noVBand="1"/>
       </w:tblPr>
       <w:tblGrid>
-        <w:gridCol w:w="9350"/>
+        <w:gridCol w:w="9810"/>
       </w:tblGrid>
       <w:tr>
         <w:tc>
           <w:tcPr>
-            <w:tcW w:w="9350" w:type="dxa"/>
+            <w:tcW w:w="9810" w:type="dxa"/>
           </w:tcPr>
           <w:p>
             <w:pPr>
@@ -9959,15 +9878,11 @@
               <w:keepLines/>
               <w:rPr>
                 <w:rFonts w:eastAsia="Verdana"/>
-                <w:sz w:val="24"/>
-                <w:szCs w:val="24"/>
-              </w:rPr>
-            </w:pPr>
-            <w:r>
-              <w:rPr>
-                <w:rFonts w:eastAsia="Verdana"/>
-                <w:sz w:val="24"/>
-                <w:szCs w:val="24"/>
+              </w:rPr>
+            </w:pPr>
+            <w:r>
+              <w:rPr>
+                <w:rFonts w:eastAsia="Verdana"/>
               </w:rPr>
               <w:t>{% if witness_known %}{{witnesses[0].name_full()}}{% endif %}</w:t>
             </w:r>
@@ -9980,8 +9895,6 @@
         <w:keepLines/>
         <w:rPr>
           <w:rFonts w:eastAsia="Verdana"/>
-          <w:sz w:val="24"/>
-          <w:szCs w:val="24"/>
         </w:rPr>
       </w:pPr>
     </w:p>
@@ -9991,15 +9904,11 @@
         <w:keepLines/>
         <w:rPr>
           <w:rFonts w:eastAsia="Verdana"/>
-          <w:sz w:val="24"/>
-          <w:szCs w:val="24"/>
-        </w:rPr>
-      </w:pPr>
-      <w:r>
-        <w:rPr>
-          <w:rFonts w:eastAsia="Verdana"/>
-          <w:sz w:val="24"/>
-          <w:szCs w:val="24"/>
+        </w:rPr>
+      </w:pPr>
+      <w:r>
+        <w:rPr>
+          <w:rFonts w:eastAsia="Verdana"/>
         </w:rPr>
         <w:t xml:space="preserve">Witness address / </w:t>
       </w:r>
@@ -10008,16 +9917,12 @@
           <w:rFonts w:eastAsia="Verdana"/>
           <w:i/>
           <w:iCs/>
-          <w:sz w:val="24"/>
-          <w:szCs w:val="24"/>
         </w:rPr>
         <w:t>Dirección del testigo</w:t>
       </w:r>
       <w:r>
         <w:rPr>
           <w:rFonts w:eastAsia="Verdana"/>
-          <w:sz w:val="24"/>
-          <w:szCs w:val="24"/>
         </w:rPr>
         <w:t>:</w:t>
       </w:r>
@@ -10025,7 +9930,7 @@
     <w:tbl>
       <w:tblPr>
         <w:tblStyle w:val="TableGrid"/>
-        <w:tblW w:w="0" w:type="auto"/>
+        <w:tblW w:w="9810" w:type="dxa"/>
         <w:tblBorders>
           <w:top w:val="none" w:sz="0" w:space="0" w:color="auto"/>
           <w:left w:val="none" w:sz="0" w:space="0" w:color="auto"/>
@@ -10036,12 +9941,12 @@
         <w:tblLook w:val="04A0" w:firstRow="1" w:lastRow="0" w:firstColumn="1" w:lastColumn="0" w:noHBand="0" w:noVBand="1"/>
       </w:tblPr>
       <w:tblGrid>
-        <w:gridCol w:w="9350"/>
+        <w:gridCol w:w="9810"/>
       </w:tblGrid>
       <w:tr>
         <w:tc>
           <w:tcPr>
-            <w:tcW w:w="9350" w:type="dxa"/>
+            <w:tcW w:w="9810" w:type="dxa"/>
           </w:tcPr>
           <w:p>
             <w:pPr>
@@ -10049,15 +9954,11 @@
               <w:keepLines/>
               <w:rPr>
                 <w:rFonts w:eastAsia="Verdana"/>
-                <w:sz w:val="24"/>
-                <w:szCs w:val="24"/>
-              </w:rPr>
-            </w:pPr>
-            <w:r>
-              <w:rPr>
-                <w:rFonts w:eastAsia="Verdana"/>
-                <w:sz w:val="24"/>
-                <w:szCs w:val="24"/>
+              </w:rPr>
+            </w:pPr>
+            <w:r>
+              <w:rPr>
+                <w:rFonts w:eastAsia="Verdana"/>
               </w:rPr>
               <w:t>{% if witness_known %}{{ witnesses[0].address_string}}{% endif %}</w:t>
             </w:r>
@@ -10067,899 +9968,833 @@
     </w:tbl>
     <w:p>
       <w:pPr>
-        <w:rPr>
-          <w:rFonts w:eastAsia="Verdana"/>
-          <w:sz w:val="24"/>
-          <w:szCs w:val="24"/>
-        </w:rPr>
-      </w:pPr>
-    </w:p>
-    <w:p>
-      <w:pPr>
         <w:keepNext/>
         <w:keepLines/>
         <w:rPr>
           <w:rFonts w:eastAsia="Verdana"/>
-          <w:sz w:val="24"/>
-          <w:szCs w:val="24"/>
-        </w:rPr>
-      </w:pPr>
-      <w:r>
-        <w:rPr>
-          <w:rFonts w:eastAsia="Verdana"/>
-          <w:sz w:val="24"/>
-          <w:szCs w:val="24"/>
-        </w:rPr>
-        <w:lastRenderedPageBreak/>
-        <w:t xml:space="preserve">Witness signature / </w:t>
-      </w:r>
-      <w:r>
-        <w:rPr>
-          <w:rFonts w:eastAsia="Verdana"/>
-          <w:i/>
-          <w:iCs/>
-          <w:sz w:val="24"/>
-          <w:szCs w:val="24"/>
-        </w:rPr>
-        <w:t>Firma del testigo</w:t>
-      </w:r>
-      <w:r>
-        <w:rPr>
-          <w:rFonts w:eastAsia="Verdana"/>
-          <w:sz w:val="24"/>
-          <w:szCs w:val="24"/>
-        </w:rPr>
-        <w:t xml:space="preserve">: ______________________________ </w:t>
-      </w:r>
-    </w:p>
-    <w:p>
-      <w:pPr>
-        <w:keepNext/>
-        <w:keepLines/>
-        <w:rPr>
-          <w:rFonts w:eastAsia="Verdana"/>
-          <w:sz w:val="24"/>
-          <w:szCs w:val="24"/>
-        </w:rPr>
-      </w:pPr>
-    </w:p>
-    <w:p>
-      <w:pPr>
-        <w:keepLines/>
-        <w:rPr>
-          <w:rFonts w:eastAsia="Verdana"/>
-          <w:sz w:val="24"/>
-          <w:szCs w:val="24"/>
-        </w:rPr>
-      </w:pPr>
-      <w:r>
-        <w:rPr>
-          <w:rFonts w:eastAsia="Verdana"/>
-          <w:sz w:val="24"/>
-          <w:szCs w:val="24"/>
-        </w:rPr>
-        <w:t xml:space="preserve">Today’s date / </w:t>
-      </w:r>
-      <w:r>
-        <w:rPr>
-          <w:rFonts w:eastAsia="Verdana"/>
-          <w:i/>
-          <w:iCs/>
-          <w:sz w:val="24"/>
-          <w:szCs w:val="24"/>
-        </w:rPr>
-        <w:t>Fecha de hoy</w:t>
-      </w:r>
-      <w:r>
-        <w:rPr>
-          <w:rFonts w:eastAsia="Verdana"/>
-          <w:sz w:val="24"/>
-          <w:szCs w:val="24"/>
-        </w:rPr>
-        <w:t>: _________________</w:t>
-      </w:r>
-    </w:p>
-    <w:p>
-      <w:pPr>
-        <w:rPr>
-          <w:rFonts w:eastAsia="Verdana"/>
-          <w:sz w:val="24"/>
-          <w:szCs w:val="24"/>
-        </w:rPr>
-      </w:pPr>
-    </w:p>
-    <w:p>
-      <w:pPr>
-        <w:jc w:val="center"/>
-        <w:rPr>
-          <w:rFonts w:eastAsia="Verdana"/>
-          <w:b/>
-          <w:bCs/>
-          <w:sz w:val="24"/>
-          <w:szCs w:val="24"/>
-          <w:u w:val="single"/>
-        </w:rPr>
-      </w:pPr>
-      <w:r>
-        <w:rPr>
-          <w:rFonts w:eastAsia="Verdana"/>
-          <w:b/>
-          <w:bCs/>
-          <w:sz w:val="24"/>
-          <w:szCs w:val="24"/>
-          <w:u w:val="single"/>
-        </w:rPr>
-        <w:t>WITNESS 2 (Optional) / TESTIGO 2 (Opcional)</w:t>
-      </w:r>
-    </w:p>
-    <w:p>
-      <w:pPr>
-        <w:rPr>
-          <w:rFonts w:eastAsia="Verdana"/>
-          <w:b/>
-          <w:bCs/>
-          <w:sz w:val="24"/>
-          <w:szCs w:val="24"/>
-          <w:u w:val="single"/>
-        </w:rPr>
-      </w:pPr>
-    </w:p>
-    <w:tbl>
-      <w:tblPr>
-        <w:tblStyle w:val="af5"/>
-        <w:tblW w:w="9360" w:type="dxa"/>
-        <w:jc w:val="center"/>
-        <w:tblInd w:w="0" w:type="dxa"/>
-        <w:tblBorders>
-          <w:top w:val="single" w:sz="8" w:space="0" w:color="FFFFFF"/>
-          <w:left w:val="single" w:sz="8" w:space="0" w:color="FFFFFF"/>
-          <w:bottom w:val="single" w:sz="8" w:space="0" w:color="FFFFFF"/>
-          <w:right w:val="single" w:sz="8" w:space="0" w:color="FFFFFF"/>
-          <w:insideH w:val="single" w:sz="8" w:space="0" w:color="FFFFFF"/>
-          <w:insideV w:val="single" w:sz="8" w:space="0" w:color="FFFFFF"/>
-        </w:tblBorders>
-        <w:tblLayout w:type="fixed"/>
-        <w:tblLook w:val="0600" w:firstRow="0" w:lastRow="0" w:firstColumn="0" w:lastColumn="0" w:noHBand="1" w:noVBand="1"/>
-      </w:tblPr>
-      <w:tblGrid>
-        <w:gridCol w:w="4680"/>
-        <w:gridCol w:w="4680"/>
-      </w:tblGrid>
-      <w:tr>
-        <w:trPr>
-          <w:jc w:val="center"/>
-        </w:trPr>
-        <w:tc>
-          <w:tcPr>
-            <w:tcW w:w="4680" w:type="dxa"/>
-            <w:tcMar>
-              <w:top w:w="100" w:type="dxa"/>
-              <w:left w:w="100" w:type="dxa"/>
-              <w:bottom w:w="100" w:type="dxa"/>
-              <w:right w:w="100" w:type="dxa"/>
-            </w:tcMar>
-          </w:tcPr>
-          <w:p>
-            <w:pPr>
-              <w:rPr>
-                <w:rFonts w:eastAsia="Verdana"/>
-                <w:sz w:val="24"/>
-                <w:szCs w:val="24"/>
-              </w:rPr>
-            </w:pPr>
-            <w:r>
-              <w:rPr>
-                <w:rFonts w:eastAsia="Verdana"/>
-                <w:sz w:val="24"/>
-                <w:szCs w:val="24"/>
-              </w:rPr>
-              <w:t xml:space="preserve">You do not need a second witness in Illinois. Other states may not </w:t>
-            </w:r>
-            <w:r>
-              <w:rPr>
-                <w:rFonts w:eastAsia="Verdana"/>
-                <w:sz w:val="24"/>
-                <w:szCs w:val="24"/>
-              </w:rPr>
-              <w:t xml:space="preserve"> </w:t>
-            </w:r>
-            <w:r>
-              <w:rPr>
-                <w:rFonts w:eastAsia="Verdana"/>
-                <w:sz w:val="24"/>
-                <w:szCs w:val="24"/>
-              </w:rPr>
-              <w:t xml:space="preserve">recognize Power of Attorney forms with only one witness. If you want </w:t>
-            </w:r>
-            <w:r>
-              <w:rPr>
-                <w:rFonts w:eastAsia="Verdana"/>
-                <w:sz w:val="24"/>
-                <w:szCs w:val="24"/>
-              </w:rPr>
-              <w:t xml:space="preserve"> </w:t>
-            </w:r>
-            <w:r>
-              <w:rPr>
-                <w:rFonts w:eastAsia="Verdana"/>
-                <w:sz w:val="24"/>
-                <w:szCs w:val="24"/>
-              </w:rPr>
-              <w:t xml:space="preserve">to use this in another state, you may want to have a second witness included. Your POA will still be accepted Illinois if you have two witnesses to your signature. </w:t>
-            </w:r>
-          </w:p>
-        </w:tc>
-        <w:tc>
-          <w:tcPr>
-            <w:tcW w:w="4680" w:type="dxa"/>
-            <w:tcMar>
-              <w:top w:w="100" w:type="dxa"/>
-              <w:left w:w="100" w:type="dxa"/>
-              <w:bottom w:w="100" w:type="dxa"/>
-              <w:right w:w="100" w:type="dxa"/>
-            </w:tcMar>
-          </w:tcPr>
-          <w:p>
-            <w:pPr>
-              <w:spacing w:line="240" w:lineRule="auto"/>
-              <w:rPr>
-                <w:sz w:val="24"/>
-                <w:szCs w:val="24"/>
-              </w:rPr>
-            </w:pPr>
-            <w:r>
-              <w:rPr>
-                <w:rFonts w:eastAsia="Verdana"/>
-                <w:i/>
-                <w:iCs/>
-                <w:sz w:val="24"/>
-                <w:szCs w:val="24"/>
-              </w:rPr>
-              <w:t>En Illinois no necesita un segundo testigo. Es posible que otros estados no reconozcan los poderes notariales con un solo testigo. Si desea usar este documento en otro estado, puede ser conveniente incluir un segundo testigo. Su poder notarial seguirá siendo válido en Illinois si cuenta con dos testigos que firmen su documento.</w:t>
-            </w:r>
-            <w:r>
-              <w:rPr>
-                <w:rFonts w:eastAsia="Verdana"/>
-                <w:sz w:val="24"/>
-                <w:szCs w:val="24"/>
-              </w:rPr>
-              <w:t xml:space="preserve"> </w:t>
-            </w:r>
-          </w:p>
-        </w:tc>
-      </w:tr>
-      <w:tr>
-        <w:trPr>
-          <w:trHeight w:val="1248"/>
-          <w:jc w:val="center"/>
-        </w:trPr>
-        <w:tc>
-          <w:tcPr>
-            <w:tcW w:w="4680" w:type="dxa"/>
-            <w:tcMar>
-              <w:top w:w="100" w:type="dxa"/>
-              <w:left w:w="100" w:type="dxa"/>
-              <w:bottom w:w="100" w:type="dxa"/>
-              <w:right w:w="100" w:type="dxa"/>
-            </w:tcMar>
-          </w:tcPr>
-          <w:p>
-            <w:pPr>
-              <w:rPr>
-                <w:rFonts w:eastAsia="Verdana"/>
-                <w:b/>
-                <w:bCs/>
-                <w:sz w:val="24"/>
-                <w:szCs w:val="24"/>
-                <w:u w:val="single"/>
-              </w:rPr>
-            </w:pPr>
-            <w:r>
-              <w:rPr>
-                <w:rFonts w:eastAsia="Verdana"/>
-                <w:sz w:val="24"/>
-                <w:szCs w:val="24"/>
-              </w:rPr>
-              <w:t xml:space="preserve">HAVE YOUR WITNESS AGREE TO WHAT IS WRITTEN BELOW, AND THEN COMPLETE THE SIGNATURE PORTION </w:t>
-            </w:r>
-          </w:p>
-        </w:tc>
-        <w:tc>
-          <w:tcPr>
-            <w:tcW w:w="4680" w:type="dxa"/>
-            <w:tcMar>
-              <w:top w:w="100" w:type="dxa"/>
-              <w:left w:w="100" w:type="dxa"/>
-              <w:bottom w:w="100" w:type="dxa"/>
-              <w:right w:w="100" w:type="dxa"/>
-            </w:tcMar>
-          </w:tcPr>
-          <w:p>
-            <w:pPr>
-              <w:rPr>
-                <w:rFonts w:eastAsia="Verdana"/>
-                <w:b/>
-                <w:bCs/>
-                <w:sz w:val="24"/>
-                <w:szCs w:val="24"/>
-                <w:u w:val="single"/>
-              </w:rPr>
-            </w:pPr>
-            <w:r>
-              <w:rPr>
-                <w:rFonts w:eastAsia="Verdana"/>
-                <w:i/>
-                <w:iCs/>
-                <w:sz w:val="24"/>
-                <w:szCs w:val="24"/>
-              </w:rPr>
-              <w:t>PIDA A SU TESTIGO QUE ACEPTE LO QUE SE INDICA A CONTINUACIÓN Y, DESPUÉS, QUE RELLENE LA SECCIÓN DE FIRMAS</w:t>
-            </w:r>
-          </w:p>
-        </w:tc>
-      </w:tr>
-    </w:tbl>
-    <w:p>
-      <w:pPr>
-        <w:rPr>
-          <w:rFonts w:eastAsia="Verdana"/>
-          <w:b/>
-          <w:bCs/>
-          <w:sz w:val="24"/>
-          <w:szCs w:val="24"/>
-          <w:u w:val="single"/>
-        </w:rPr>
-      </w:pPr>
-    </w:p>
-    <w:tbl>
-      <w:tblPr>
-        <w:tblStyle w:val="af6"/>
-        <w:tblW w:w="9360" w:type="dxa"/>
-        <w:tblInd w:w="0" w:type="dxa"/>
-        <w:tblLayout w:type="fixed"/>
-        <w:tblLook w:val="0600" w:firstRow="0" w:lastRow="0" w:firstColumn="0" w:lastColumn="0" w:noHBand="1" w:noVBand="1"/>
-      </w:tblPr>
-      <w:tblGrid>
-        <w:gridCol w:w="540"/>
-        <w:gridCol w:w="4140"/>
-        <w:gridCol w:w="4680"/>
-      </w:tblGrid>
-      <w:tr>
-        <w:tc>
-          <w:tcPr>
-            <w:tcW w:w="4680" w:type="dxa"/>
-            <w:gridSpan w:val="2"/>
-            <w:tcMar>
-              <w:top w:w="100" w:type="dxa"/>
-              <w:left w:w="100" w:type="dxa"/>
-              <w:bottom w:w="100" w:type="dxa"/>
-              <w:right w:w="100" w:type="dxa"/>
-            </w:tcMar>
-          </w:tcPr>
-          <w:p>
-            <w:pPr>
-              <w:rPr>
-                <w:rFonts w:eastAsia="Verdana"/>
-                <w:sz w:val="24"/>
-                <w:szCs w:val="24"/>
-              </w:rPr>
-            </w:pPr>
-            <w:commentRangeStart w:id="12"/>
-            <w:r>
-              <w:rPr>
-                <w:rFonts w:eastAsia="Verdana"/>
-                <w:b/>
-                <w:bCs/>
-                <w:sz w:val="24"/>
-                <w:szCs w:val="24"/>
-              </w:rPr>
-              <w:sym w:font="Wingdings 2" w:char="F0A3"/>
-            </w:r>
-            <w:commentRangeEnd w:id="12"/>
-            <w:r>
-              <w:rPr>
-                <w:rStyle w:val="CommentReference"/>
-                <w:rFonts w:eastAsia="Verdana"/>
-                <w:b/>
-                <w:bCs/>
-                <w:sz w:val="24"/>
-                <w:szCs w:val="24"/>
-              </w:rPr>
-              <w:commentReference w:id="12"/>
-            </w:r>
-            <w:r>
-              <w:rPr>
-                <w:rFonts w:eastAsia="Verdana"/>
-                <w:b/>
-                <w:bCs/>
-                <w:sz w:val="24"/>
-                <w:szCs w:val="24"/>
-              </w:rPr>
-              <w:t xml:space="preserve">      </w:t>
-            </w:r>
-            <w:r>
-              <w:rPr>
-                <w:rFonts w:eastAsia="Verdana"/>
-                <w:sz w:val="24"/>
-                <w:szCs w:val="24"/>
-              </w:rPr>
-              <w:t>I am at least 18 years old.</w:t>
-            </w:r>
-          </w:p>
-          <w:p>
-            <w:pPr>
-              <w:rPr>
-                <w:rFonts w:eastAsia="Verdana"/>
-                <w:sz w:val="24"/>
-                <w:szCs w:val="24"/>
-              </w:rPr>
-            </w:pPr>
-          </w:p>
-          <w:p>
-            <w:pPr>
-              <w:rPr>
-                <w:rFonts w:eastAsia="Verdana"/>
-                <w:sz w:val="24"/>
-                <w:szCs w:val="24"/>
-              </w:rPr>
-            </w:pPr>
-            <w:r>
-              <w:rPr>
-                <w:rFonts w:eastAsia="Verdana"/>
-                <w:sz w:val="24"/>
-                <w:szCs w:val="24"/>
-              </w:rPr>
-              <w:t>(Check one of the options below):</w:t>
-            </w:r>
-          </w:p>
-        </w:tc>
-        <w:tc>
-          <w:tcPr>
-            <w:tcW w:w="4680" w:type="dxa"/>
-            <w:tcMar>
-              <w:top w:w="100" w:type="dxa"/>
-              <w:left w:w="100" w:type="dxa"/>
-              <w:bottom w:w="100" w:type="dxa"/>
-              <w:right w:w="100" w:type="dxa"/>
-            </w:tcMar>
-          </w:tcPr>
-          <w:p>
-            <w:pPr>
-              <w:rPr>
-                <w:rFonts w:eastAsia="Verdana"/>
-                <w:i/>
-                <w:iCs/>
-                <w:sz w:val="24"/>
-                <w:szCs w:val="24"/>
-              </w:rPr>
-            </w:pPr>
-            <w:r>
-              <w:rPr>
-                <w:rFonts w:eastAsia="Verdana"/>
-                <w:i/>
-                <w:iCs/>
-                <w:sz w:val="24"/>
-                <w:szCs w:val="24"/>
-              </w:rPr>
-              <w:t>Tengo al menos 18 años.</w:t>
-            </w:r>
-          </w:p>
-          <w:p>
-            <w:pPr>
-              <w:rPr>
-                <w:rFonts w:eastAsia="Verdana"/>
-                <w:i/>
-                <w:iCs/>
-                <w:sz w:val="24"/>
-                <w:szCs w:val="24"/>
-              </w:rPr>
-            </w:pPr>
-          </w:p>
-          <w:p>
-            <w:pPr>
-              <w:rPr>
-                <w:rFonts w:eastAsia="Verdana"/>
-                <w:i/>
-                <w:iCs/>
-                <w:sz w:val="24"/>
-                <w:szCs w:val="24"/>
-              </w:rPr>
-            </w:pPr>
-            <w:r>
-              <w:rPr>
-                <w:rFonts w:eastAsia="Verdana"/>
-                <w:i/>
-                <w:iCs/>
-                <w:sz w:val="24"/>
-                <w:szCs w:val="24"/>
-              </w:rPr>
-              <w:t>(Marque una de las siguientes opciones en inglés</w:t>
-            </w:r>
-            <w:r>
-              <w:rPr>
-                <w:rFonts w:eastAsia="Verdana"/>
-                <w:sz w:val="24"/>
-                <w:szCs w:val="24"/>
-              </w:rPr>
-              <w:t>)</w:t>
-            </w:r>
-          </w:p>
-        </w:tc>
-      </w:tr>
-      <w:tr>
-        <w:tc>
-          <w:tcPr>
-            <w:tcW w:w="540" w:type="dxa"/>
-            <w:tcMar>
-              <w:top w:w="100" w:type="dxa"/>
-              <w:left w:w="100" w:type="dxa"/>
-              <w:bottom w:w="100" w:type="dxa"/>
-              <w:right w:w="100" w:type="dxa"/>
-            </w:tcMar>
-          </w:tcPr>
-          <w:p>
-            <w:pPr>
-              <w:rPr>
-                <w:rFonts w:eastAsia="Verdana"/>
-                <w:sz w:val="24"/>
-                <w:szCs w:val="24"/>
-              </w:rPr>
-            </w:pPr>
-            <w:commentRangeStart w:id="13"/>
-            <w:r>
-              <w:rPr>
-                <w:rFonts w:eastAsia="Verdana"/>
-                <w:b/>
-                <w:bCs/>
-                <w:sz w:val="24"/>
-                <w:szCs w:val="24"/>
-              </w:rPr>
-              <w:sym w:font="Wingdings 2" w:char="F0A3"/>
-            </w:r>
-            <w:commentRangeEnd w:id="13"/>
-            <w:r>
-              <w:rPr>
-                <w:rStyle w:val="CommentReference"/>
-                <w:rFonts w:eastAsia="Verdana"/>
-                <w:sz w:val="24"/>
-                <w:szCs w:val="24"/>
-              </w:rPr>
-              <w:commentReference w:id="13"/>
-            </w:r>
-          </w:p>
-        </w:tc>
-        <w:tc>
-          <w:tcPr>
-            <w:tcW w:w="4140" w:type="dxa"/>
-          </w:tcPr>
-          <w:p>
-            <w:pPr>
-              <w:ind w:left="170"/>
-              <w:rPr>
-                <w:rFonts w:eastAsia="Verdana"/>
-                <w:sz w:val="24"/>
-                <w:szCs w:val="24"/>
-              </w:rPr>
-            </w:pPr>
-            <w:r>
-              <w:rPr>
-                <w:rFonts w:eastAsia="Verdana"/>
-                <w:sz w:val="24"/>
-                <w:szCs w:val="24"/>
-              </w:rPr>
-              <w:t xml:space="preserve">I saw the principal sign this document, or </w:t>
-            </w:r>
-          </w:p>
-        </w:tc>
-        <w:tc>
-          <w:tcPr>
-            <w:tcW w:w="4680" w:type="dxa"/>
-            <w:tcMar>
-              <w:top w:w="100" w:type="dxa"/>
-              <w:left w:w="100" w:type="dxa"/>
-              <w:bottom w:w="100" w:type="dxa"/>
-              <w:right w:w="100" w:type="dxa"/>
-            </w:tcMar>
-          </w:tcPr>
-          <w:p>
-            <w:pPr>
-              <w:rPr>
-                <w:rFonts w:eastAsia="Verdana"/>
-                <w:i/>
-                <w:iCs/>
-                <w:sz w:val="24"/>
-                <w:szCs w:val="24"/>
-              </w:rPr>
-            </w:pPr>
-            <w:r>
-              <w:rPr>
-                <w:rFonts w:eastAsia="Verdana"/>
-                <w:i/>
-                <w:iCs/>
-                <w:sz w:val="24"/>
-                <w:szCs w:val="24"/>
-              </w:rPr>
-              <w:t>Vi al otorgante firmar este documento, o</w:t>
-            </w:r>
-          </w:p>
-        </w:tc>
-      </w:tr>
-      <w:tr>
-        <w:tc>
-          <w:tcPr>
-            <w:tcW w:w="540" w:type="dxa"/>
-            <w:tcMar>
-              <w:top w:w="100" w:type="dxa"/>
-              <w:left w:w="100" w:type="dxa"/>
-              <w:bottom w:w="100" w:type="dxa"/>
-              <w:right w:w="100" w:type="dxa"/>
-            </w:tcMar>
-          </w:tcPr>
-          <w:p>
-            <w:pPr>
-              <w:rPr>
-                <w:rFonts w:eastAsia="Verdana"/>
-                <w:sz w:val="24"/>
-                <w:szCs w:val="24"/>
-              </w:rPr>
-            </w:pPr>
-            <w:commentRangeStart w:id="14"/>
-            <w:r>
-              <w:rPr>
-                <w:rFonts w:eastAsia="Verdana"/>
-                <w:b/>
-                <w:bCs/>
-                <w:sz w:val="24"/>
-                <w:szCs w:val="24"/>
-              </w:rPr>
-              <w:sym w:font="Wingdings 2" w:char="F0A3"/>
-            </w:r>
-            <w:commentRangeEnd w:id="14"/>
-            <w:r>
-              <w:rPr>
-                <w:rStyle w:val="CommentReference"/>
-                <w:rFonts w:eastAsia="Verdana"/>
-                <w:sz w:val="24"/>
-                <w:szCs w:val="24"/>
-              </w:rPr>
-              <w:commentReference w:id="14"/>
-            </w:r>
-          </w:p>
-        </w:tc>
-        <w:tc>
-          <w:tcPr>
-            <w:tcW w:w="4140" w:type="dxa"/>
-          </w:tcPr>
-          <w:p>
-            <w:pPr>
-              <w:ind w:left="170"/>
-              <w:rPr>
-                <w:rFonts w:eastAsia="Verdana"/>
-                <w:sz w:val="24"/>
-                <w:szCs w:val="24"/>
-              </w:rPr>
-            </w:pPr>
-            <w:r>
-              <w:rPr>
-                <w:rFonts w:eastAsia="Verdana"/>
-                <w:sz w:val="24"/>
-                <w:szCs w:val="24"/>
-              </w:rPr>
-              <w:t>The principal told me that the signature or mark on the principal signature line is his or hers.</w:t>
-            </w:r>
-          </w:p>
-        </w:tc>
-        <w:tc>
-          <w:tcPr>
-            <w:tcW w:w="4680" w:type="dxa"/>
-            <w:tcMar>
-              <w:top w:w="100" w:type="dxa"/>
-              <w:left w:w="100" w:type="dxa"/>
-              <w:bottom w:w="100" w:type="dxa"/>
-              <w:right w:w="100" w:type="dxa"/>
-            </w:tcMar>
-          </w:tcPr>
-          <w:p>
-            <w:pPr>
-              <w:rPr>
-                <w:rFonts w:eastAsia="Verdana"/>
-                <w:i/>
-                <w:iCs/>
-                <w:sz w:val="24"/>
-                <w:szCs w:val="24"/>
-              </w:rPr>
-            </w:pPr>
-            <w:r>
-              <w:rPr>
-                <w:rFonts w:eastAsia="Verdana"/>
-                <w:i/>
-                <w:iCs/>
-                <w:sz w:val="24"/>
-                <w:szCs w:val="24"/>
-              </w:rPr>
-              <w:t>El otorgante me dijo que la firma o marca en la línea de firma del otorgante es suya.</w:t>
-            </w:r>
-          </w:p>
-        </w:tc>
-      </w:tr>
-      <w:tr>
-        <w:tc>
-          <w:tcPr>
-            <w:tcW w:w="540" w:type="dxa"/>
-            <w:tcMar>
-              <w:top w:w="100" w:type="dxa"/>
-              <w:left w:w="100" w:type="dxa"/>
-              <w:bottom w:w="100" w:type="dxa"/>
-              <w:right w:w="100" w:type="dxa"/>
-            </w:tcMar>
-          </w:tcPr>
-          <w:p>
-            <w:pPr>
-              <w:rPr>
-                <w:rFonts w:eastAsia="Verdana"/>
-                <w:sz w:val="24"/>
-                <w:szCs w:val="24"/>
-              </w:rPr>
-            </w:pPr>
-            <w:commentRangeStart w:id="15"/>
-            <w:r>
-              <w:rPr>
-                <w:rFonts w:eastAsia="Verdana"/>
-                <w:b/>
-                <w:bCs/>
-                <w:sz w:val="24"/>
-                <w:szCs w:val="24"/>
-              </w:rPr>
-              <w:sym w:font="Wingdings 2" w:char="F0A3"/>
-            </w:r>
-            <w:commentRangeEnd w:id="15"/>
-            <w:r>
-              <w:rPr>
-                <w:rStyle w:val="CommentReference"/>
-                <w:rFonts w:eastAsia="Verdana"/>
-                <w:sz w:val="24"/>
-                <w:szCs w:val="24"/>
-              </w:rPr>
-              <w:commentReference w:id="15"/>
-            </w:r>
-          </w:p>
-        </w:tc>
-        <w:tc>
-          <w:tcPr>
-            <w:tcW w:w="4140" w:type="dxa"/>
-          </w:tcPr>
-          <w:p>
-            <w:pPr>
-              <w:ind w:left="170"/>
-              <w:rPr>
-                <w:rFonts w:eastAsia="Verdana"/>
-                <w:sz w:val="24"/>
-                <w:szCs w:val="24"/>
-              </w:rPr>
-            </w:pPr>
-            <w:r>
-              <w:rPr>
-                <w:rFonts w:eastAsia="Verdana"/>
-                <w:sz w:val="24"/>
-                <w:szCs w:val="24"/>
-              </w:rPr>
-              <w:t xml:space="preserve">I am not the agent or successor agent(s) named in this document. I am not related to the principal, the agent, or the successor agent(s) by blood, marriage, or adoption. I am not the principal's physician, advanced practice registered nurse, dentist, podiatric physician, optometrist, psychologist, or a </w:t>
-            </w:r>
-            <w:r>
-              <w:rPr>
-                <w:rFonts w:eastAsia="Verdana"/>
-                <w:sz w:val="24"/>
-                <w:szCs w:val="24"/>
-              </w:rPr>
-              <w:lastRenderedPageBreak/>
-              <w:t>relative of one of those individuals. I am not an owner or operator (or the relative of an owner or operator) of the health care facility where the principal is a patient or resident.</w:t>
-            </w:r>
-          </w:p>
-        </w:tc>
-        <w:tc>
-          <w:tcPr>
-            <w:tcW w:w="4680" w:type="dxa"/>
-            <w:tcMar>
-              <w:top w:w="100" w:type="dxa"/>
-              <w:left w:w="100" w:type="dxa"/>
-              <w:bottom w:w="100" w:type="dxa"/>
-              <w:right w:w="100" w:type="dxa"/>
-            </w:tcMar>
-          </w:tcPr>
-          <w:p>
-            <w:pPr>
-              <w:rPr>
-                <w:rFonts w:eastAsia="Verdana"/>
-                <w:i/>
-                <w:iCs/>
-                <w:sz w:val="24"/>
-                <w:szCs w:val="24"/>
-              </w:rPr>
-            </w:pPr>
-            <w:r>
-              <w:rPr>
-                <w:rFonts w:eastAsia="Verdana"/>
-                <w:i/>
-                <w:iCs/>
-                <w:sz w:val="24"/>
-                <w:szCs w:val="24"/>
-              </w:rPr>
-              <w:lastRenderedPageBreak/>
-              <w:t xml:space="preserve">No soy el agente ni el agente sucesor nombrado en este documento. No tengo ningún vínculo familiar, por consanguinidad, matrimonio o adopción, con el otorgante, el agente ni el agente sucesor. No soy el médico, enfermero registrado de práctica avanzada, dentista, podólogo, optometrista, ni psicólogo del otorgante ni familiar de ninguna de estas </w:t>
-            </w:r>
-            <w:r>
-              <w:rPr>
-                <w:rFonts w:eastAsia="Verdana"/>
-                <w:i/>
-                <w:iCs/>
-                <w:sz w:val="24"/>
-                <w:szCs w:val="24"/>
-              </w:rPr>
-              <w:lastRenderedPageBreak/>
-              <w:t>personas. No soy propietario ni operador (ni familiar de ningún propietario u operador) del centro de atención médica en el que el otorgante es paciente o residente.</w:t>
-            </w:r>
-          </w:p>
-        </w:tc>
-      </w:tr>
-    </w:tbl>
-    <w:p>
-      <w:pPr>
-        <w:rPr>
-          <w:rFonts w:eastAsia="Verdana"/>
-          <w:sz w:val="24"/>
-          <w:szCs w:val="24"/>
-        </w:rPr>
-      </w:pPr>
-    </w:p>
-    <w:p>
-      <w:pPr>
-        <w:keepNext/>
-        <w:keepLines/>
-        <w:rPr>
-          <w:rFonts w:eastAsia="Verdana"/>
-          <w:sz w:val="24"/>
-          <w:szCs w:val="24"/>
-        </w:rPr>
-      </w:pPr>
-      <w:r>
-        <w:rPr>
-          <w:rFonts w:eastAsia="Verdana"/>
-          <w:sz w:val="24"/>
-          <w:szCs w:val="24"/>
-        </w:rPr>
-        <w:t xml:space="preserve">Witness printed name </w:t>
-      </w:r>
-      <w:r>
-        <w:rPr>
-          <w:rFonts w:eastAsia="Verdana"/>
-          <w:sz w:val="24"/>
-          <w:szCs w:val="24"/>
-        </w:rPr>
-        <w:t xml:space="preserve">/ </w:t>
-      </w:r>
-      <w:r>
-        <w:rPr>
-          <w:rFonts w:eastAsia="Verdana"/>
-          <w:i/>
-          <w:iCs/>
-          <w:sz w:val="24"/>
-          <w:szCs w:val="24"/>
-        </w:rPr>
-        <w:t>Nombre del testigo en letra de molde</w:t>
-      </w:r>
-      <w:r>
-        <w:rPr>
-          <w:rFonts w:eastAsia="Verdana"/>
-          <w:sz w:val="24"/>
-          <w:szCs w:val="24"/>
-        </w:rPr>
-        <w:t>:</w:t>
-      </w:r>
+        </w:rPr>
+      </w:pPr>
     </w:p>
     <w:tbl>
       <w:tblPr>
         <w:tblStyle w:val="TableGrid"/>
         <w:tblW w:w="0" w:type="auto"/>
+        <w:tblLook w:val="04A0" w:firstRow="1" w:lastRow="0" w:firstColumn="1" w:lastColumn="0" w:noHBand="0" w:noVBand="1"/>
+      </w:tblPr>
+      <w:tblGrid>
+        <w:gridCol w:w="4680"/>
+        <w:gridCol w:w="270"/>
+        <w:gridCol w:w="4688"/>
+      </w:tblGrid>
+      <w:tr>
+        <w:tc>
+          <w:tcPr>
+            <w:tcW w:w="4680" w:type="dxa"/>
+            <w:tcBorders>
+              <w:top w:val="nil"/>
+              <w:left w:val="nil"/>
+              <w:bottom w:val="single" w:sz="4" w:space="0" w:color="auto"/>
+              <w:right w:val="nil"/>
+            </w:tcBorders>
+          </w:tcPr>
+          <w:p>
+            <w:pPr>
+              <w:keepNext/>
+              <w:keepLines/>
+              <w:rPr>
+                <w:rFonts w:eastAsia="Verdana"/>
+              </w:rPr>
+            </w:pPr>
+          </w:p>
+        </w:tc>
+        <w:tc>
+          <w:tcPr>
+            <w:tcW w:w="270" w:type="dxa"/>
+            <w:tcBorders>
+              <w:top w:val="nil"/>
+              <w:left w:val="nil"/>
+              <w:bottom w:val="nil"/>
+              <w:right w:val="nil"/>
+            </w:tcBorders>
+          </w:tcPr>
+          <w:p>
+            <w:pPr>
+              <w:keepNext/>
+              <w:keepLines/>
+              <w:rPr>
+                <w:rFonts w:eastAsia="Verdana"/>
+              </w:rPr>
+            </w:pPr>
+          </w:p>
+        </w:tc>
+        <w:tc>
+          <w:tcPr>
+            <w:tcW w:w="4688" w:type="dxa"/>
+            <w:tcBorders>
+              <w:top w:val="nil"/>
+              <w:left w:val="nil"/>
+              <w:bottom w:val="single" w:sz="4" w:space="0" w:color="auto"/>
+              <w:right w:val="nil"/>
+            </w:tcBorders>
+          </w:tcPr>
+          <w:p>
+            <w:pPr>
+              <w:keepNext/>
+              <w:keepLines/>
+              <w:rPr>
+                <w:rFonts w:eastAsia="Verdana"/>
+              </w:rPr>
+            </w:pPr>
+          </w:p>
+        </w:tc>
+      </w:tr>
+      <w:tr>
+        <w:tc>
+          <w:tcPr>
+            <w:tcW w:w="4680" w:type="dxa"/>
+            <w:tcBorders>
+              <w:top w:val="single" w:sz="4" w:space="0" w:color="auto"/>
+              <w:left w:val="nil"/>
+              <w:bottom w:val="nil"/>
+              <w:right w:val="nil"/>
+            </w:tcBorders>
+          </w:tcPr>
+          <w:p>
+            <w:pPr>
+              <w:keepNext/>
+              <w:keepLines/>
+              <w:rPr>
+                <w:rFonts w:eastAsia="Verdana"/>
+              </w:rPr>
+            </w:pPr>
+            <w:r>
+              <w:rPr>
+                <w:rFonts w:eastAsia="Verdana"/>
+              </w:rPr>
+              <w:t>Witness signature / Firma del testigo</w:t>
+            </w:r>
+          </w:p>
+        </w:tc>
+        <w:tc>
+          <w:tcPr>
+            <w:tcW w:w="270" w:type="dxa"/>
+            <w:tcBorders>
+              <w:top w:val="nil"/>
+              <w:left w:val="nil"/>
+              <w:bottom w:val="nil"/>
+              <w:right w:val="nil"/>
+            </w:tcBorders>
+          </w:tcPr>
+          <w:p>
+            <w:pPr>
+              <w:keepNext/>
+              <w:keepLines/>
+              <w:rPr>
+                <w:rFonts w:eastAsia="Verdana"/>
+              </w:rPr>
+            </w:pPr>
+          </w:p>
+        </w:tc>
+        <w:tc>
+          <w:tcPr>
+            <w:tcW w:w="4688" w:type="dxa"/>
+            <w:tcBorders>
+              <w:top w:val="single" w:sz="4" w:space="0" w:color="auto"/>
+              <w:left w:val="nil"/>
+              <w:bottom w:val="nil"/>
+              <w:right w:val="nil"/>
+            </w:tcBorders>
+          </w:tcPr>
+          <w:p>
+            <w:pPr>
+              <w:keepNext/>
+              <w:keepLines/>
+              <w:rPr>
+                <w:rFonts w:eastAsia="Verdana"/>
+              </w:rPr>
+            </w:pPr>
+            <w:r>
+              <w:rPr>
+                <w:rFonts w:eastAsia="Verdana"/>
+              </w:rPr>
+              <w:t>Today’s date / Fecha de hoy</w:t>
+            </w:r>
+          </w:p>
+        </w:tc>
+      </w:tr>
+    </w:tbl>
+    <w:p>
+      <w:pPr>
+        <w:jc w:val="center"/>
+        <w:rPr>
+          <w:rFonts w:eastAsia="Verdana"/>
+          <w:b/>
+          <w:bCs/>
+          <w:u w:val="single"/>
+        </w:rPr>
+      </w:pPr>
+    </w:p>
+    <w:p>
+      <w:pPr>
+        <w:rPr>
+          <w:rFonts w:eastAsia="Verdana"/>
+          <w:b/>
+          <w:bCs/>
+          <w:u w:val="single"/>
+        </w:rPr>
+      </w:pPr>
+      <w:r>
+        <w:rPr>
+          <w:rFonts w:eastAsia="Verdana"/>
+          <w:b/>
+          <w:bCs/>
+          <w:u w:val="single"/>
+        </w:rPr>
+        <w:br w:type="page"/>
+      </w:r>
+    </w:p>
+    <w:p>
+      <w:pPr>
+        <w:jc w:val="center"/>
+        <w:rPr>
+          <w:rFonts w:eastAsia="Verdana"/>
+          <w:b/>
+          <w:bCs/>
+          <w:u w:val="single"/>
+        </w:rPr>
+      </w:pPr>
+      <w:r>
+        <w:rPr>
+          <w:rFonts w:eastAsia="Verdana"/>
+          <w:b/>
+          <w:bCs/>
+          <w:u w:val="single"/>
+        </w:rPr>
+        <w:lastRenderedPageBreak/>
+        <w:t>WITNESS 2 (Optional) / TESTIGO 2 (Opcional)</w:t>
+      </w:r>
+    </w:p>
+    <w:p>
+      <w:pPr>
+        <w:rPr>
+          <w:rFonts w:eastAsia="Verdana"/>
+          <w:b/>
+          <w:bCs/>
+          <w:u w:val="single"/>
+        </w:rPr>
+      </w:pPr>
+    </w:p>
+    <w:tbl>
+      <w:tblPr>
+        <w:tblW w:w="9900" w:type="dxa"/>
+        <w:tblLayout w:type="fixed"/>
+        <w:tblCellMar>
+          <w:left w:w="58" w:type="dxa"/>
+          <w:right w:w="58" w:type="dxa"/>
+        </w:tblCellMar>
+        <w:tblLook w:val="0600" w:firstRow="0" w:lastRow="0" w:firstColumn="0" w:lastColumn="0" w:noHBand="1" w:noVBand="1"/>
+      </w:tblPr>
+      <w:tblGrid>
+        <w:gridCol w:w="450"/>
+        <w:gridCol w:w="4500"/>
+        <w:gridCol w:w="4950"/>
+      </w:tblGrid>
+      <w:tr>
+        <w:tc>
+          <w:tcPr>
+            <w:tcW w:w="4950" w:type="dxa"/>
+            <w:gridSpan w:val="2"/>
+            <w:tcMar>
+              <w:top w:w="100" w:type="dxa"/>
+              <w:left w:w="100" w:type="dxa"/>
+              <w:bottom w:w="100" w:type="dxa"/>
+              <w:right w:w="100" w:type="dxa"/>
+            </w:tcMar>
+          </w:tcPr>
+          <w:p>
+            <w:pPr>
+              <w:rPr>
+                <w:rFonts w:eastAsia="Verdana"/>
+              </w:rPr>
+            </w:pPr>
+            <w:r>
+              <w:rPr>
+                <w:rFonts w:eastAsia="Verdana"/>
+                <w:sz w:val="20"/>
+                <w:szCs w:val="20"/>
+              </w:rPr>
+              <w:t>You do not need a second witness in Illinois. Other states may not recognize Power of Attorney forms with only one witness. If you want to use this in another state, you may want to have a second witness included. Your POA will still be accepted in Illinois if you have two witnesses to your signature.</w:t>
+            </w:r>
+          </w:p>
+        </w:tc>
+        <w:tc>
+          <w:tcPr>
+            <w:tcW w:w="4950" w:type="dxa"/>
+            <w:tcMar>
+              <w:top w:w="100" w:type="dxa"/>
+              <w:left w:w="100" w:type="dxa"/>
+              <w:bottom w:w="100" w:type="dxa"/>
+              <w:right w:w="100" w:type="dxa"/>
+            </w:tcMar>
+          </w:tcPr>
+          <w:p>
+            <w:pPr>
+              <w:rPr>
+                <w:rFonts w:eastAsia="Verdana"/>
+                <w:i/>
+                <w:iCs/>
+              </w:rPr>
+            </w:pPr>
+            <w:r>
+              <w:rPr>
+                <w:rFonts w:eastAsia="Verdana"/>
+                <w:i/>
+                <w:iCs/>
+                <w:sz w:val="20"/>
+                <w:szCs w:val="20"/>
+              </w:rPr>
+              <w:t>En Illinois no necesita un segundo testigo. Es posible que otros estados no reconozcan los poderes notariales con un solo testigo. Si desea usar este documento en otro estado, puede ser conveniente incluir un segundo testigo. Su poder notarial seguirá siendo válido en Illinois si cuenta con dos testigos que firmen su documento.</w:t>
+            </w:r>
+          </w:p>
+        </w:tc>
+      </w:tr>
+      <w:tr>
+        <w:tc>
+          <w:tcPr>
+            <w:tcW w:w="4950" w:type="dxa"/>
+            <w:gridSpan w:val="2"/>
+            <w:tcMar>
+              <w:top w:w="100" w:type="dxa"/>
+              <w:left w:w="100" w:type="dxa"/>
+              <w:bottom w:w="100" w:type="dxa"/>
+              <w:right w:w="100" w:type="dxa"/>
+            </w:tcMar>
+          </w:tcPr>
+          <w:p>
+            <w:pPr>
+              <w:rPr>
+                <w:rFonts w:eastAsia="Verdana"/>
+                <w:b/>
+                <w:bCs/>
+                <w:u w:val="single"/>
+              </w:rPr>
+            </w:pPr>
+            <w:r>
+              <w:rPr>
+                <w:rFonts w:eastAsia="Verdana"/>
+              </w:rPr>
+              <w:t xml:space="preserve">HAVE YOUR WITNESS AGREE TO WHAT IS WRITTEN BELOW, AND THEN COMPLETE THE SIGNATURE PORTION </w:t>
+            </w:r>
+          </w:p>
+        </w:tc>
+        <w:tc>
+          <w:tcPr>
+            <w:tcW w:w="4950" w:type="dxa"/>
+            <w:tcMar>
+              <w:top w:w="100" w:type="dxa"/>
+              <w:left w:w="100" w:type="dxa"/>
+              <w:bottom w:w="100" w:type="dxa"/>
+              <w:right w:w="100" w:type="dxa"/>
+            </w:tcMar>
+          </w:tcPr>
+          <w:p>
+            <w:pPr>
+              <w:rPr>
+                <w:rFonts w:eastAsia="Verdana"/>
+                <w:b/>
+                <w:bCs/>
+                <w:u w:val="single"/>
+              </w:rPr>
+            </w:pPr>
+            <w:r>
+              <w:rPr>
+                <w:rFonts w:eastAsia="Verdana"/>
+                <w:i/>
+                <w:iCs/>
+              </w:rPr>
+              <w:t>PIDA A SU TESTIGO QUE ACEPTE LO QUE SE INDICA A CONTINUACIÓN Y, DESPUÉS, QUE RELLENE LA SECCIÓN DE FIRMAS:</w:t>
+            </w:r>
+          </w:p>
+        </w:tc>
+      </w:tr>
+      <w:tr>
+        <w:tc>
+          <w:tcPr>
+            <w:tcW w:w="450" w:type="dxa"/>
+            <w:tcMar>
+              <w:top w:w="100" w:type="dxa"/>
+              <w:left w:w="100" w:type="dxa"/>
+              <w:bottom w:w="100" w:type="dxa"/>
+              <w:right w:w="100" w:type="dxa"/>
+            </w:tcMar>
+          </w:tcPr>
+          <w:p>
+            <w:pPr>
+              <w:rPr>
+                <w:rFonts w:eastAsia="Verdana"/>
+              </w:rPr>
+            </w:pPr>
+            <w:commentRangeStart w:id="12"/>
+            <w:r>
+              <w:rPr>
+                <w:rFonts w:eastAsia="Verdana"/>
+                <w:b/>
+                <w:bCs/>
+              </w:rPr>
+              <w:sym w:font="Wingdings 2" w:char="F0A3"/>
+            </w:r>
+            <w:commentRangeEnd w:id="12"/>
+            <w:r>
+              <w:rPr>
+                <w:rStyle w:val="CommentReference"/>
+                <w:rFonts w:eastAsia="Verdana"/>
+                <w:b/>
+                <w:bCs/>
+                <w:sz w:val="22"/>
+                <w:szCs w:val="22"/>
+              </w:rPr>
+              <w:commentReference w:id="12"/>
+            </w:r>
+            <w:r>
+              <w:rPr>
+                <w:rFonts w:eastAsia="Verdana"/>
+                <w:b/>
+                <w:bCs/>
+              </w:rPr>
+              <w:t xml:space="preserve"> </w:t>
+            </w:r>
+          </w:p>
+        </w:tc>
+        <w:tc>
+          <w:tcPr>
+            <w:tcW w:w="4500" w:type="dxa"/>
+          </w:tcPr>
+          <w:p>
+            <w:pPr>
+              <w:rPr>
+                <w:rFonts w:eastAsia="Verdana"/>
+              </w:rPr>
+            </w:pPr>
+            <w:r>
+              <w:rPr>
+                <w:rFonts w:eastAsia="Verdana"/>
+              </w:rPr>
+              <w:t>I am at least 18 years old.</w:t>
+            </w:r>
+          </w:p>
+        </w:tc>
+        <w:tc>
+          <w:tcPr>
+            <w:tcW w:w="4950" w:type="dxa"/>
+            <w:tcMar>
+              <w:top w:w="100" w:type="dxa"/>
+              <w:left w:w="100" w:type="dxa"/>
+              <w:bottom w:w="100" w:type="dxa"/>
+              <w:right w:w="100" w:type="dxa"/>
+            </w:tcMar>
+          </w:tcPr>
+          <w:p>
+            <w:pPr>
+              <w:rPr>
+                <w:rFonts w:eastAsia="Verdana"/>
+                <w:i/>
+                <w:iCs/>
+              </w:rPr>
+            </w:pPr>
+            <w:r>
+              <w:rPr>
+                <w:rFonts w:eastAsia="Verdana"/>
+                <w:i/>
+                <w:iCs/>
+              </w:rPr>
+              <w:t>Tengo al menos 18 años.</w:t>
+            </w:r>
+          </w:p>
+        </w:tc>
+      </w:tr>
+      <w:tr>
+        <w:tc>
+          <w:tcPr>
+            <w:tcW w:w="4950" w:type="dxa"/>
+            <w:gridSpan w:val="2"/>
+            <w:tcMar>
+              <w:top w:w="100" w:type="dxa"/>
+              <w:left w:w="100" w:type="dxa"/>
+              <w:bottom w:w="100" w:type="dxa"/>
+              <w:right w:w="100" w:type="dxa"/>
+            </w:tcMar>
+          </w:tcPr>
+          <w:p>
+            <w:pPr>
+              <w:rPr>
+                <w:rFonts w:eastAsia="Verdana"/>
+              </w:rPr>
+            </w:pPr>
+            <w:r>
+              <w:rPr>
+                <w:rFonts w:eastAsia="Verdana"/>
+              </w:rPr>
+              <w:t>(Check one of the options below)</w:t>
+            </w:r>
+          </w:p>
+        </w:tc>
+        <w:tc>
+          <w:tcPr>
+            <w:tcW w:w="4950" w:type="dxa"/>
+            <w:tcMar>
+              <w:top w:w="100" w:type="dxa"/>
+              <w:left w:w="100" w:type="dxa"/>
+              <w:bottom w:w="100" w:type="dxa"/>
+              <w:right w:w="100" w:type="dxa"/>
+            </w:tcMar>
+          </w:tcPr>
+          <w:p>
+            <w:pPr>
+              <w:rPr>
+                <w:rFonts w:eastAsia="Verdana"/>
+                <w:i/>
+                <w:iCs/>
+              </w:rPr>
+            </w:pPr>
+            <w:r>
+              <w:rPr>
+                <w:rFonts w:eastAsia="Verdana"/>
+                <w:i/>
+                <w:iCs/>
+              </w:rPr>
+              <w:t>(Marque una de las siguientes opciones en inglés</w:t>
+            </w:r>
+            <w:r>
+              <w:rPr>
+                <w:rFonts w:eastAsia="Verdana"/>
+              </w:rPr>
+              <w:t>)</w:t>
+            </w:r>
+          </w:p>
+        </w:tc>
+      </w:tr>
+      <w:tr>
+        <w:tc>
+          <w:tcPr>
+            <w:tcW w:w="450" w:type="dxa"/>
+            <w:tcMar>
+              <w:top w:w="100" w:type="dxa"/>
+              <w:left w:w="100" w:type="dxa"/>
+              <w:bottom w:w="100" w:type="dxa"/>
+              <w:right w:w="100" w:type="dxa"/>
+            </w:tcMar>
+          </w:tcPr>
+          <w:p>
+            <w:pPr>
+              <w:rPr>
+                <w:rFonts w:eastAsia="Verdana"/>
+              </w:rPr>
+            </w:pPr>
+            <w:commentRangeStart w:id="13"/>
+            <w:r>
+              <w:rPr>
+                <w:rFonts w:eastAsia="Verdana"/>
+                <w:b/>
+                <w:bCs/>
+              </w:rPr>
+              <w:sym w:font="Wingdings 2" w:char="F0A3"/>
+            </w:r>
+            <w:commentRangeEnd w:id="13"/>
+            <w:r>
+              <w:rPr>
+                <w:rStyle w:val="CommentReference"/>
+                <w:rFonts w:eastAsia="Verdana"/>
+                <w:sz w:val="22"/>
+                <w:szCs w:val="22"/>
+              </w:rPr>
+              <w:commentReference w:id="13"/>
+            </w:r>
+          </w:p>
+        </w:tc>
+        <w:tc>
+          <w:tcPr>
+            <w:tcW w:w="4500" w:type="dxa"/>
+          </w:tcPr>
+          <w:p>
+            <w:pPr>
+              <w:ind w:left="-6" w:firstLine="6"/>
+              <w:rPr>
+                <w:rFonts w:eastAsia="Verdana"/>
+              </w:rPr>
+            </w:pPr>
+            <w:r>
+              <w:rPr>
+                <w:rFonts w:eastAsia="Verdana"/>
+              </w:rPr>
+              <w:t xml:space="preserve">I saw the principal sign this document, or </w:t>
+            </w:r>
+          </w:p>
+        </w:tc>
+        <w:tc>
+          <w:tcPr>
+            <w:tcW w:w="4950" w:type="dxa"/>
+            <w:tcMar>
+              <w:top w:w="100" w:type="dxa"/>
+              <w:left w:w="100" w:type="dxa"/>
+              <w:bottom w:w="100" w:type="dxa"/>
+              <w:right w:w="100" w:type="dxa"/>
+            </w:tcMar>
+          </w:tcPr>
+          <w:p>
+            <w:pPr>
+              <w:rPr>
+                <w:rFonts w:eastAsia="Verdana"/>
+                <w:i/>
+                <w:iCs/>
+              </w:rPr>
+            </w:pPr>
+            <w:r>
+              <w:rPr>
+                <w:rFonts w:eastAsia="Verdana"/>
+                <w:i/>
+                <w:iCs/>
+              </w:rPr>
+              <w:t>Vi al otorgante firmar este documento, o</w:t>
+            </w:r>
+          </w:p>
+        </w:tc>
+      </w:tr>
+      <w:tr>
+        <w:tc>
+          <w:tcPr>
+            <w:tcW w:w="450" w:type="dxa"/>
+            <w:tcMar>
+              <w:top w:w="100" w:type="dxa"/>
+              <w:left w:w="100" w:type="dxa"/>
+              <w:bottom w:w="100" w:type="dxa"/>
+              <w:right w:w="100" w:type="dxa"/>
+            </w:tcMar>
+          </w:tcPr>
+          <w:p>
+            <w:pPr>
+              <w:rPr>
+                <w:rFonts w:eastAsia="Verdana"/>
+              </w:rPr>
+            </w:pPr>
+            <w:commentRangeStart w:id="14"/>
+            <w:r>
+              <w:rPr>
+                <w:rFonts w:eastAsia="Verdana"/>
+                <w:b/>
+                <w:bCs/>
+              </w:rPr>
+              <w:sym w:font="Wingdings 2" w:char="F0A3"/>
+            </w:r>
+            <w:commentRangeEnd w:id="14"/>
+            <w:r>
+              <w:rPr>
+                <w:rStyle w:val="CommentReference"/>
+                <w:rFonts w:eastAsia="Verdana"/>
+                <w:sz w:val="22"/>
+                <w:szCs w:val="22"/>
+              </w:rPr>
+              <w:commentReference w:id="14"/>
+            </w:r>
+          </w:p>
+        </w:tc>
+        <w:tc>
+          <w:tcPr>
+            <w:tcW w:w="4500" w:type="dxa"/>
+          </w:tcPr>
+          <w:p>
+            <w:pPr>
+              <w:rPr>
+                <w:rFonts w:eastAsia="Verdana"/>
+              </w:rPr>
+            </w:pPr>
+            <w:r>
+              <w:rPr>
+                <w:rFonts w:eastAsia="Verdana"/>
+              </w:rPr>
+              <w:t>The principal told me that the signature or mark on the principal signature line is his or hers.</w:t>
+            </w:r>
+          </w:p>
+        </w:tc>
+        <w:tc>
+          <w:tcPr>
+            <w:tcW w:w="4950" w:type="dxa"/>
+            <w:tcMar>
+              <w:top w:w="100" w:type="dxa"/>
+              <w:left w:w="100" w:type="dxa"/>
+              <w:bottom w:w="100" w:type="dxa"/>
+              <w:right w:w="100" w:type="dxa"/>
+            </w:tcMar>
+          </w:tcPr>
+          <w:p>
+            <w:pPr>
+              <w:rPr>
+                <w:rFonts w:eastAsia="Verdana"/>
+                <w:i/>
+                <w:iCs/>
+              </w:rPr>
+            </w:pPr>
+            <w:r>
+              <w:rPr>
+                <w:rFonts w:eastAsia="Verdana"/>
+                <w:i/>
+                <w:iCs/>
+              </w:rPr>
+              <w:t>El otorgante me dijo que la firma o marca en la línea de firma del otorgante es suya.</w:t>
+            </w:r>
+          </w:p>
+        </w:tc>
+      </w:tr>
+      <w:tr>
+        <w:tc>
+          <w:tcPr>
+            <w:tcW w:w="450" w:type="dxa"/>
+            <w:tcMar>
+              <w:top w:w="100" w:type="dxa"/>
+              <w:left w:w="100" w:type="dxa"/>
+              <w:bottom w:w="100" w:type="dxa"/>
+              <w:right w:w="100" w:type="dxa"/>
+            </w:tcMar>
+          </w:tcPr>
+          <w:p>
+            <w:pPr>
+              <w:rPr>
+                <w:rFonts w:eastAsia="Verdana"/>
+              </w:rPr>
+            </w:pPr>
+            <w:commentRangeStart w:id="15"/>
+            <w:r>
+              <w:rPr>
+                <w:rFonts w:eastAsia="Verdana"/>
+                <w:b/>
+                <w:bCs/>
+              </w:rPr>
+              <w:sym w:font="Wingdings 2" w:char="F0A3"/>
+            </w:r>
+            <w:commentRangeEnd w:id="15"/>
+            <w:r>
+              <w:rPr>
+                <w:rStyle w:val="CommentReference"/>
+                <w:rFonts w:eastAsia="Verdana"/>
+                <w:sz w:val="22"/>
+                <w:szCs w:val="22"/>
+              </w:rPr>
+              <w:commentReference w:id="15"/>
+            </w:r>
+          </w:p>
+        </w:tc>
+        <w:tc>
+          <w:tcPr>
+            <w:tcW w:w="4500" w:type="dxa"/>
+          </w:tcPr>
+          <w:p>
+            <w:pPr>
+              <w:ind w:left="-6"/>
+              <w:rPr>
+                <w:rFonts w:eastAsia="Verdana"/>
+              </w:rPr>
+            </w:pPr>
+            <w:r>
+              <w:rPr>
+                <w:rFonts w:eastAsia="Verdana"/>
+              </w:rPr>
+              <w:t>I am not the agent or successor agent(s) named in this document. I am not related to the principal, the agent, or the successor agent(s) by blood, marriage, or adoption. I am not the principal's physician, advanced practice registered nurse, dentist, podiatric physician, optometrist, psychologist, or a relative of one of those individuals. I am not an owner or operator (or the relative of an owner or operator) of the health care facility where the principal is a patient or resident.</w:t>
+            </w:r>
+          </w:p>
+        </w:tc>
+        <w:tc>
+          <w:tcPr>
+            <w:tcW w:w="4950" w:type="dxa"/>
+            <w:tcMar>
+              <w:top w:w="100" w:type="dxa"/>
+              <w:left w:w="100" w:type="dxa"/>
+              <w:bottom w:w="100" w:type="dxa"/>
+              <w:right w:w="100" w:type="dxa"/>
+            </w:tcMar>
+          </w:tcPr>
+          <w:p>
+            <w:pPr>
+              <w:rPr>
+                <w:rFonts w:eastAsia="Verdana"/>
+                <w:i/>
+                <w:iCs/>
+              </w:rPr>
+            </w:pPr>
+            <w:r>
+              <w:rPr>
+                <w:rFonts w:eastAsia="Verdana"/>
+                <w:i/>
+                <w:iCs/>
+              </w:rPr>
+              <w:t>No soy el agente ni el agente sucesor</w:t>
+            </w:r>
+            <w:r>
+              <w:rPr>
+                <w:rFonts w:eastAsia="Verdana"/>
+                <w:i/>
+                <w:iCs/>
+              </w:rPr>
+              <w:t xml:space="preserve"> </w:t>
+            </w:r>
+            <w:r>
+              <w:rPr>
+                <w:rFonts w:eastAsia="Verdana"/>
+                <w:i/>
+                <w:iCs/>
+              </w:rPr>
+              <w:t>nombrado en este documento. No tengo ningún vínculo familiar, por consanguinidad, matrimonio o adopción, con el otorgante, el agente ni el agente sucesor. No soy el médico, enfermero registrado de práctica avanzada, dentista, podólogo, optometrista, ni psicólogo del otorgante ni familiar de ninguna de estas personas. No soy propietario ni operador (ni familiar de ningún propietario u operador) del centro de atención médica en el que el otorgante es paciente o residente.</w:t>
+            </w:r>
+          </w:p>
+        </w:tc>
+      </w:tr>
+    </w:tbl>
+    <w:p>
+      <w:pPr>
+        <w:keepNext/>
+        <w:keepLines/>
+        <w:rPr>
+          <w:rFonts w:eastAsia="Verdana"/>
+        </w:rPr>
+      </w:pPr>
+    </w:p>
+    <w:p>
+      <w:pPr>
+        <w:keepNext/>
+        <w:keepLines/>
+        <w:rPr>
+          <w:rFonts w:eastAsia="Verdana"/>
+        </w:rPr>
+      </w:pPr>
+      <w:r>
+        <w:rPr>
+          <w:rFonts w:eastAsia="Verdana"/>
+        </w:rPr>
+        <w:t xml:space="preserve">Witness printed name </w:t>
+      </w:r>
+      <w:r>
+        <w:rPr>
+          <w:rFonts w:eastAsia="Verdana"/>
+        </w:rPr>
+        <w:t xml:space="preserve">/ </w:t>
+      </w:r>
+      <w:r>
+        <w:rPr>
+          <w:rFonts w:eastAsia="Verdana"/>
+          <w:i/>
+          <w:iCs/>
+        </w:rPr>
+        <w:t>Nombre del testigo en letra de molde</w:t>
+      </w:r>
+      <w:r>
+        <w:rPr>
+          <w:rFonts w:eastAsia="Verdana"/>
+        </w:rPr>
+        <w:t>:</w:t>
+      </w:r>
+    </w:p>
+    <w:tbl>
+      <w:tblPr>
+        <w:tblStyle w:val="TableGrid"/>
+        <w:tblW w:w="9900" w:type="dxa"/>
         <w:tblBorders>
           <w:top w:val="none" w:sz="0" w:space="0" w:color="auto"/>
           <w:left w:val="none" w:sz="0" w:space="0" w:color="auto"/>
@@ -10970,12 +10805,12 @@
         <w:tblLook w:val="04A0" w:firstRow="1" w:lastRow="0" w:firstColumn="1" w:lastColumn="0" w:noHBand="0" w:noVBand="1"/>
       </w:tblPr>
       <w:tblGrid>
-        <w:gridCol w:w="9350"/>
+        <w:gridCol w:w="9900"/>
       </w:tblGrid>
       <w:tr>
         <w:tc>
           <w:tcPr>
-            <w:tcW w:w="9350" w:type="dxa"/>
+            <w:tcW w:w="9900" w:type="dxa"/>
           </w:tcPr>
           <w:p>
             <w:pPr>
@@ -10983,15 +10818,11 @@
               <w:keepLines/>
               <w:rPr>
                 <w:rFonts w:eastAsia="Verdana"/>
-                <w:sz w:val="24"/>
-                <w:szCs w:val="24"/>
-              </w:rPr>
-            </w:pPr>
-            <w:r>
-              <w:rPr>
-                <w:rFonts w:eastAsia="Verdana"/>
-                <w:sz w:val="24"/>
-                <w:szCs w:val="24"/>
+              </w:rPr>
+            </w:pPr>
+            <w:r>
+              <w:rPr>
+                <w:rFonts w:eastAsia="Verdana"/>
               </w:rPr>
               <w:t>{% if witness_known and second_witness_known %}{{witnesses[1].name_full()}}{% endif %}</w:t>
             </w:r>
@@ -11005,8 +10836,6 @@
         <w:keepLines/>
         <w:rPr>
           <w:rFonts w:eastAsia="Verdana"/>
-          <w:sz w:val="24"/>
-          <w:szCs w:val="24"/>
         </w:rPr>
       </w:pPr>
     </w:p>
@@ -11016,15 +10845,11 @@
         <w:keepLines/>
         <w:rPr>
           <w:rFonts w:eastAsia="Verdana"/>
-          <w:sz w:val="24"/>
-          <w:szCs w:val="24"/>
-        </w:rPr>
-      </w:pPr>
-      <w:r>
-        <w:rPr>
-          <w:rFonts w:eastAsia="Verdana"/>
-          <w:sz w:val="24"/>
-          <w:szCs w:val="24"/>
+        </w:rPr>
+      </w:pPr>
+      <w:r>
+        <w:rPr>
+          <w:rFonts w:eastAsia="Verdana"/>
         </w:rPr>
         <w:t xml:space="preserve">Witness address / </w:t>
       </w:r>
@@ -11033,16 +10858,12 @@
           <w:rFonts w:eastAsia="Verdana"/>
           <w:i/>
           <w:iCs/>
-          <w:sz w:val="24"/>
-          <w:szCs w:val="24"/>
         </w:rPr>
         <w:t>Dirección del testigo</w:t>
       </w:r>
       <w:r>
         <w:rPr>
           <w:rFonts w:eastAsia="Verdana"/>
-          <w:sz w:val="24"/>
-          <w:szCs w:val="24"/>
         </w:rPr>
         <w:t>:</w:t>
       </w:r>
@@ -11050,7 +10871,7 @@
     <w:tbl>
       <w:tblPr>
         <w:tblStyle w:val="TableGrid"/>
-        <w:tblW w:w="0" w:type="auto"/>
+        <w:tblW w:w="9900" w:type="dxa"/>
         <w:tblBorders>
           <w:top w:val="none" w:sz="0" w:space="0" w:color="auto"/>
           <w:left w:val="none" w:sz="0" w:space="0" w:color="auto"/>
@@ -11061,12 +10882,12 @@
         <w:tblLook w:val="04A0" w:firstRow="1" w:lastRow="0" w:firstColumn="1" w:lastColumn="0" w:noHBand="0" w:noVBand="1"/>
       </w:tblPr>
       <w:tblGrid>
-        <w:gridCol w:w="9350"/>
+        <w:gridCol w:w="9900"/>
       </w:tblGrid>
       <w:tr>
         <w:tc>
           <w:tcPr>
-            <w:tcW w:w="9350" w:type="dxa"/>
+            <w:tcW w:w="9900" w:type="dxa"/>
           </w:tcPr>
           <w:p>
             <w:pPr>
@@ -11074,15 +10895,11 @@
               <w:keepLines/>
               <w:rPr>
                 <w:rFonts w:eastAsia="Verdana"/>
-                <w:sz w:val="24"/>
-                <w:szCs w:val="24"/>
-              </w:rPr>
-            </w:pPr>
-            <w:r>
-              <w:rPr>
-                <w:rFonts w:eastAsia="Verdana"/>
-                <w:sz w:val="24"/>
-                <w:szCs w:val="24"/>
+              </w:rPr>
+            </w:pPr>
+            <w:r>
+              <w:rPr>
+                <w:rFonts w:eastAsia="Verdana"/>
               </w:rPr>
               <w:t>{% if witness_known and second_witness_known %}{{witnesses[1].address_string}}{% endif %}</w:t>
             </w:r>
@@ -11096,6 +10913,478 @@
         <w:keepLines/>
         <w:rPr>
           <w:rFonts w:eastAsia="Verdana"/>
+        </w:rPr>
+      </w:pPr>
+    </w:p>
+    <w:tbl>
+      <w:tblPr>
+        <w:tblStyle w:val="TableGrid"/>
+        <w:tblW w:w="0" w:type="auto"/>
+        <w:tblLayout w:type="fixed"/>
+        <w:tblLook w:val="04A0" w:firstRow="1" w:lastRow="0" w:firstColumn="1" w:lastColumn="0" w:noHBand="0" w:noVBand="1"/>
+      </w:tblPr>
+      <w:tblGrid>
+        <w:gridCol w:w="4680"/>
+        <w:gridCol w:w="270"/>
+        <w:gridCol w:w="4688"/>
+      </w:tblGrid>
+      <w:tr>
+        <w:tc>
+          <w:tcPr>
+            <w:tcW w:w="4680" w:type="dxa"/>
+            <w:tcBorders>
+              <w:top w:val="nil"/>
+              <w:left w:val="nil"/>
+              <w:bottom w:val="single" w:sz="4" w:space="0" w:color="auto"/>
+              <w:right w:val="nil"/>
+            </w:tcBorders>
+          </w:tcPr>
+          <w:p>
+            <w:pPr>
+              <w:keepNext/>
+              <w:keepLines/>
+              <w:rPr>
+                <w:rFonts w:eastAsia="Verdana"/>
+              </w:rPr>
+            </w:pPr>
+          </w:p>
+        </w:tc>
+        <w:tc>
+          <w:tcPr>
+            <w:tcW w:w="270" w:type="dxa"/>
+            <w:tcBorders>
+              <w:top w:val="nil"/>
+              <w:left w:val="nil"/>
+              <w:bottom w:val="nil"/>
+              <w:right w:val="nil"/>
+            </w:tcBorders>
+          </w:tcPr>
+          <w:p>
+            <w:pPr>
+              <w:keepNext/>
+              <w:keepLines/>
+              <w:rPr>
+                <w:rFonts w:eastAsia="Verdana"/>
+              </w:rPr>
+            </w:pPr>
+          </w:p>
+        </w:tc>
+        <w:tc>
+          <w:tcPr>
+            <w:tcW w:w="4688" w:type="dxa"/>
+            <w:tcBorders>
+              <w:top w:val="nil"/>
+              <w:left w:val="nil"/>
+              <w:bottom w:val="single" w:sz="4" w:space="0" w:color="auto"/>
+              <w:right w:val="nil"/>
+            </w:tcBorders>
+          </w:tcPr>
+          <w:p>
+            <w:pPr>
+              <w:keepNext/>
+              <w:keepLines/>
+              <w:rPr>
+                <w:rFonts w:eastAsia="Verdana"/>
+              </w:rPr>
+            </w:pPr>
+          </w:p>
+        </w:tc>
+      </w:tr>
+      <w:tr>
+        <w:tc>
+          <w:tcPr>
+            <w:tcW w:w="4680" w:type="dxa"/>
+            <w:tcBorders>
+              <w:top w:val="single" w:sz="4" w:space="0" w:color="auto"/>
+              <w:left w:val="nil"/>
+              <w:bottom w:val="nil"/>
+              <w:right w:val="nil"/>
+            </w:tcBorders>
+          </w:tcPr>
+          <w:p>
+            <w:pPr>
+              <w:keepNext/>
+              <w:keepLines/>
+              <w:rPr>
+                <w:rFonts w:eastAsia="Verdana"/>
+              </w:rPr>
+            </w:pPr>
+            <w:r>
+              <w:rPr>
+                <w:rFonts w:eastAsia="Verdana"/>
+              </w:rPr>
+              <w:t>Witness signature / Firma del testigo</w:t>
+            </w:r>
+          </w:p>
+        </w:tc>
+        <w:tc>
+          <w:tcPr>
+            <w:tcW w:w="270" w:type="dxa"/>
+            <w:tcBorders>
+              <w:top w:val="nil"/>
+              <w:left w:val="nil"/>
+              <w:bottom w:val="nil"/>
+              <w:right w:val="nil"/>
+            </w:tcBorders>
+          </w:tcPr>
+          <w:p>
+            <w:pPr>
+              <w:keepNext/>
+              <w:keepLines/>
+              <w:rPr>
+                <w:rFonts w:eastAsia="Verdana"/>
+              </w:rPr>
+            </w:pPr>
+          </w:p>
+        </w:tc>
+        <w:tc>
+          <w:tcPr>
+            <w:tcW w:w="4688" w:type="dxa"/>
+            <w:tcBorders>
+              <w:top w:val="single" w:sz="4" w:space="0" w:color="auto"/>
+              <w:left w:val="nil"/>
+              <w:bottom w:val="nil"/>
+              <w:right w:val="nil"/>
+            </w:tcBorders>
+          </w:tcPr>
+          <w:p>
+            <w:pPr>
+              <w:keepNext/>
+              <w:keepLines/>
+              <w:rPr>
+                <w:rFonts w:eastAsia="Verdana"/>
+              </w:rPr>
+            </w:pPr>
+            <w:r>
+              <w:rPr>
+                <w:rFonts w:eastAsia="Verdana"/>
+              </w:rPr>
+              <w:t>Today’s date / Fecha de hoy</w:t>
+            </w:r>
+          </w:p>
+        </w:tc>
+      </w:tr>
+    </w:tbl>
+    <w:p>
+      <w:pPr>
+        <w:rPr>
+          <w:rFonts w:eastAsia="Verdana"/>
+          <w:b/>
+          <w:bCs/>
+          <w:u w:val="single"/>
+        </w:rPr>
+      </w:pPr>
+      <w:r>
+        <w:rPr>
+          <w:rFonts w:eastAsia="Verdana"/>
+          <w:b/>
+          <w:bCs/>
+          <w:u w:val="single"/>
+        </w:rPr>
+        <w:br w:type="page"/>
+      </w:r>
+    </w:p>
+    <w:p>
+      <w:pPr>
+        <w:jc w:val="center"/>
+        <w:rPr>
+          <w:rFonts w:eastAsia="Verdana"/>
+          <w:b/>
+          <w:bCs/>
+          <w:sz w:val="24"/>
+          <w:szCs w:val="24"/>
+          <w:u w:val="single"/>
+        </w:rPr>
+      </w:pPr>
+      <w:r>
+        <w:rPr>
+          <w:rFonts w:eastAsia="Verdana"/>
+          <w:b/>
+          <w:bCs/>
+          <w:sz w:val="24"/>
+          <w:szCs w:val="24"/>
+          <w:u w:val="single"/>
+        </w:rPr>
+        <w:lastRenderedPageBreak/>
+        <w:t>NOTARY (Optional)</w:t>
+      </w:r>
+    </w:p>
+    <w:p>
+      <w:pPr>
+        <w:jc w:val="center"/>
+        <w:rPr>
+          <w:rFonts w:eastAsia="Verdana"/>
+          <w:sz w:val="24"/>
+          <w:szCs w:val="24"/>
+        </w:rPr>
+      </w:pPr>
+    </w:p>
+    <w:p>
+      <w:pPr>
+        <w:rPr>
+          <w:rFonts w:eastAsia="Verdana"/>
+          <w:sz w:val="24"/>
+          <w:szCs w:val="24"/>
+        </w:rPr>
+      </w:pPr>
+      <w:r>
+        <w:rPr>
+          <w:rFonts w:eastAsia="Verdana"/>
+          <w:sz w:val="24"/>
+          <w:szCs w:val="24"/>
+        </w:rPr>
+        <w:t>A notary is not required in Illinois, but some other states do require notarization. You may want to get your Power of Attorney notarized. If you ever travel to another state, it would be helpful for your Power of Attorney to be notarized with two witness signatures.</w:t>
+      </w:r>
+    </w:p>
+    <w:p>
+      <w:pPr>
+        <w:rPr>
+          <w:rFonts w:eastAsia="Verdana"/>
+          <w:sz w:val="24"/>
+          <w:szCs w:val="24"/>
+        </w:rPr>
+      </w:pPr>
+    </w:p>
+    <w:p>
+      <w:pPr>
+        <w:keepNext/>
+        <w:rPr>
+          <w:rFonts w:eastAsia="Verdana"/>
+          <w:sz w:val="24"/>
+          <w:szCs w:val="24"/>
+        </w:rPr>
+      </w:pPr>
+      <w:r>
+        <w:rPr>
+          <w:rFonts w:eastAsia="Verdana"/>
+          <w:sz w:val="24"/>
+          <w:szCs w:val="24"/>
+        </w:rPr>
+        <w:t>State of</w:t>
+      </w:r>
+      <w:r>
+        <w:rPr>
+          <w:rFonts w:eastAsia="Verdana"/>
+          <w:sz w:val="24"/>
+          <w:szCs w:val="24"/>
+        </w:rPr>
+        <w:t xml:space="preserve"> ______</w:t>
+      </w:r>
+      <w:r>
+        <w:rPr>
+          <w:rFonts w:eastAsia="Verdana"/>
+          <w:sz w:val="24"/>
+          <w:szCs w:val="24"/>
+        </w:rPr>
+        <w:t xml:space="preserve">______________________ </w:t>
+      </w:r>
+      <w:r>
+        <w:rPr>
+          <w:rFonts w:eastAsia="Verdana"/>
+          <w:sz w:val="24"/>
+          <w:szCs w:val="24"/>
+        </w:rPr>
+        <w:tab/>
+        <w:t xml:space="preserve">) </w:t>
+      </w:r>
+    </w:p>
+    <w:p>
+      <w:pPr>
+        <w:keepNext/>
+        <w:ind w:left="4320" w:firstLine="720"/>
+        <w:rPr>
+          <w:rFonts w:eastAsia="Verdana"/>
+          <w:sz w:val="24"/>
+          <w:szCs w:val="24"/>
+        </w:rPr>
+      </w:pPr>
+      <w:r>
+        <w:rPr>
+          <w:rFonts w:eastAsia="Verdana"/>
+          <w:sz w:val="24"/>
+          <w:szCs w:val="24"/>
+        </w:rPr>
+        <w:t xml:space="preserve">) SS. </w:t>
+      </w:r>
+    </w:p>
+    <w:p>
+      <w:pPr>
+        <w:rPr>
+          <w:rFonts w:eastAsia="Verdana"/>
+          <w:sz w:val="24"/>
+          <w:szCs w:val="24"/>
+        </w:rPr>
+      </w:pPr>
+      <w:r>
+        <w:rPr>
+          <w:rFonts w:eastAsia="Verdana"/>
+          <w:sz w:val="24"/>
+          <w:szCs w:val="24"/>
+        </w:rPr>
+        <w:t>County of</w:t>
+      </w:r>
+      <w:r>
+        <w:rPr>
+          <w:rFonts w:eastAsia="Verdana"/>
+          <w:sz w:val="24"/>
+          <w:szCs w:val="24"/>
+        </w:rPr>
+        <w:t xml:space="preserve"> ____</w:t>
+      </w:r>
+      <w:r>
+        <w:rPr>
+          <w:rFonts w:eastAsia="Verdana"/>
+          <w:sz w:val="24"/>
+          <w:szCs w:val="24"/>
+        </w:rPr>
+        <w:t xml:space="preserve">_______________________ </w:t>
+      </w:r>
+      <w:r>
+        <w:rPr>
+          <w:rFonts w:eastAsia="Verdana"/>
+          <w:sz w:val="24"/>
+          <w:szCs w:val="24"/>
+        </w:rPr>
+        <w:tab/>
+        <w:t xml:space="preserve">) </w:t>
+      </w:r>
+    </w:p>
+    <w:p>
+      <w:pPr>
+        <w:rPr>
+          <w:rFonts w:eastAsia="Verdana"/>
+          <w:sz w:val="24"/>
+          <w:szCs w:val="24"/>
+        </w:rPr>
+      </w:pPr>
+    </w:p>
+    <w:p>
+      <w:pPr>
+        <w:rPr>
+          <w:rFonts w:eastAsia="Verdana"/>
+          <w:sz w:val="24"/>
+          <w:szCs w:val="24"/>
+        </w:rPr>
+      </w:pPr>
+    </w:p>
+    <w:p>
+      <w:pPr>
+        <w:rPr>
+          <w:rFonts w:eastAsia="Verdana"/>
+          <w:sz w:val="24"/>
+          <w:szCs w:val="24"/>
+        </w:rPr>
+      </w:pPr>
+      <w:r>
+        <w:rPr>
+          <w:rFonts w:eastAsia="Verdana"/>
+          <w:sz w:val="24"/>
+          <w:szCs w:val="24"/>
+        </w:rPr>
+        <w:t xml:space="preserve">The undersigned, a notary public in and for the above county and state, </w:t>
+      </w:r>
+    </w:p>
+    <w:p>
+      <w:pPr>
+        <w:rPr>
+          <w:rFonts w:eastAsia="Verdana"/>
+          <w:sz w:val="24"/>
+          <w:szCs w:val="24"/>
+        </w:rPr>
+      </w:pPr>
+    </w:p>
+    <w:p>
+      <w:pPr>
+        <w:rPr>
+          <w:rFonts w:eastAsia="Verdana"/>
+          <w:sz w:val="24"/>
+          <w:szCs w:val="24"/>
+        </w:rPr>
+      </w:pPr>
+      <w:r>
+        <w:rPr>
+          <w:rFonts w:eastAsia="Verdana"/>
+          <w:sz w:val="24"/>
+          <w:szCs w:val="24"/>
+        </w:rPr>
+        <w:t>certifies that _________________________________________________,</w:t>
+      </w:r>
+    </w:p>
+    <w:p>
+      <w:pPr>
+        <w:rPr>
+          <w:rFonts w:eastAsia="Verdana"/>
+          <w:sz w:val="24"/>
+          <w:szCs w:val="24"/>
+        </w:rPr>
+      </w:pPr>
+      <w:r>
+        <w:rPr>
+          <w:rFonts w:eastAsia="Verdana"/>
+          <w:sz w:val="24"/>
+          <w:szCs w:val="24"/>
+        </w:rPr>
+        <w:t>known to me to be the same person whose name is subscribed as principal to the foregoing power of attorney, appeared before me and the witness(es)</w:t>
+      </w:r>
+    </w:p>
+    <w:p>
+      <w:pPr>
+        <w:rPr>
+          <w:rFonts w:eastAsia="Verdana"/>
+          <w:sz w:val="24"/>
+          <w:szCs w:val="24"/>
+        </w:rPr>
+      </w:pPr>
+    </w:p>
+    <w:p>
+      <w:pPr>
+        <w:rPr>
+          <w:rFonts w:eastAsia="Verdana"/>
+          <w:sz w:val="24"/>
+          <w:szCs w:val="24"/>
+        </w:rPr>
+      </w:pPr>
+      <w:r>
+        <w:rPr>
+          <w:rFonts w:eastAsia="Verdana"/>
+          <w:sz w:val="24"/>
+          <w:szCs w:val="24"/>
+        </w:rPr>
+        <w:t xml:space="preserve"> ________________________________________________________ (and </w:t>
+      </w:r>
+    </w:p>
+    <w:p>
+      <w:pPr>
+        <w:rPr>
+          <w:rFonts w:eastAsia="Verdana"/>
+          <w:sz w:val="24"/>
+          <w:szCs w:val="24"/>
+        </w:rPr>
+      </w:pPr>
+    </w:p>
+    <w:p>
+      <w:pPr>
+        <w:keepLines/>
+        <w:rPr>
+          <w:rFonts w:eastAsia="Verdana"/>
+          <w:sz w:val="24"/>
+          <w:szCs w:val="24"/>
+        </w:rPr>
+      </w:pPr>
+      <w:r>
+        <w:rPr>
+          <w:rFonts w:eastAsia="Verdana"/>
+          <w:sz w:val="24"/>
+          <w:szCs w:val="24"/>
+        </w:rPr>
+        <w:t xml:space="preserve">___________________________________________________________) in person and acknowledged signing and delivering the instrument as the free and voluntary act of the principal, for the uses and purposes therein set forth (and certified to the correctness of the signature(s) of the agent(s)). </w:t>
+      </w:r>
+    </w:p>
+    <w:p>
+      <w:pPr>
+        <w:keepLines/>
+        <w:rPr>
+          <w:rFonts w:eastAsia="Verdana"/>
           <w:sz w:val="24"/>
           <w:szCs w:val="24"/>
         </w:rPr>
@@ -11117,432 +11406,6 @@
           <w:sz w:val="24"/>
           <w:szCs w:val="24"/>
         </w:rPr>
-        <w:t xml:space="preserve">Witness signature / </w:t>
-      </w:r>
-      <w:r>
-        <w:rPr>
-          <w:rFonts w:eastAsia="Verdana"/>
-          <w:i/>
-          <w:iCs/>
-          <w:sz w:val="24"/>
-          <w:szCs w:val="24"/>
-        </w:rPr>
-        <w:t>Firma del testigo</w:t>
-      </w:r>
-      <w:r>
-        <w:rPr>
-          <w:rFonts w:eastAsia="Verdana"/>
-          <w:sz w:val="24"/>
-          <w:szCs w:val="24"/>
-        </w:rPr>
-        <w:t xml:space="preserve">: ______________________________ </w:t>
-      </w:r>
-    </w:p>
-    <w:p>
-      <w:pPr>
-        <w:keepNext/>
-        <w:keepLines/>
-        <w:rPr>
-          <w:rFonts w:eastAsia="Verdana"/>
-          <w:sz w:val="24"/>
-          <w:szCs w:val="24"/>
-        </w:rPr>
-      </w:pPr>
-    </w:p>
-    <w:p>
-      <w:pPr>
-        <w:keepNext/>
-        <w:keepLines/>
-        <w:rPr>
-          <w:rFonts w:eastAsia="Verdana"/>
-          <w:sz w:val="24"/>
-          <w:szCs w:val="24"/>
-        </w:rPr>
-      </w:pPr>
-      <w:r>
-        <w:rPr>
-          <w:rFonts w:eastAsia="Verdana"/>
-          <w:sz w:val="24"/>
-          <w:szCs w:val="24"/>
-        </w:rPr>
-        <w:t xml:space="preserve">Today’s date / </w:t>
-      </w:r>
-      <w:r>
-        <w:rPr>
-          <w:rFonts w:eastAsia="Verdana"/>
-          <w:i/>
-          <w:iCs/>
-          <w:sz w:val="24"/>
-          <w:szCs w:val="24"/>
-        </w:rPr>
-        <w:t>Fecha de hoy</w:t>
-      </w:r>
-      <w:r>
-        <w:rPr>
-          <w:rFonts w:eastAsia="Verdana"/>
-          <w:sz w:val="24"/>
-          <w:szCs w:val="24"/>
-        </w:rPr>
-        <w:t>: _________________</w:t>
-      </w:r>
-    </w:p>
-    <w:p>
-      <w:pPr>
-        <w:rPr>
-          <w:rFonts w:eastAsia="Verdana"/>
-          <w:b/>
-          <w:bCs/>
-          <w:sz w:val="24"/>
-          <w:szCs w:val="24"/>
-          <w:u w:val="single"/>
-        </w:rPr>
-      </w:pPr>
-    </w:p>
-    <w:p>
-      <w:pPr>
-        <w:rPr>
-          <w:rFonts w:eastAsia="Verdana"/>
-          <w:b/>
-          <w:bCs/>
-          <w:sz w:val="24"/>
-          <w:szCs w:val="24"/>
-          <w:u w:val="single"/>
-        </w:rPr>
-      </w:pPr>
-      <w:r>
-        <w:rPr>
-          <w:rFonts w:eastAsia="Verdana"/>
-          <w:b/>
-          <w:bCs/>
-          <w:sz w:val="24"/>
-          <w:szCs w:val="24"/>
-          <w:u w:val="single"/>
-        </w:rPr>
-        <w:br w:type="page"/>
-      </w:r>
-    </w:p>
-    <w:p>
-      <w:pPr>
-        <w:jc w:val="center"/>
-        <w:rPr>
-          <w:rFonts w:eastAsia="Verdana"/>
-          <w:b/>
-          <w:bCs/>
-          <w:sz w:val="24"/>
-          <w:szCs w:val="24"/>
-          <w:u w:val="single"/>
-        </w:rPr>
-      </w:pPr>
-      <w:r>
-        <w:rPr>
-          <w:rFonts w:eastAsia="Verdana"/>
-          <w:b/>
-          <w:bCs/>
-          <w:sz w:val="24"/>
-          <w:szCs w:val="24"/>
-          <w:u w:val="single"/>
-        </w:rPr>
-        <w:lastRenderedPageBreak/>
-        <w:t>NOTARY (Optional)</w:t>
-      </w:r>
-    </w:p>
-    <w:p>
-      <w:pPr>
-        <w:jc w:val="center"/>
-        <w:rPr>
-          <w:rFonts w:eastAsia="Verdana"/>
-          <w:sz w:val="24"/>
-          <w:szCs w:val="24"/>
-        </w:rPr>
-      </w:pPr>
-    </w:p>
-    <w:p>
-      <w:pPr>
-        <w:rPr>
-          <w:rFonts w:eastAsia="Verdana"/>
-          <w:sz w:val="24"/>
-          <w:szCs w:val="24"/>
-        </w:rPr>
-      </w:pPr>
-      <w:r>
-        <w:rPr>
-          <w:rFonts w:eastAsia="Verdana"/>
-          <w:sz w:val="24"/>
-          <w:szCs w:val="24"/>
-        </w:rPr>
-        <w:t>A notary is not required in Illinois, but some other states do require notarization. You may want to get your Power of Attorney notarized. If you ever travel to another state, it would be helpful for your Power of Attorney to be notarized with two witness signatures.</w:t>
-      </w:r>
-    </w:p>
-    <w:p>
-      <w:pPr>
-        <w:rPr>
-          <w:rFonts w:eastAsia="Verdana"/>
-          <w:sz w:val="24"/>
-          <w:szCs w:val="24"/>
-        </w:rPr>
-      </w:pPr>
-    </w:p>
-    <w:p>
-      <w:pPr>
-        <w:keepNext/>
-        <w:rPr>
-          <w:rFonts w:eastAsia="Verdana"/>
-          <w:sz w:val="24"/>
-          <w:szCs w:val="24"/>
-        </w:rPr>
-      </w:pPr>
-      <w:r>
-        <w:rPr>
-          <w:rFonts w:eastAsia="Verdana"/>
-          <w:sz w:val="24"/>
-          <w:szCs w:val="24"/>
-        </w:rPr>
-        <w:t>State of</w:t>
-      </w:r>
-      <w:r>
-        <w:rPr>
-          <w:rFonts w:eastAsia="Verdana"/>
-          <w:sz w:val="24"/>
-          <w:szCs w:val="24"/>
-        </w:rPr>
-        <w:t xml:space="preserve"> ______</w:t>
-      </w:r>
-      <w:r>
-        <w:rPr>
-          <w:rFonts w:eastAsia="Verdana"/>
-          <w:sz w:val="24"/>
-          <w:szCs w:val="24"/>
-        </w:rPr>
-        <w:t xml:space="preserve">______________________ </w:t>
-      </w:r>
-      <w:r>
-        <w:rPr>
-          <w:rFonts w:eastAsia="Verdana"/>
-          <w:sz w:val="24"/>
-          <w:szCs w:val="24"/>
-        </w:rPr>
-        <w:tab/>
-        <w:t xml:space="preserve">) </w:t>
-      </w:r>
-    </w:p>
-    <w:p>
-      <w:pPr>
-        <w:keepNext/>
-        <w:ind w:left="4320" w:firstLine="720"/>
-        <w:rPr>
-          <w:rFonts w:eastAsia="Verdana"/>
-          <w:sz w:val="24"/>
-          <w:szCs w:val="24"/>
-        </w:rPr>
-      </w:pPr>
-      <w:r>
-        <w:rPr>
-          <w:rFonts w:eastAsia="Verdana"/>
-          <w:sz w:val="24"/>
-          <w:szCs w:val="24"/>
-        </w:rPr>
-        <w:t xml:space="preserve">) SS. </w:t>
-      </w:r>
-    </w:p>
-    <w:p>
-      <w:pPr>
-        <w:rPr>
-          <w:rFonts w:eastAsia="Verdana"/>
-          <w:sz w:val="24"/>
-          <w:szCs w:val="24"/>
-        </w:rPr>
-      </w:pPr>
-      <w:r>
-        <w:rPr>
-          <w:rFonts w:eastAsia="Verdana"/>
-          <w:sz w:val="24"/>
-          <w:szCs w:val="24"/>
-        </w:rPr>
-        <w:t>County of</w:t>
-      </w:r>
-      <w:r>
-        <w:rPr>
-          <w:rFonts w:eastAsia="Verdana"/>
-          <w:sz w:val="24"/>
-          <w:szCs w:val="24"/>
-        </w:rPr>
-        <w:t xml:space="preserve"> ____</w:t>
-      </w:r>
-      <w:r>
-        <w:rPr>
-          <w:rFonts w:eastAsia="Verdana"/>
-          <w:sz w:val="24"/>
-          <w:szCs w:val="24"/>
-        </w:rPr>
-        <w:t xml:space="preserve">_______________________ </w:t>
-      </w:r>
-      <w:r>
-        <w:rPr>
-          <w:rFonts w:eastAsia="Verdana"/>
-          <w:sz w:val="24"/>
-          <w:szCs w:val="24"/>
-        </w:rPr>
-        <w:tab/>
-        <w:t xml:space="preserve">) </w:t>
-      </w:r>
-    </w:p>
-    <w:p>
-      <w:pPr>
-        <w:rPr>
-          <w:rFonts w:eastAsia="Verdana"/>
-          <w:sz w:val="24"/>
-          <w:szCs w:val="24"/>
-        </w:rPr>
-      </w:pPr>
-    </w:p>
-    <w:p>
-      <w:pPr>
-        <w:rPr>
-          <w:rFonts w:eastAsia="Verdana"/>
-          <w:sz w:val="24"/>
-          <w:szCs w:val="24"/>
-        </w:rPr>
-      </w:pPr>
-    </w:p>
-    <w:p>
-      <w:pPr>
-        <w:rPr>
-          <w:rFonts w:eastAsia="Verdana"/>
-          <w:sz w:val="24"/>
-          <w:szCs w:val="24"/>
-        </w:rPr>
-      </w:pPr>
-      <w:r>
-        <w:rPr>
-          <w:rFonts w:eastAsia="Verdana"/>
-          <w:sz w:val="24"/>
-          <w:szCs w:val="24"/>
-        </w:rPr>
-        <w:t xml:space="preserve">The undersigned, a notary public in and for the above county and state, </w:t>
-      </w:r>
-    </w:p>
-    <w:p>
-      <w:pPr>
-        <w:rPr>
-          <w:rFonts w:eastAsia="Verdana"/>
-          <w:sz w:val="24"/>
-          <w:szCs w:val="24"/>
-        </w:rPr>
-      </w:pPr>
-    </w:p>
-    <w:p>
-      <w:pPr>
-        <w:rPr>
-          <w:rFonts w:eastAsia="Verdana"/>
-          <w:sz w:val="24"/>
-          <w:szCs w:val="24"/>
-        </w:rPr>
-      </w:pPr>
-      <w:r>
-        <w:rPr>
-          <w:rFonts w:eastAsia="Verdana"/>
-          <w:sz w:val="24"/>
-          <w:szCs w:val="24"/>
-        </w:rPr>
-        <w:t>certifies that _________________________________________________,</w:t>
-      </w:r>
-    </w:p>
-    <w:p>
-      <w:pPr>
-        <w:rPr>
-          <w:rFonts w:eastAsia="Verdana"/>
-          <w:sz w:val="24"/>
-          <w:szCs w:val="24"/>
-        </w:rPr>
-      </w:pPr>
-      <w:r>
-        <w:rPr>
-          <w:rFonts w:eastAsia="Verdana"/>
-          <w:sz w:val="24"/>
-          <w:szCs w:val="24"/>
-        </w:rPr>
-        <w:t>known to me to be the same person whose name is subscribed as principal to the foregoing power of attorney, appeared before me and the witness(es)</w:t>
-      </w:r>
-    </w:p>
-    <w:p>
-      <w:pPr>
-        <w:rPr>
-          <w:rFonts w:eastAsia="Verdana"/>
-          <w:sz w:val="24"/>
-          <w:szCs w:val="24"/>
-        </w:rPr>
-      </w:pPr>
-    </w:p>
-    <w:p>
-      <w:pPr>
-        <w:rPr>
-          <w:rFonts w:eastAsia="Verdana"/>
-          <w:sz w:val="24"/>
-          <w:szCs w:val="24"/>
-        </w:rPr>
-      </w:pPr>
-      <w:r>
-        <w:rPr>
-          <w:rFonts w:eastAsia="Verdana"/>
-          <w:sz w:val="24"/>
-          <w:szCs w:val="24"/>
-        </w:rPr>
-        <w:t xml:space="preserve"> ________________________________________________________ (and </w:t>
-      </w:r>
-    </w:p>
-    <w:p>
-      <w:pPr>
-        <w:rPr>
-          <w:rFonts w:eastAsia="Verdana"/>
-          <w:sz w:val="24"/>
-          <w:szCs w:val="24"/>
-        </w:rPr>
-      </w:pPr>
-    </w:p>
-    <w:p>
-      <w:pPr>
-        <w:keepLines/>
-        <w:rPr>
-          <w:rFonts w:eastAsia="Verdana"/>
-          <w:sz w:val="24"/>
-          <w:szCs w:val="24"/>
-        </w:rPr>
-      </w:pPr>
-      <w:r>
-        <w:rPr>
-          <w:rFonts w:eastAsia="Verdana"/>
-          <w:sz w:val="24"/>
-          <w:szCs w:val="24"/>
-        </w:rPr>
-        <w:t xml:space="preserve">___________________________________________________________) in person and acknowledged signing and delivering the instrument as the free and voluntary act of the principal, for the uses and purposes therein set forth (and certified to the correctness of the signature(s) of the agent(s)). </w:t>
-      </w:r>
-    </w:p>
-    <w:p>
-      <w:pPr>
-        <w:keepLines/>
-        <w:rPr>
-          <w:rFonts w:eastAsia="Verdana"/>
-          <w:sz w:val="24"/>
-          <w:szCs w:val="24"/>
-        </w:rPr>
-      </w:pPr>
-    </w:p>
-    <w:p>
-      <w:pPr>
-        <w:keepNext/>
-        <w:keepLines/>
-        <w:rPr>
-          <w:rFonts w:eastAsia="Verdana"/>
-          <w:sz w:val="24"/>
-          <w:szCs w:val="24"/>
-        </w:rPr>
-      </w:pPr>
-      <w:r>
-        <w:rPr>
-          <w:rFonts w:eastAsia="Verdana"/>
-          <w:sz w:val="24"/>
-          <w:szCs w:val="24"/>
-        </w:rPr>
         <w:t>Dated:</w:t>
       </w:r>
       <w:r>
@@ -11559,7 +11422,7 @@
           <w:sz w:val="24"/>
           <w:szCs w:val="24"/>
         </w:rPr>
-        <w:t xml:space="preserve">________________  </w:t>
+        <w:t>________________</w:t>
       </w:r>
     </w:p>
     <w:p>
@@ -11712,8 +11575,6 @@
           <w:rFonts w:eastAsia="Verdana"/>
           <w:b/>
           <w:bCs/>
-          <w:sz w:val="24"/>
-          <w:szCs w:val="24"/>
           <w:u w:val="single"/>
         </w:rPr>
       </w:pPr>
@@ -11722,8 +11583,6 @@
           <w:rFonts w:eastAsia="Verdana"/>
           <w:b/>
           <w:bCs/>
-          <w:sz w:val="24"/>
-          <w:szCs w:val="24"/>
           <w:u w:val="single"/>
         </w:rPr>
         <w:lastRenderedPageBreak/>
@@ -11739,8 +11598,6 @@
           <w:bCs/>
           <w:i/>
           <w:iCs/>
-          <w:sz w:val="24"/>
-          <w:szCs w:val="24"/>
           <w:u w:val="single"/>
         </w:rPr>
       </w:pPr>
@@ -11751,8 +11608,6 @@
           <w:bCs/>
           <w:i/>
           <w:iCs/>
-          <w:sz w:val="24"/>
-          <w:szCs w:val="24"/>
           <w:u w:val="single"/>
         </w:rPr>
         <w:t>(CERTIFICACIÓN Y ACEPTACIÓN DE AUTORIDAD DEL AGENTE)</w:t>
@@ -11762,8 +11617,174 @@
       <w:pPr>
         <w:rPr>
           <w:rFonts w:eastAsia="Verdana"/>
-          <w:sz w:val="24"/>
-          <w:szCs w:val="24"/>
+        </w:rPr>
+      </w:pPr>
+    </w:p>
+    <w:tbl>
+      <w:tblPr>
+        <w:tblStyle w:val="TableGrid"/>
+        <w:tblW w:w="9990" w:type="dxa"/>
+        <w:tblInd w:w="-90" w:type="dxa"/>
+        <w:tblBorders>
+          <w:top w:val="none" w:sz="0" w:space="0" w:color="auto"/>
+          <w:left w:val="none" w:sz="0" w:space="0" w:color="auto"/>
+          <w:bottom w:val="none" w:sz="0" w:space="0" w:color="auto"/>
+          <w:right w:val="none" w:sz="0" w:space="0" w:color="auto"/>
+          <w:insideH w:val="none" w:sz="0" w:space="0" w:color="auto"/>
+          <w:insideV w:val="none" w:sz="0" w:space="0" w:color="auto"/>
+        </w:tblBorders>
+        <w:tblLook w:val="04A0" w:firstRow="1" w:lastRow="0" w:firstColumn="1" w:lastColumn="0" w:noHBand="0" w:noVBand="1"/>
+      </w:tblPr>
+      <w:tblGrid>
+        <w:gridCol w:w="5040"/>
+        <w:gridCol w:w="4950"/>
+      </w:tblGrid>
+      <w:tr>
+        <w:tc>
+          <w:tcPr>
+            <w:tcW w:w="5040" w:type="dxa"/>
+          </w:tcPr>
+          <w:p>
+            <w:pPr>
+              <w:rPr>
+                <w:rFonts w:eastAsia="Verdana"/>
+              </w:rPr>
+            </w:pPr>
+            <w:r>
+              <w:rPr>
+                <w:rFonts w:eastAsia="Verdana"/>
+              </w:rPr>
+              <w:t>An Agent’s Certification and Acceptance of Authority is filled out by the agent when they begin acting as the agent under the Power of Attorney. A person, hospital, or institution may require an agent to complete this form before accepting the Power of Attorney and the agent’s authority.</w:t>
+            </w:r>
+          </w:p>
+        </w:tc>
+        <w:tc>
+          <w:tcPr>
+            <w:tcW w:w="4950" w:type="dxa"/>
+          </w:tcPr>
+          <w:p>
+            <w:pPr>
+              <w:rPr>
+                <w:rFonts w:eastAsia="Verdana"/>
+              </w:rPr>
+            </w:pPr>
+            <w:r>
+              <w:rPr>
+                <w:rFonts w:eastAsia="Verdana"/>
+                <w:i/>
+                <w:iCs/>
+              </w:rPr>
+              <w:t>La Certificación y Aceptación de Autoridad del Agente debe ser completada por el agente cuando comience a actuar en virtud del Poder Notarial. Una persona, hospital o institución puede exigir que el agente complete este formulario antes de aceptar el Poder Notarial y la autoridad del agente.</w:t>
+            </w:r>
+          </w:p>
+        </w:tc>
+      </w:tr>
+    </w:tbl>
+    <w:p>
+      <w:pPr>
+        <w:rPr>
+          <w:rFonts w:eastAsia="Verdana"/>
+          <w:b/>
+          <w:bCs/>
+          <w:u w:val="single"/>
+        </w:rPr>
+      </w:pPr>
+    </w:p>
+    <w:p>
+      <w:pPr>
+        <w:rPr>
+          <w:rFonts w:eastAsia="Verdana"/>
+        </w:rPr>
+      </w:pPr>
+      <w:r>
+        <w:rPr>
+          <w:rFonts w:eastAsia="Verdana"/>
+        </w:rPr>
+        <w:t xml:space="preserve">I, ___________________________________________________________ </w:t>
+      </w:r>
+    </w:p>
+    <w:p>
+      <w:pPr>
+        <w:rPr>
+          <w:rFonts w:eastAsia="Verdana"/>
+        </w:rPr>
+      </w:pPr>
+      <w:r>
+        <w:rPr>
+          <w:rFonts w:eastAsia="Verdana"/>
+        </w:rPr>
+        <w:t>(insert name of agent), certify that the attached is a true copy of a power of attorney naming the undersigned as agent or successor agent for / (ingrese el nombre del agente), certifico que el documento adjunto es una copia fiel de un poder notarial en el que se me designa como agente o agente sustituto de</w:t>
+      </w:r>
+    </w:p>
+    <w:p>
+      <w:pPr>
+        <w:rPr>
+          <w:rFonts w:eastAsia="Verdana"/>
+        </w:rPr>
+      </w:pPr>
+    </w:p>
+    <w:p>
+      <w:pPr>
+        <w:rPr>
+          <w:rFonts w:eastAsia="Verdana"/>
+        </w:rPr>
+      </w:pPr>
+      <w:r>
+        <w:rPr>
+          <w:rFonts w:eastAsia="Verdana"/>
+        </w:rPr>
+        <w:t xml:space="preserve">___________________________________________________________, </w:t>
+      </w:r>
+    </w:p>
+    <w:p>
+      <w:pPr>
+        <w:rPr>
+          <w:rFonts w:eastAsia="Verdana"/>
+        </w:rPr>
+      </w:pPr>
+      <w:r>
+        <w:rPr>
+          <w:rFonts w:eastAsia="Verdana"/>
+        </w:rPr>
+        <w:t>(insert name of principal</w:t>
+      </w:r>
+      <w:r>
+        <w:rPr>
+          <w:rFonts w:eastAsia="Verdana"/>
+        </w:rPr>
+        <w:t xml:space="preserve">) </w:t>
+      </w:r>
+      <w:r>
+        <w:rPr>
+          <w:rFonts w:eastAsia="Verdana"/>
+        </w:rPr>
+        <w:t>/</w:t>
+      </w:r>
+      <w:r>
+        <w:rPr>
+          <w:rFonts w:eastAsia="Verdana"/>
+        </w:rPr>
+        <w:t xml:space="preserve"> (</w:t>
+      </w:r>
+      <w:r>
+        <w:rPr>
+          <w:rFonts w:eastAsia="Verdana"/>
+          <w:i/>
+          <w:iCs/>
+        </w:rPr>
+        <w:t>nombre del otorgante</w:t>
+      </w:r>
+      <w:r>
+        <w:rPr>
+          <w:rFonts w:eastAsia="Verdana"/>
+        </w:rPr>
+        <w:t>).</w:t>
+      </w:r>
+    </w:p>
+    <w:p>
+      <w:pPr>
+        <w:rPr>
+          <w:rFonts w:eastAsia="Verdana"/>
         </w:rPr>
       </w:pPr>
     </w:p>
@@ -11782,53 +11803,123 @@
         <w:tblLook w:val="04A0" w:firstRow="1" w:lastRow="0" w:firstColumn="1" w:lastColumn="0" w:noHBand="0" w:noVBand="1"/>
       </w:tblPr>
       <w:tblGrid>
-        <w:gridCol w:w="4675"/>
-        <w:gridCol w:w="4675"/>
+        <w:gridCol w:w="4950"/>
+        <w:gridCol w:w="4680"/>
       </w:tblGrid>
       <w:tr>
         <w:tc>
           <w:tcPr>
-            <w:tcW w:w="4675" w:type="dxa"/>
-          </w:tcPr>
-          <w:p>
-            <w:pPr>
-              <w:rPr>
-                <w:rFonts w:eastAsia="Verdana"/>
-                <w:sz w:val="24"/>
-                <w:szCs w:val="24"/>
-              </w:rPr>
-            </w:pPr>
-            <w:r>
-              <w:rPr>
-                <w:rFonts w:eastAsia="Verdana"/>
-                <w:sz w:val="24"/>
-                <w:szCs w:val="24"/>
-              </w:rPr>
-              <w:t>An Agent’s Certification and Acceptance of Authority is filled out by the agent when they begin acting as the agent under the Power of Attorney. A person, hospital, or institution may require an agent to complete this form before accepting the Power of Attorney and the agent’s authority.</w:t>
-            </w:r>
-          </w:p>
-        </w:tc>
-        <w:tc>
-          <w:tcPr>
-            <w:tcW w:w="4675" w:type="dxa"/>
-          </w:tcPr>
-          <w:p>
-            <w:pPr>
-              <w:rPr>
-                <w:rFonts w:eastAsia="Verdana"/>
-                <w:sz w:val="24"/>
-                <w:szCs w:val="24"/>
-              </w:rPr>
-            </w:pPr>
-            <w:r>
-              <w:rPr>
-                <w:rFonts w:eastAsia="Verdana"/>
-                <w:i/>
-                <w:iCs/>
-                <w:sz w:val="24"/>
-                <w:szCs w:val="24"/>
-              </w:rPr>
-              <w:t>La Certificación y Aceptación de Autoridad del Agente debe ser completada por el agente cuando comience a actuar en virtud del Poder Notarial. Una persona, hospital o institución puede exigir que el agente complete este formulario antes de aceptar el Poder Notarial y la autoridad del agente.</w:t>
+            <w:tcW w:w="4950" w:type="dxa"/>
+          </w:tcPr>
+          <w:p>
+            <w:pPr>
+              <w:rPr>
+                <w:rFonts w:eastAsia="Verdana"/>
+              </w:rPr>
+            </w:pPr>
+            <w:r>
+              <w:rPr>
+                <w:rFonts w:eastAsia="Verdana"/>
+              </w:rPr>
+              <w:t>I certify that to the best of my knowledge, the principal had the capacity to execute the power of attorney, is alive, and has not revoked the power of attorney; that my powers as agent have not been altered or terminated; and that the power of attorney remains in full force and effect.</w:t>
+            </w:r>
+          </w:p>
+          <w:p>
+            <w:pPr>
+              <w:rPr>
+                <w:rFonts w:eastAsia="Verdana"/>
+              </w:rPr>
+            </w:pPr>
+          </w:p>
+          <w:p>
+            <w:pPr>
+              <w:rPr>
+                <w:rFonts w:eastAsia="Verdana"/>
+              </w:rPr>
+            </w:pPr>
+            <w:r>
+              <w:rPr>
+                <w:rFonts w:eastAsia="Verdana"/>
+              </w:rPr>
+              <w:t>I accept appointment as agent under this power of attorney.</w:t>
+            </w:r>
+          </w:p>
+          <w:p>
+            <w:pPr>
+              <w:rPr>
+                <w:rFonts w:eastAsia="Verdana"/>
+              </w:rPr>
+            </w:pPr>
+          </w:p>
+          <w:p>
+            <w:pPr>
+              <w:rPr>
+                <w:rFonts w:eastAsia="Verdana"/>
+              </w:rPr>
+            </w:pPr>
+            <w:r>
+              <w:rPr>
+                <w:rFonts w:eastAsia="Verdana"/>
+              </w:rPr>
+              <w:t>This certification and acceptance is made under penalty of perjury.*</w:t>
+            </w:r>
+          </w:p>
+        </w:tc>
+        <w:tc>
+          <w:tcPr>
+            <w:tcW w:w="4680" w:type="dxa"/>
+          </w:tcPr>
+          <w:p>
+            <w:pPr>
+              <w:rPr>
+                <w:rFonts w:eastAsia="Verdana"/>
+              </w:rPr>
+            </w:pPr>
+            <w:r>
+              <w:rPr>
+                <w:rFonts w:eastAsia="Verdana"/>
+              </w:rPr>
+              <w:t>Certifico que, según mi leal saber y entender, el otorgante tenía la capacidad para otorgar el poder notarial, está vivo y no lo ha revocado; que mis facultades como agente no han sido modificadas ni han terminado; y que el poder notarial sigue en pleno vigor y efecto.</w:t>
+            </w:r>
+          </w:p>
+          <w:p>
+            <w:pPr>
+              <w:rPr>
+                <w:rFonts w:eastAsia="Verdana"/>
+              </w:rPr>
+            </w:pPr>
+          </w:p>
+          <w:p>
+            <w:pPr>
+              <w:rPr>
+                <w:rFonts w:eastAsia="Verdana"/>
+              </w:rPr>
+            </w:pPr>
+            <w:r>
+              <w:rPr>
+                <w:rFonts w:eastAsia="Verdana"/>
+              </w:rPr>
+              <w:t>Acepto mi designación como agente bajo este poder notarial.</w:t>
+            </w:r>
+          </w:p>
+          <w:p>
+            <w:pPr>
+              <w:rPr>
+                <w:rFonts w:eastAsia="Verdana"/>
+              </w:rPr>
+            </w:pPr>
+          </w:p>
+          <w:p>
+            <w:pPr>
+              <w:rPr>
+                <w:rFonts w:eastAsia="Verdana"/>
+              </w:rPr>
+            </w:pPr>
+            <w:r>
+              <w:rPr>
+                <w:rFonts w:eastAsia="Verdana"/>
+              </w:rPr>
+              <w:t>Esta certificación y aceptación se hacen bajo pena de perjurio.*</w:t>
             </w:r>
           </w:p>
         </w:tc>
@@ -11838,139 +11929,13 @@
       <w:pPr>
         <w:rPr>
           <w:rFonts w:eastAsia="Verdana"/>
-          <w:b/>
-          <w:bCs/>
-          <w:sz w:val="24"/>
-          <w:szCs w:val="24"/>
-          <w:u w:val="single"/>
-        </w:rPr>
-      </w:pPr>
-    </w:p>
-    <w:p>
-      <w:pPr>
-        <w:rPr>
-          <w:rFonts w:eastAsia="Verdana"/>
-          <w:sz w:val="24"/>
-          <w:szCs w:val="24"/>
-        </w:rPr>
-      </w:pPr>
-      <w:r>
-        <w:rPr>
-          <w:rFonts w:eastAsia="Verdana"/>
-          <w:sz w:val="24"/>
-          <w:szCs w:val="24"/>
-        </w:rPr>
-        <w:t xml:space="preserve">I, ___________________________________________________________ </w:t>
-      </w:r>
-    </w:p>
-    <w:p>
-      <w:pPr>
-        <w:rPr>
-          <w:rFonts w:eastAsia="Verdana"/>
-          <w:sz w:val="24"/>
-          <w:szCs w:val="24"/>
-        </w:rPr>
-      </w:pPr>
-      <w:r>
-        <w:rPr>
-          <w:rFonts w:eastAsia="Verdana"/>
-          <w:sz w:val="24"/>
-          <w:szCs w:val="24"/>
-        </w:rPr>
-        <w:t>(insert name of agent), certify that the attached is a true copy of a power of attorney naming the undersigned as agent or successor agent for / (ingrese el nombre del agente), certifico que el documento adjunto es una copia fiel de un poder notarial en el que se me designa como agente o agente sustituto de</w:t>
-      </w:r>
-    </w:p>
-    <w:p>
-      <w:pPr>
-        <w:rPr>
-          <w:rFonts w:eastAsia="Verdana"/>
-          <w:sz w:val="24"/>
-          <w:szCs w:val="24"/>
-        </w:rPr>
-      </w:pPr>
-    </w:p>
-    <w:p>
-      <w:pPr>
-        <w:rPr>
-          <w:rFonts w:eastAsia="Verdana"/>
-          <w:sz w:val="24"/>
-          <w:szCs w:val="24"/>
-        </w:rPr>
-      </w:pPr>
-      <w:r>
-        <w:rPr>
-          <w:rFonts w:eastAsia="Verdana"/>
-          <w:sz w:val="24"/>
-          <w:szCs w:val="24"/>
-        </w:rPr>
-        <w:t xml:space="preserve">___________________________________________________________, </w:t>
-      </w:r>
-    </w:p>
-    <w:p>
-      <w:pPr>
-        <w:rPr>
-          <w:rFonts w:eastAsia="Verdana"/>
-          <w:sz w:val="24"/>
-          <w:szCs w:val="24"/>
-        </w:rPr>
-      </w:pPr>
-      <w:r>
-        <w:rPr>
-          <w:rFonts w:eastAsia="Verdana"/>
-          <w:sz w:val="24"/>
-          <w:szCs w:val="24"/>
-        </w:rPr>
-        <w:t>(insert name of principal</w:t>
-      </w:r>
-      <w:r>
-        <w:rPr>
-          <w:rFonts w:eastAsia="Verdana"/>
-          <w:sz w:val="24"/>
-          <w:szCs w:val="24"/>
-        </w:rPr>
-        <w:t xml:space="preserve">) </w:t>
-      </w:r>
-      <w:r>
-        <w:rPr>
-          <w:rFonts w:eastAsia="Verdana"/>
-          <w:sz w:val="24"/>
-          <w:szCs w:val="24"/>
-        </w:rPr>
-        <w:t>/</w:t>
-      </w:r>
-      <w:r>
-        <w:rPr>
-          <w:rFonts w:eastAsia="Verdana"/>
-          <w:sz w:val="24"/>
-          <w:szCs w:val="24"/>
-        </w:rPr>
-        <w:t xml:space="preserve"> (</w:t>
-      </w:r>
-      <w:r>
-        <w:rPr>
-          <w:rFonts w:eastAsia="Verdana"/>
-          <w:i/>
-          <w:iCs/>
-          <w:sz w:val="24"/>
-          <w:szCs w:val="24"/>
-        </w:rPr>
-        <w:t>nombre del otorgante</w:t>
-      </w:r>
-      <w:r>
-        <w:rPr>
-          <w:rFonts w:eastAsia="Verdana"/>
-          <w:sz w:val="24"/>
-          <w:szCs w:val="24"/>
-        </w:rPr>
-        <w:t>).</w:t>
-      </w:r>
-    </w:p>
-    <w:p>
-      <w:pPr>
-        <w:rPr>
-          <w:rFonts w:eastAsia="Verdana"/>
-          <w:sz w:val="24"/>
-          <w:szCs w:val="24"/>
+        </w:rPr>
+      </w:pPr>
+    </w:p>
+    <w:p>
+      <w:pPr>
+        <w:rPr>
+          <w:rFonts w:eastAsia="Verdana"/>
         </w:rPr>
       </w:pPr>
     </w:p>
@@ -11989,164 +11954,128 @@
         <w:tblLook w:val="04A0" w:firstRow="1" w:lastRow="0" w:firstColumn="1" w:lastColumn="0" w:noHBand="0" w:noVBand="1"/>
       </w:tblPr>
       <w:tblGrid>
-        <w:gridCol w:w="4675"/>
-        <w:gridCol w:w="4675"/>
+        <w:gridCol w:w="4680"/>
+        <w:gridCol w:w="270"/>
+        <w:gridCol w:w="4688"/>
       </w:tblGrid>
       <w:tr>
         <w:tc>
           <w:tcPr>
-            <w:tcW w:w="4675" w:type="dxa"/>
-          </w:tcPr>
-          <w:p>
-            <w:pPr>
-              <w:rPr>
-                <w:rFonts w:eastAsia="Verdana"/>
-                <w:sz w:val="24"/>
-                <w:szCs w:val="24"/>
-              </w:rPr>
-            </w:pPr>
-            <w:r>
-              <w:rPr>
-                <w:rFonts w:eastAsia="Verdana"/>
-                <w:sz w:val="24"/>
-                <w:szCs w:val="24"/>
-              </w:rPr>
-              <w:t>I certify that to the best of my knowledge, the principal had the capacity to execute the power of attorney, is alive, and has not revoked the power of attorney; that my powers as agent have not been altered or terminated; and that the power of attorney remains in full force and effect.</w:t>
-            </w:r>
-          </w:p>
-          <w:p>
-            <w:pPr>
-              <w:rPr>
-                <w:rFonts w:eastAsia="Verdana"/>
-                <w:sz w:val="24"/>
-                <w:szCs w:val="24"/>
-              </w:rPr>
-            </w:pPr>
-          </w:p>
-          <w:p>
-            <w:pPr>
-              <w:rPr>
-                <w:rFonts w:eastAsia="Verdana"/>
-                <w:sz w:val="24"/>
-                <w:szCs w:val="24"/>
-              </w:rPr>
-            </w:pPr>
-            <w:r>
-              <w:rPr>
-                <w:rFonts w:eastAsia="Verdana"/>
-                <w:sz w:val="24"/>
-                <w:szCs w:val="24"/>
-              </w:rPr>
-              <w:t>I accept appointment as agent under this power of attorney.</w:t>
-            </w:r>
-          </w:p>
-          <w:p>
-            <w:pPr>
-              <w:rPr>
-                <w:rFonts w:eastAsia="Verdana"/>
-                <w:sz w:val="24"/>
-                <w:szCs w:val="24"/>
-              </w:rPr>
-            </w:pPr>
-          </w:p>
-          <w:p>
-            <w:pPr>
-              <w:rPr>
-                <w:rFonts w:eastAsia="Verdana"/>
-                <w:sz w:val="24"/>
-                <w:szCs w:val="24"/>
-              </w:rPr>
-            </w:pPr>
-            <w:r>
-              <w:rPr>
-                <w:rFonts w:eastAsia="Verdana"/>
-                <w:sz w:val="24"/>
-                <w:szCs w:val="24"/>
-              </w:rPr>
-              <w:t>This certification and acceptance is made under penalty of perjury.*</w:t>
-            </w:r>
-          </w:p>
-        </w:tc>
-        <w:tc>
-          <w:tcPr>
-            <w:tcW w:w="4675" w:type="dxa"/>
-          </w:tcPr>
-          <w:p>
-            <w:pPr>
-              <w:rPr>
-                <w:rFonts w:eastAsia="Verdana"/>
-                <w:sz w:val="24"/>
-                <w:szCs w:val="24"/>
-              </w:rPr>
-            </w:pPr>
-            <w:r>
-              <w:rPr>
-                <w:rFonts w:eastAsia="Verdana"/>
-                <w:sz w:val="24"/>
-                <w:szCs w:val="24"/>
-              </w:rPr>
-              <w:t>Certifico que, según mi leal saber y entender, el otorgante tenía la capacidad para otorgar el poder notarial, está vivo y no lo ha revocado; que mis facultades como agente no han sido modificadas ni han terminado; y que el poder notarial sigue en pleno vigor y efecto.</w:t>
-            </w:r>
-          </w:p>
-          <w:p>
-            <w:pPr>
-              <w:rPr>
-                <w:rFonts w:eastAsia="Verdana"/>
-                <w:sz w:val="24"/>
-                <w:szCs w:val="24"/>
-              </w:rPr>
-            </w:pPr>
-          </w:p>
-          <w:p>
-            <w:pPr>
-              <w:rPr>
-                <w:rFonts w:eastAsia="Verdana"/>
-                <w:sz w:val="24"/>
-                <w:szCs w:val="24"/>
-              </w:rPr>
-            </w:pPr>
-          </w:p>
-          <w:p>
-            <w:pPr>
-              <w:rPr>
-                <w:rFonts w:eastAsia="Verdana"/>
-                <w:sz w:val="24"/>
-                <w:szCs w:val="24"/>
-              </w:rPr>
-            </w:pPr>
-            <w:r>
-              <w:rPr>
-                <w:rFonts w:eastAsia="Verdana"/>
-                <w:sz w:val="24"/>
-                <w:szCs w:val="24"/>
-              </w:rPr>
-              <w:t>Acepto mi designación como agente bajo este poder notarial.</w:t>
-            </w:r>
-          </w:p>
-          <w:p>
-            <w:pPr>
-              <w:rPr>
-                <w:rFonts w:eastAsia="Verdana"/>
-                <w:sz w:val="24"/>
-                <w:szCs w:val="24"/>
-              </w:rPr>
-            </w:pPr>
-          </w:p>
-          <w:p>
-            <w:pPr>
-              <w:rPr>
-                <w:rFonts w:eastAsia="Verdana"/>
-                <w:sz w:val="24"/>
-                <w:szCs w:val="24"/>
-              </w:rPr>
-            </w:pPr>
-            <w:r>
-              <w:rPr>
-                <w:rFonts w:eastAsia="Verdana"/>
-                <w:sz w:val="24"/>
-                <w:szCs w:val="24"/>
-              </w:rPr>
-              <w:t>Esta certificación y aceptación se hacen bajo pena de perjurio.*</w:t>
+            <w:tcW w:w="4680" w:type="dxa"/>
+            <w:tcBorders>
+              <w:bottom w:val="single" w:sz="4" w:space="0" w:color="auto"/>
+            </w:tcBorders>
+          </w:tcPr>
+          <w:p>
+            <w:pPr>
+              <w:keepLines/>
+              <w:rPr>
+                <w:rFonts w:eastAsia="Verdana"/>
+              </w:rPr>
+            </w:pPr>
+          </w:p>
+        </w:tc>
+        <w:tc>
+          <w:tcPr>
+            <w:tcW w:w="270" w:type="dxa"/>
+          </w:tcPr>
+          <w:p>
+            <w:pPr>
+              <w:keepLines/>
+              <w:rPr>
+                <w:rFonts w:eastAsia="Verdana"/>
+              </w:rPr>
+            </w:pPr>
+          </w:p>
+        </w:tc>
+        <w:tc>
+          <w:tcPr>
+            <w:tcW w:w="4688" w:type="dxa"/>
+            <w:tcBorders>
+              <w:bottom w:val="single" w:sz="4" w:space="0" w:color="auto"/>
+            </w:tcBorders>
+          </w:tcPr>
+          <w:p>
+            <w:pPr>
+              <w:keepLines/>
+              <w:rPr>
+                <w:rFonts w:eastAsia="Verdana"/>
+              </w:rPr>
+            </w:pPr>
+          </w:p>
+        </w:tc>
+      </w:tr>
+      <w:tr>
+        <w:tc>
+          <w:tcPr>
+            <w:tcW w:w="4680" w:type="dxa"/>
+            <w:tcBorders>
+              <w:top w:val="single" w:sz="4" w:space="0" w:color="auto"/>
+            </w:tcBorders>
+          </w:tcPr>
+          <w:p>
+            <w:pPr>
+              <w:keepLines/>
+              <w:rPr>
+                <w:rFonts w:eastAsia="Verdana"/>
+              </w:rPr>
+            </w:pPr>
+            <w:r>
+              <w:rPr>
+                <w:rFonts w:eastAsia="Verdana"/>
+              </w:rPr>
+              <w:t xml:space="preserve">Agent signature / </w:t>
+            </w:r>
+            <w:r>
+              <w:rPr>
+                <w:rFonts w:eastAsia="Verdana"/>
+                <w:i/>
+                <w:iCs/>
+              </w:rPr>
+              <w:t>Firma del agente</w:t>
+            </w:r>
+          </w:p>
+        </w:tc>
+        <w:tc>
+          <w:tcPr>
+            <w:tcW w:w="270" w:type="dxa"/>
+          </w:tcPr>
+          <w:p>
+            <w:pPr>
+              <w:keepLines/>
+              <w:rPr>
+                <w:rFonts w:eastAsia="Verdana"/>
+              </w:rPr>
+            </w:pPr>
+          </w:p>
+        </w:tc>
+        <w:tc>
+          <w:tcPr>
+            <w:tcW w:w="4688" w:type="dxa"/>
+            <w:tcBorders>
+              <w:top w:val="single" w:sz="4" w:space="0" w:color="auto"/>
+            </w:tcBorders>
+          </w:tcPr>
+          <w:p>
+            <w:pPr>
+              <w:keepLines/>
+              <w:rPr>
+                <w:rFonts w:eastAsia="Verdana"/>
+              </w:rPr>
+            </w:pPr>
+            <w:r>
+              <w:rPr>
+                <w:rFonts w:eastAsia="Verdana"/>
+              </w:rPr>
+              <w:t xml:space="preserve">Agent printed name / </w:t>
+            </w:r>
+            <w:r>
+              <w:rPr>
+                <w:rFonts w:eastAsia="Verdana"/>
+                <w:i/>
+                <w:iCs/>
+              </w:rPr>
+              <w:t>Nombre del agente en letra de molde</w:t>
             </w:r>
           </w:p>
         </w:tc>
@@ -12154,52 +12083,40 @@
     </w:tbl>
     <w:p>
       <w:pPr>
-        <w:rPr>
-          <w:rFonts w:eastAsia="Verdana"/>
-          <w:sz w:val="24"/>
-          <w:szCs w:val="24"/>
-        </w:rPr>
-      </w:pPr>
-    </w:p>
-    <w:p>
-      <w:pPr>
-        <w:keepNext/>
         <w:keepLines/>
         <w:rPr>
           <w:rFonts w:eastAsia="Verdana"/>
-          <w:sz w:val="24"/>
-          <w:szCs w:val="24"/>
-        </w:rPr>
-      </w:pPr>
-      <w:r>
-        <w:rPr>
-          <w:rFonts w:eastAsia="Verdana"/>
-          <w:sz w:val="24"/>
-          <w:szCs w:val="24"/>
-        </w:rPr>
-        <w:t>Agent signature</w:t>
-      </w:r>
-      <w:r>
-        <w:rPr>
-          <w:rFonts w:eastAsia="Verdana"/>
-          <w:sz w:val="24"/>
-          <w:szCs w:val="24"/>
+        </w:rPr>
+      </w:pPr>
+    </w:p>
+    <w:p>
+      <w:pPr>
+        <w:keepLines/>
+        <w:rPr>
+          <w:rFonts w:eastAsia="Verdana"/>
+        </w:rPr>
+      </w:pPr>
+      <w:r>
+        <w:rPr>
+          <w:rFonts w:eastAsia="Verdana"/>
+        </w:rPr>
+        <w:t>Agent address</w:t>
+      </w:r>
+      <w:r>
+        <w:rPr>
+          <w:rFonts w:eastAsia="Verdana"/>
         </w:rPr>
         <w:t xml:space="preserve"> </w:t>
       </w:r>
       <w:r>
         <w:rPr>
           <w:rFonts w:eastAsia="Verdana"/>
-          <w:sz w:val="24"/>
-          <w:szCs w:val="24"/>
         </w:rPr>
         <w:t>/</w:t>
       </w:r>
       <w:r>
         <w:rPr>
           <w:rFonts w:eastAsia="Verdana"/>
-          <w:sz w:val="24"/>
-          <w:szCs w:val="24"/>
         </w:rPr>
         <w:t xml:space="preserve"> </w:t>
       </w:r>
@@ -12208,18 +12125,14 @@
           <w:rFonts w:eastAsia="Verdana"/>
           <w:i/>
           <w:iCs/>
-          <w:sz w:val="24"/>
-          <w:szCs w:val="24"/>
-        </w:rPr>
-        <w:t>Firma del agente</w:t>
-      </w:r>
-      <w:r>
-        <w:rPr>
-          <w:rFonts w:eastAsia="Verdana"/>
-          <w:sz w:val="24"/>
-          <w:szCs w:val="24"/>
-        </w:rPr>
-        <w:t xml:space="preserve">: _____________________________________________________________ </w:t>
+        </w:rPr>
+        <w:t>Dirección del agente</w:t>
+      </w:r>
+      <w:r>
+        <w:rPr>
+          <w:rFonts w:eastAsia="Verdana"/>
+        </w:rPr>
+        <w:t xml:space="preserve">: </w:t>
       </w:r>
     </w:p>
     <w:p>
@@ -12227,49 +12140,63 @@
         <w:keepLines/>
         <w:rPr>
           <w:rFonts w:eastAsia="Verdana"/>
-          <w:sz w:val="24"/>
-          <w:szCs w:val="24"/>
-        </w:rPr>
-      </w:pPr>
+        </w:rPr>
+      </w:pPr>
+      <w:r>
+        <w:rPr>
+          <w:rFonts w:eastAsia="Verdana"/>
+        </w:rPr>
+        <w:t>________________________________________________________</w:t>
+      </w:r>
+      <w:r>
+        <w:rPr>
+          <w:rFonts w:eastAsia="Verdana"/>
+        </w:rPr>
+        <w:t>________________</w:t>
+      </w:r>
+      <w:r>
+        <w:rPr>
+          <w:rFonts w:eastAsia="Verdana"/>
+        </w:rPr>
+        <w:t>__</w:t>
+      </w:r>
     </w:p>
     <w:p>
       <w:pPr>
         <w:keepLines/>
         <w:rPr>
           <w:rFonts w:eastAsia="Verdana"/>
-          <w:sz w:val="24"/>
-          <w:szCs w:val="24"/>
-        </w:rPr>
-      </w:pPr>
-      <w:r>
-        <w:rPr>
-          <w:rFonts w:eastAsia="Verdana"/>
-          <w:sz w:val="24"/>
-          <w:szCs w:val="24"/>
-        </w:rPr>
-        <w:t>Agent printed name</w:t>
-      </w:r>
-      <w:r>
-        <w:rPr>
-          <w:rFonts w:eastAsia="Verdana"/>
-          <w:sz w:val="24"/>
-          <w:szCs w:val="24"/>
+        </w:rPr>
+      </w:pPr>
+    </w:p>
+    <w:p>
+      <w:pPr>
+        <w:keepLines/>
+        <w:rPr>
+          <w:rFonts w:eastAsia="Verdana"/>
+        </w:rPr>
+      </w:pPr>
+      <w:r>
+        <w:rPr>
+          <w:rFonts w:eastAsia="Verdana"/>
+        </w:rPr>
+        <w:t>Dated</w:t>
+      </w:r>
+      <w:r>
+        <w:rPr>
+          <w:rFonts w:eastAsia="Verdana"/>
         </w:rPr>
         <w:t xml:space="preserve"> </w:t>
       </w:r>
       <w:r>
         <w:rPr>
           <w:rFonts w:eastAsia="Verdana"/>
-          <w:sz w:val="24"/>
-          <w:szCs w:val="24"/>
         </w:rPr>
         <w:t>/</w:t>
       </w:r>
       <w:r>
         <w:rPr>
           <w:rFonts w:eastAsia="Verdana"/>
-          <w:sz w:val="24"/>
-          <w:szCs w:val="24"/>
         </w:rPr>
         <w:t xml:space="preserve"> </w:t>
       </w:r>
@@ -12278,18 +12205,14 @@
           <w:rFonts w:eastAsia="Verdana"/>
           <w:i/>
           <w:iCs/>
-          <w:sz w:val="24"/>
-          <w:szCs w:val="24"/>
-        </w:rPr>
-        <w:t>Nombre del agente en letra de molde</w:t>
-      </w:r>
-      <w:r>
-        <w:rPr>
-          <w:rFonts w:eastAsia="Verdana"/>
-          <w:sz w:val="24"/>
-          <w:szCs w:val="24"/>
-        </w:rPr>
-        <w:t>: _____________________________________________________________</w:t>
+        </w:rPr>
+        <w:t>Fecha</w:t>
+      </w:r>
+      <w:r>
+        <w:rPr>
+          <w:rFonts w:eastAsia="Verdana"/>
+        </w:rPr>
+        <w:t>: ________________________________________________</w:t>
       </w:r>
     </w:p>
     <w:p>
@@ -12297,174 +12220,13 @@
         <w:keepLines/>
         <w:rPr>
           <w:rFonts w:eastAsia="Verdana"/>
-          <w:sz w:val="24"/>
-          <w:szCs w:val="24"/>
-        </w:rPr>
-      </w:pPr>
-    </w:p>
-    <w:p>
-      <w:pPr>
-        <w:keepLines/>
-        <w:rPr>
-          <w:rFonts w:eastAsia="Verdana"/>
-          <w:sz w:val="24"/>
-          <w:szCs w:val="24"/>
-        </w:rPr>
-      </w:pPr>
-      <w:r>
-        <w:rPr>
-          <w:rFonts w:eastAsia="Verdana"/>
-          <w:sz w:val="24"/>
-          <w:szCs w:val="24"/>
-        </w:rPr>
-        <w:t>Agent address</w:t>
-      </w:r>
-      <w:r>
-        <w:rPr>
-          <w:rFonts w:eastAsia="Verdana"/>
-          <w:sz w:val="24"/>
-          <w:szCs w:val="24"/>
-        </w:rPr>
-        <w:t xml:space="preserve"> </w:t>
-      </w:r>
-      <w:r>
-        <w:rPr>
-          <w:rFonts w:eastAsia="Verdana"/>
-          <w:sz w:val="24"/>
-          <w:szCs w:val="24"/>
-        </w:rPr>
-        <w:t>/</w:t>
-      </w:r>
-      <w:r>
-        <w:rPr>
-          <w:rFonts w:eastAsia="Verdana"/>
-          <w:sz w:val="24"/>
-          <w:szCs w:val="24"/>
-        </w:rPr>
-        <w:t xml:space="preserve"> </w:t>
-      </w:r>
-      <w:r>
-        <w:rPr>
-          <w:rFonts w:eastAsia="Verdana"/>
-          <w:i/>
-          <w:iCs/>
-          <w:sz w:val="24"/>
-          <w:szCs w:val="24"/>
-        </w:rPr>
-        <w:t>Dirección del agente</w:t>
-      </w:r>
-      <w:r>
-        <w:rPr>
-          <w:rFonts w:eastAsia="Verdana"/>
-          <w:sz w:val="24"/>
-          <w:szCs w:val="24"/>
-        </w:rPr>
-        <w:t xml:space="preserve">: </w:t>
-      </w:r>
-    </w:p>
-    <w:p>
-      <w:pPr>
-        <w:keepLines/>
-        <w:rPr>
-          <w:rFonts w:eastAsia="Verdana"/>
-          <w:sz w:val="24"/>
-          <w:szCs w:val="24"/>
-        </w:rPr>
-      </w:pPr>
-      <w:r>
-        <w:rPr>
-          <w:rFonts w:eastAsia="Verdana"/>
-          <w:sz w:val="24"/>
-          <w:szCs w:val="24"/>
-        </w:rPr>
-        <w:lastRenderedPageBreak/>
-        <w:t>_____________________________________________________________</w:t>
-      </w:r>
-    </w:p>
-    <w:p>
-      <w:pPr>
-        <w:keepLines/>
-        <w:rPr>
-          <w:rFonts w:eastAsia="Verdana"/>
-          <w:sz w:val="24"/>
-          <w:szCs w:val="24"/>
-        </w:rPr>
-      </w:pPr>
-    </w:p>
-    <w:p>
-      <w:pPr>
-        <w:keepLines/>
-        <w:rPr>
-          <w:rFonts w:eastAsia="Verdana"/>
-          <w:sz w:val="24"/>
-          <w:szCs w:val="24"/>
-        </w:rPr>
-      </w:pPr>
-      <w:r>
-        <w:rPr>
-          <w:rFonts w:eastAsia="Verdana"/>
-          <w:sz w:val="24"/>
-          <w:szCs w:val="24"/>
-        </w:rPr>
-        <w:t>Dated</w:t>
-      </w:r>
-      <w:r>
-        <w:rPr>
-          <w:rFonts w:eastAsia="Verdana"/>
-          <w:sz w:val="24"/>
-          <w:szCs w:val="24"/>
-        </w:rPr>
-        <w:t xml:space="preserve"> </w:t>
-      </w:r>
-      <w:r>
-        <w:rPr>
-          <w:rFonts w:eastAsia="Verdana"/>
-          <w:sz w:val="24"/>
-          <w:szCs w:val="24"/>
-        </w:rPr>
-        <w:t>/</w:t>
-      </w:r>
-      <w:r>
-        <w:rPr>
-          <w:rFonts w:eastAsia="Verdana"/>
-          <w:sz w:val="24"/>
-          <w:szCs w:val="24"/>
-        </w:rPr>
-        <w:t xml:space="preserve"> </w:t>
-      </w:r>
-      <w:r>
-        <w:rPr>
-          <w:rFonts w:eastAsia="Verdana"/>
-          <w:i/>
-          <w:iCs/>
-          <w:sz w:val="24"/>
-          <w:szCs w:val="24"/>
-        </w:rPr>
-        <w:t>Fecha</w:t>
-      </w:r>
-      <w:r>
-        <w:rPr>
-          <w:rFonts w:eastAsia="Verdana"/>
-          <w:sz w:val="24"/>
-          <w:szCs w:val="24"/>
-        </w:rPr>
-        <w:t>: ________________________________________________</w:t>
-      </w:r>
-    </w:p>
-    <w:p>
-      <w:pPr>
-        <w:keepLines/>
-        <w:rPr>
-          <w:rFonts w:eastAsia="Verdana"/>
-          <w:sz w:val="24"/>
-          <w:szCs w:val="24"/>
         </w:rPr>
       </w:pPr>
     </w:p>
     <w:tbl>
       <w:tblPr>
         <w:tblStyle w:val="TableGrid"/>
-        <w:tblW w:w="0" w:type="auto"/>
+        <w:tblW w:w="9720" w:type="dxa"/>
         <w:tblBorders>
           <w:top w:val="none" w:sz="0" w:space="0" w:color="auto"/>
           <w:left w:val="none" w:sz="0" w:space="0" w:color="auto"/>
@@ -12476,28 +12238,24 @@
         <w:tblLook w:val="04A0" w:firstRow="1" w:lastRow="0" w:firstColumn="1" w:lastColumn="0" w:noHBand="0" w:noVBand="1"/>
       </w:tblPr>
       <w:tblGrid>
-        <w:gridCol w:w="4675"/>
-        <w:gridCol w:w="4675"/>
+        <w:gridCol w:w="4950"/>
+        <w:gridCol w:w="4770"/>
       </w:tblGrid>
       <w:tr>
         <w:tc>
           <w:tcPr>
-            <w:tcW w:w="4675" w:type="dxa"/>
+            <w:tcW w:w="4950" w:type="dxa"/>
           </w:tcPr>
           <w:p>
             <w:pPr>
               <w:keepLines/>
               <w:rPr>
                 <w:rFonts w:eastAsia="Verdana"/>
-                <w:sz w:val="24"/>
-                <w:szCs w:val="24"/>
-              </w:rPr>
-            </w:pPr>
-            <w:r>
-              <w:rPr>
-                <w:rFonts w:eastAsia="Verdana"/>
-                <w:sz w:val="24"/>
-                <w:szCs w:val="24"/>
+              </w:rPr>
+            </w:pPr>
+            <w:r>
+              <w:rPr>
+                <w:rFonts w:eastAsia="Verdana"/>
               </w:rPr>
               <w:t>*(NOTE: Perjury is defined in Section 32-2 of the Criminal Code of 2012, and is a Class 3 felony.)</w:t>
             </w:r>
@@ -12505,7 +12263,7 @@
         </w:tc>
         <w:tc>
           <w:tcPr>
-            <w:tcW w:w="4675" w:type="dxa"/>
+            <w:tcW w:w="4770" w:type="dxa"/>
           </w:tcPr>
           <w:p>
             <w:pPr>
@@ -12514,17 +12272,13 @@
                 <w:rFonts w:eastAsia="Verdana"/>
                 <w:i/>
                 <w:iCs/>
-                <w:sz w:val="24"/>
-                <w:szCs w:val="24"/>
-              </w:rPr>
-            </w:pPr>
-            <w:r>
-              <w:rPr>
-                <w:rFonts w:eastAsia="Verdana"/>
-                <w:i/>
-                <w:iCs/>
-                <w:sz w:val="24"/>
-                <w:szCs w:val="24"/>
+              </w:rPr>
+            </w:pPr>
+            <w:r>
+              <w:rPr>
+                <w:rFonts w:eastAsia="Verdana"/>
+                <w:i/>
+                <w:iCs/>
               </w:rPr>
               <w:t>*(AVISO: El perjurio se define en la Sección 32-2 del Código Penal de 2012 y es un delito grave de Clase 3.)*</w:t>
             </w:r>
@@ -12539,8 +12293,6 @@
           <w:rFonts w:eastAsia="Verdana"/>
           <w:b/>
           <w:bCs/>
-          <w:sz w:val="24"/>
-          <w:szCs w:val="24"/>
           <w:u w:val="single"/>
         </w:rPr>
       </w:pPr>
@@ -12548,9 +12300,9 @@
     <w:sectPr>
       <w:type w:val="continuous"/>
       <w:pgSz w:w="12240" w:h="15840"/>
-      <w:pgMar w:top="1152" w:right="1440" w:bottom="1152" w:left="1440" w:header="720" w:footer="720" w:gutter="0"/>
+      <w:pgMar w:top="1152" w:right="1152" w:bottom="1152" w:left="1152" w:header="720" w:footer="720" w:gutter="0"/>
       <w:cols w:space="720" w:equalWidth="0">
-        <w:col w:w="9360" w:space="0"/>
+        <w:col w:w="9648" w:space="0"/>
       </w:cols>
     </w:sectPr>
   </w:body>
@@ -13465,7 +13217,7 @@
       </w:r>
     </w:p>
   </w:comment>
-  <w:comment w:id="14" w:author="Matthew Newsted" w:date="2026-06-10T08:47:00Z" w:initials="MN">
+  <w:comment w:id="14" w:author="Matthew Newsted" w:date="2026-06-10T08:46:00Z" w:initials="MN">
     <w:p>
       <w:pPr>
         <w:pStyle w:val="CommentText"/>
@@ -13537,7 +13289,7 @@
       </w:r>
     </w:p>
   </w:comment>
-  <w:comment w:id="15" w:author="Matthew Newsted" w:date="2026-06-10T08:47:00Z" w:initials="MN">
+  <w:comment w:id="15" w:author="Matthew Newsted" w:date="2026-06-10T08:46:00Z" w:initials="MN">
     <w:p>
       <w:pPr>
         <w:pStyle w:val="CommentText"/>
@@ -13626,10 +13378,10 @@
   <w15:commentEx w15:paraId="2F4912BD" w15:done="1"/>
   <w15:commentEx w15:paraId="734E688B" w15:done="1"/>
   <w15:commentEx w15:paraId="271367E2" w15:done="1"/>
-  <w15:commentEx w15:paraId="15D2AE0A" w15:done="1"/>
-  <w15:commentEx w15:paraId="7DCA4BF7" w15:done="1"/>
-  <w15:commentEx w15:paraId="3ABA8622" w15:done="1"/>
-  <w15:commentEx w15:paraId="03D0C73F" w15:done="1"/>
+  <w15:commentEx w15:paraId="359A8F1B" w15:done="1"/>
+  <w15:commentEx w15:paraId="57125E41" w15:done="1"/>
+  <w15:commentEx w15:paraId="3DC86745" w15:done="1"/>
+  <w15:commentEx w15:paraId="48C5CBC0" w15:done="1"/>
 </w15:commentsEx>
 </file>
 
@@ -13647,10 +13399,10 @@
   <w16cex:commentExtensible w16cex:durableId="64729B3B" w16cex:dateUtc="2026-06-10T13:46:00Z"/>
   <w16cex:commentExtensible w16cex:durableId="6ECDF9C8" w16cex:dateUtc="2026-06-10T13:46:00Z"/>
   <w16cex:commentExtensible w16cex:durableId="7BF74118" w16cex:dateUtc="2026-06-10T13:46:00Z"/>
-  <w16cex:commentExtensible w16cex:durableId="27482C6B" w16cex:dateUtc="2026-06-10T13:46:00Z"/>
-  <w16cex:commentExtensible w16cex:durableId="7CC39266" w16cex:dateUtc="2026-06-10T13:46:00Z"/>
-  <w16cex:commentExtensible w16cex:durableId="5A30067D" w16cex:dateUtc="2026-06-10T13:47:00Z"/>
-  <w16cex:commentExtensible w16cex:durableId="7703641E" w16cex:dateUtc="2026-06-10T13:47:00Z"/>
+  <w16cex:commentExtensible w16cex:durableId="576F69A0" w16cex:dateUtc="2026-06-10T13:46:00Z"/>
+  <w16cex:commentExtensible w16cex:durableId="4E04A28A" w16cex:dateUtc="2026-06-10T13:46:00Z"/>
+  <w16cex:commentExtensible w16cex:durableId="64D22CC9" w16cex:dateUtc="2026-06-10T13:46:00Z"/>
+  <w16cex:commentExtensible w16cex:durableId="35F1912F" w16cex:dateUtc="2026-06-10T13:46:00Z"/>
 </w16cex:commentsExtensible>
 </file>
 
@@ -13668,10 +13420,10 @@
   <w16cid:commentId w16cid:paraId="2F4912BD" w16cid:durableId="64729B3B"/>
   <w16cid:commentId w16cid:paraId="734E688B" w16cid:durableId="6ECDF9C8"/>
   <w16cid:commentId w16cid:paraId="271367E2" w16cid:durableId="7BF74118"/>
-  <w16cid:commentId w16cid:paraId="15D2AE0A" w16cid:durableId="27482C6B"/>
-  <w16cid:commentId w16cid:paraId="7DCA4BF7" w16cid:durableId="7CC39266"/>
-  <w16cid:commentId w16cid:paraId="3ABA8622" w16cid:durableId="5A30067D"/>
-  <w16cid:commentId w16cid:paraId="03D0C73F" w16cid:durableId="7703641E"/>
+  <w16cid:commentId w16cid:paraId="359A8F1B" w16cid:durableId="576F69A0"/>
+  <w16cid:commentId w16cid:paraId="57125E41" w16cid:durableId="4E04A28A"/>
+  <w16cid:commentId w16cid:paraId="3DC86745" w16cid:durableId="64D22CC9"/>
+  <w16cid:commentId w16cid:paraId="48C5CBC0" w16cid:durableId="35F1912F"/>
 </w16cid:commentsIds>
 </file>
 
@@ -15764,7 +15516,7 @@
   <w:style w:type="paragraph" w:default="1" w:styleId="Normal">
     <w:name w:val="Normal"/>
     <w:qFormat/>
-    <w:rsid w:val="00964D52"/>
+    <w:rsid w:val="00773EE5"/>
   </w:style>
   <w:style w:type="paragraph" w:styleId="Heading1">
     <w:name w:val="heading 1"/>
